--- a/Lesson_01_Core_Architecture.docx
+++ b/Lesson_01_Core_Architecture.docx
@@ -2,24 +2,7 @@
 <file path=word/document.xml><?xml version="1.0" encoding="utf-8"?>
 <w:document xmlns:w="http://schemas.openxmlformats.org/wordprocessingml/2006/main" xmlns:m="http://schemas.openxmlformats.org/officeDocument/2006/math" xmlns:r="http://schemas.openxmlformats.org/officeDocument/2006/relationships" xmlns:o="urn:schemas-microsoft-com:office:office" xmlns:v="urn:schemas-microsoft-com:vml" xmlns:w10="urn:schemas-microsoft-com:office:word" xmlns:a="http://schemas.openxmlformats.org/drawingml/2006/main" xmlns:pic="http://schemas.openxmlformats.org/drawingml/2006/picture" xmlns:wp="http://schemas.openxmlformats.org/drawingml/2006/wordprocessingDrawing">
   <w:body>
-    <w:bookmarkStart w:id="23" w:name="the-acts-of-mar-yukhannan"/>
-    <w:p>
-      <w:pPr>
-        <w:pStyle w:val="Heading1"/>
-      </w:pPr>
-      <w:r>
-        <w:t xml:space="preserve">The Acts of Mar Yukhannan</w:t>
-      </w:r>
-    </w:p>
-    <w:p>
-      <w:pPr>
-        <w:pStyle w:val="FirstParagraph"/>
-      </w:pPr>
-      <w:r>
-        <w:t xml:space="preserve">An Immersive Syriac Language Course</w:t>
-      </w:r>
-    </w:p>
-    <w:bookmarkStart w:id="22" w:name="lesson-1"/>
+    <w:bookmarkStart w:id="32" w:name="lesson-1"/>
     <w:p>
       <w:pPr>
         <w:pStyle w:val="Heading2"/>
@@ -28,35 +11,13 @@
         <w:t xml:space="preserve">LESSON 1</w:t>
       </w:r>
     </w:p>
-    <w:bookmarkStart w:id="21" w:name="X01b149763bbc0035494dc4c6f3256863a1a2870"/>
+    <w:bookmarkStart w:id="31" w:name="X01b149763bbc0035494dc4c6f3256863a1a2870"/>
     <w:p>
       <w:pPr>
         <w:pStyle w:val="Heading3"/>
       </w:pPr>
       <w:r>
         <w:t xml:space="preserve">The Core Architecture: Nouns, Pronouns, and Verbless Clauses</w:t>
-      </w:r>
-    </w:p>
-    <w:p>
-      <w:pPr>
-        <w:pStyle w:val="FirstParagraph"/>
-      </w:pPr>
-      <w:r>
-        <w:rPr>
-          <w:i/>
-          <w:iCs/>
-        </w:rPr>
-        <w:t xml:space="preserve">Estrangela script · Transliteration · English translation</w:t>
-      </w:r>
-      <w:r>
-        <w:t xml:space="preserve"> </w:t>
-      </w:r>
-      <w:r>
-        <w:rPr>
-          <w:i/>
-          <w:iCs/>
-        </w:rPr>
-        <w:t xml:space="preserve">Greek · Latin · Arabic · Hebrew cross-references throughout</w:t>
       </w:r>
     </w:p>
     <w:p>
@@ -66,7 +27,7 @@
         </w:pict>
       </w:r>
     </w:p>
-    <w:bookmarkStart w:id="9" w:name="section-1-introduction-and-warm-up"/>
+    <w:bookmarkStart w:id="20" w:name="section-1-introduction-and-warm-up"/>
     <w:p>
       <w:pPr>
         <w:pStyle w:val="Heading4"/>
@@ -86,9 +47,11 @@
         </w:rPr>
         <w:t xml:space="preserve">Quick Summary</w:t>
       </w:r>
-      <w:r>
-        <w:t xml:space="preserve"> </w:t>
-      </w:r>
+    </w:p>
+    <w:p>
+      <w:pPr>
+        <w:pStyle w:val="BodyText"/>
+      </w:pPr>
       <w:r>
         <w:t xml:space="preserve">Welcome to Syriac, the dialect of Aramaic that became the literary language of Middle Eastern Christianity from the 2nd to the 8th centuries. Before diving into verbs or complex syntax, we must lay the foundation of the language: the alphabet, nouns, and how to string them together to make a sentence.</w:t>
       </w:r>
@@ -134,7 +97,13 @@
         <w:t xml:space="preserve"> </w:t>
       </w:r>
       <w:r>
-        <w:t xml:space="preserve">“states”</w:t>
+        <w:t xml:space="preserve">“</w:t>
+      </w:r>
+      <w:r>
+        <w:t xml:space="preserve">states</w:t>
+      </w:r>
+      <w:r>
+        <w:t xml:space="preserve">”</w:t>
       </w:r>
       <w:r>
         <w:t xml:space="preserve"> </w:t>
@@ -162,7 +131,13 @@
         <w:t xml:space="preserve">: The default form of a Syriac noun. It ends in an Alaph (ܐ) and historically signaled the definite article (</w:t>
       </w:r>
       <w:r>
-        <w:t xml:space="preserve">“the”</w:t>
+        <w:t xml:space="preserve">“</w:t>
+      </w:r>
+      <w:r>
+        <w:t xml:space="preserve">the</w:t>
+      </w:r>
+      <w:r>
+        <w:t xml:space="preserve">”</w:t>
       </w:r>
       <w:r>
         <w:t xml:space="preserve">), though in classical Syriac it is the standard dictionary form.</w:t>
@@ -179,584 +154,17 @@
         </w:rPr>
         <w:t xml:space="preserve">5-Question Baseline Drill</w:t>
       </w:r>
-      <w:r>
-        <w:t xml:space="preserve"> </w:t>
-      </w:r>
+    </w:p>
+    <w:p>
+      <w:pPr>
+        <w:pStyle w:val="BodyText"/>
+      </w:pPr>
       <w:r>
         <w:rPr>
           <w:i/>
           <w:iCs/>
         </w:rPr>
         <w:t xml:space="preserve">(Since this is Lesson 1, these questions reflect general Semitic language principles to prime your existing knowledge. Answers are in Section 9).</w:t>
-      </w:r>
-      <w:r>
-        <w:t xml:space="preserve"> </w:t>
-      </w:r>
-      <w:r>
-        <w:t xml:space="preserve">1. Semitic languages are built on root systems. How many consonants typically make up a root?</w:t>
-      </w:r>
-      <w:r>
-        <w:t xml:space="preserve"> </w:t>
-      </w:r>
-      <w:r>
-        <w:t xml:space="preserve">2. Looking closely at the script, in which direction is Syriac written?</w:t>
-      </w:r>
-      <w:r>
-        <w:t xml:space="preserve"> </w:t>
-      </w:r>
-      <w:r>
-        <w:t xml:space="preserve">3. What is a</w:t>
-      </w:r>
-      <w:r>
-        <w:t xml:space="preserve"> </w:t>
-      </w:r>
-      <w:r>
-        <w:t xml:space="preserve">“verbless clause”</w:t>
-      </w:r>
-      <w:r>
-        <w:t xml:space="preserve"> </w:t>
-      </w:r>
-      <w:r>
-        <w:t xml:space="preserve">in Hebrew or Arabic?</w:t>
-      </w:r>
-      <w:r>
-        <w:t xml:space="preserve"> </w:t>
-      </w:r>
-      <w:r>
-        <w:t xml:space="preserve">4. What consonant do you think represents the</w:t>
-      </w:r>
-      <w:r>
-        <w:t xml:space="preserve"> </w:t>
-      </w:r>
-      <w:r>
-        <w:t xml:space="preserve">‘Alaph’</w:t>
-      </w:r>
-      <w:r>
-        <w:t xml:space="preserve"> </w:t>
-      </w:r>
-      <w:r>
-        <w:t xml:space="preserve">(the first letter)?</w:t>
-      </w:r>
-      <w:r>
-        <w:t xml:space="preserve"> </w:t>
-      </w:r>
-      <w:r>
-        <w:t xml:space="preserve">5. If the Hebrew word for</w:t>
-      </w:r>
-      <w:r>
-        <w:t xml:space="preserve"> </w:t>
-      </w:r>
-      <w:r>
-        <w:t xml:space="preserve">“king”</w:t>
-      </w:r>
-      <w:r>
-        <w:t xml:space="preserve"> </w:t>
-      </w:r>
-      <w:r>
-        <w:t xml:space="preserve">is</w:t>
-      </w:r>
-      <w:r>
-        <w:t xml:space="preserve"> </w:t>
-      </w:r>
-      <w:r>
-        <w:rPr>
-          <w:i/>
-          <w:iCs/>
-        </w:rPr>
-        <w:t xml:space="preserve">melek</w:t>
-      </w:r>
-      <w:r>
-        <w:t xml:space="preserve"> </w:t>
-      </w:r>
-      <w:r>
-        <w:t xml:space="preserve">and Arabic is</w:t>
-      </w:r>
-      <w:r>
-        <w:t xml:space="preserve"> </w:t>
-      </w:r>
-      <w:r>
-        <w:rPr>
-          <w:i/>
-          <w:iCs/>
-        </w:rPr>
-        <w:t xml:space="preserve">malik</w:t>
-      </w:r>
-      <w:r>
-        <w:t xml:space="preserve">, what do you hypothesize the Aramaic/Syriac root consonants might be?</w:t>
-      </w:r>
-    </w:p>
-    <w:p>
-      <w:r>
-        <w:pict>
-          <v:rect style="width:0;height:1.5pt" o:hralign="center" o:hrstd="t" o:hr="t"/>
-        </w:pict>
-      </w:r>
-    </w:p>
-    <w:bookmarkEnd w:id="9"/>
-    <w:bookmarkStart w:id="10" w:name="section-2-core-architecture-overview"/>
-    <w:p>
-      <w:pPr>
-        <w:pStyle w:val="Heading4"/>
-      </w:pPr>
-      <w:r>
-        <w:t xml:space="preserve">Section 2: Core Architecture — Overview</w:t>
-      </w:r>
-    </w:p>
-    <w:p>
-      <w:pPr>
-        <w:pStyle w:val="FirstParagraph"/>
-      </w:pPr>
-      <w:r>
-        <w:t xml:space="preserve">One of the most striking differences between Indo-European languages (Greek, Latin, English) and Semitic ones (Hebrew, Arabic, Syriac) is syntax and the copula (</w:t>
-      </w:r>
-      <w:r>
-        <w:t xml:space="preserve">“to be”</w:t>
-      </w:r>
-      <w:r>
-        <w:t xml:space="preserve">).</w:t>
-      </w:r>
-    </w:p>
-    <w:p>
-      <w:pPr>
-        <w:pStyle w:val="BodyText"/>
-      </w:pPr>
-      <w:r>
-        <w:t xml:space="preserve">In English, we say</w:t>
-      </w:r>
-      <w:r>
-        <w:t xml:space="preserve"> </w:t>
-      </w:r>
-      <w:r>
-        <w:t xml:space="preserve">“God</w:t>
-      </w:r>
-      <w:r>
-        <w:t xml:space="preserve"> </w:t>
-      </w:r>
-      <w:r>
-        <w:rPr>
-          <w:b/>
-          <w:bCs/>
-        </w:rPr>
-        <w:t xml:space="preserve">is</w:t>
-      </w:r>
-      <w:r>
-        <w:t xml:space="preserve"> </w:t>
-      </w:r>
-      <w:r>
-        <w:t xml:space="preserve">good.”</w:t>
-      </w:r>
-      <w:r>
-        <w:t xml:space="preserve"> </w:t>
-      </w:r>
-      <w:r>
-        <w:t xml:space="preserve">In Greek,</w:t>
-      </w:r>
-      <w:r>
-        <w:t xml:space="preserve"> </w:t>
-      </w:r>
-      <w:r>
-        <w:t xml:space="preserve">“ὁ θεὸς ἀγαθός</w:t>
-      </w:r>
-      <w:r>
-        <w:t xml:space="preserve"> </w:t>
-      </w:r>
-      <w:r>
-        <w:rPr>
-          <w:b/>
-          <w:bCs/>
-        </w:rPr>
-        <w:t xml:space="preserve">ἐστιν</w:t>
-      </w:r>
-      <w:r>
-        <w:t xml:space="preserve">.”</w:t>
-      </w:r>
-      <w:r>
-        <w:t xml:space="preserve"> </w:t>
-      </w:r>
-      <w:r>
-        <w:t xml:space="preserve">We require a verb to link the subject to its predicate.</w:t>
-      </w:r>
-      <w:r>
-        <w:t xml:space="preserve"> </w:t>
-      </w:r>
-      <w:r>
-        <w:t xml:space="preserve">In Syriac, as in Hebrew and Arabic, the</w:t>
-      </w:r>
-      <w:r>
-        <w:t xml:space="preserve"> </w:t>
-      </w:r>
-      <w:r>
-        <w:t xml:space="preserve">“is”</w:t>
-      </w:r>
-      <w:r>
-        <w:t xml:space="preserve"> </w:t>
-      </w:r>
-      <w:r>
-        <w:t xml:space="preserve">functions implicitly. You simply place two nouns, or a noun and an adjective, next to one another.</w:t>
-      </w:r>
-    </w:p>
-    <w:p>
-      <w:pPr>
-        <w:pStyle w:val="BlockText"/>
-      </w:pPr>
-      <w:r>
-        <w:rPr>
-          <w:b/>
-          <w:bCs/>
-        </w:rPr>
-        <w:t xml:space="preserve">Alāhā ṭābā</w:t>
-      </w:r>
-      <w:r>
-        <w:t xml:space="preserve"> </w:t>
-      </w:r>
-      <w:r>
-        <w:t xml:space="preserve">= God [is] good.</w:t>
-      </w:r>
-    </w:p>
-    <w:p>
-      <w:pPr>
-        <w:pStyle w:val="FirstParagraph"/>
-      </w:pPr>
-      <w:r>
-        <w:rPr>
-          <w:b/>
-          <w:bCs/>
-        </w:rPr>
-        <w:t xml:space="preserve">Cross-Linguistic Comparison: The Definite Article</w:t>
-      </w:r>
-      <w:r>
-        <w:t xml:space="preserve"> </w:t>
-      </w:r>
-      <w:r>
-        <w:t xml:space="preserve">Another major shift is how Syriac handles</w:t>
-      </w:r>
-      <w:r>
-        <w:t xml:space="preserve"> </w:t>
-      </w:r>
-      <w:r>
-        <w:t xml:space="preserve">“the”</w:t>
-      </w:r>
-      <w:r>
-        <w:t xml:space="preserve">.</w:t>
-      </w:r>
-      <w:r>
-        <w:t xml:space="preserve"> </w:t>
-      </w:r>
-      <w:r>
-        <w:t xml:space="preserve">*</w:t>
-      </w:r>
-      <w:r>
-        <w:t xml:space="preserve"> </w:t>
-      </w:r>
-      <w:r>
-        <w:rPr>
-          <w:b/>
-          <w:bCs/>
-        </w:rPr>
-        <w:t xml:space="preserve">Hebrew</w:t>
-      </w:r>
-      <w:r>
-        <w:t xml:space="preserve"> </w:t>
-      </w:r>
-      <w:r>
-        <w:t xml:space="preserve">uses a prefix: הַמֶּלֶךְ (</w:t>
-      </w:r>
-      <w:r>
-        <w:rPr>
-          <w:i/>
-          <w:iCs/>
-        </w:rPr>
-        <w:t xml:space="preserve">ha-melek</w:t>
-      </w:r>
-      <w:r>
-        <w:t xml:space="preserve">,</w:t>
-      </w:r>
-      <w:r>
-        <w:t xml:space="preserve"> </w:t>
-      </w:r>
-      <w:r>
-        <w:t xml:space="preserve">“the king”</w:t>
-      </w:r>
-      <w:r>
-        <w:t xml:space="preserve">).</w:t>
-      </w:r>
-      <w:r>
-        <w:t xml:space="preserve"> </w:t>
-      </w:r>
-      <w:r>
-        <w:t xml:space="preserve">*</w:t>
-      </w:r>
-      <w:r>
-        <w:t xml:space="preserve"> </w:t>
-      </w:r>
-      <w:r>
-        <w:rPr>
-          <w:b/>
-          <w:bCs/>
-        </w:rPr>
-        <w:t xml:space="preserve">Arabic</w:t>
-      </w:r>
-      <w:r>
-        <w:t xml:space="preserve"> </w:t>
-      </w:r>
-      <w:r>
-        <w:t xml:space="preserve">uses a prefix: الملك (</w:t>
-      </w:r>
-      <w:r>
-        <w:rPr>
-          <w:i/>
-          <w:iCs/>
-        </w:rPr>
-        <w:t xml:space="preserve">al-malik</w:t>
-      </w:r>
-      <w:r>
-        <w:t xml:space="preserve">,</w:t>
-      </w:r>
-      <w:r>
-        <w:t xml:space="preserve"> </w:t>
-      </w:r>
-      <w:r>
-        <w:t xml:space="preserve">“the king”</w:t>
-      </w:r>
-      <w:r>
-        <w:t xml:space="preserve">).</w:t>
-      </w:r>
-      <w:r>
-        <w:t xml:space="preserve"> </w:t>
-      </w:r>
-      <w:r>
-        <w:t xml:space="preserve">*</w:t>
-      </w:r>
-      <w:r>
-        <w:t xml:space="preserve"> </w:t>
-      </w:r>
-      <w:r>
-        <w:rPr>
-          <w:b/>
-          <w:bCs/>
-        </w:rPr>
-        <w:t xml:space="preserve">Greek</w:t>
-      </w:r>
-      <w:r>
-        <w:t xml:space="preserve"> </w:t>
-      </w:r>
-      <w:r>
-        <w:t xml:space="preserve">uses a separate word: ὁ βασιλεύς (</w:t>
-      </w:r>
-      <w:r>
-        <w:rPr>
-          <w:i/>
-          <w:iCs/>
-        </w:rPr>
-        <w:t xml:space="preserve">ho basileus</w:t>
-      </w:r>
-      <w:r>
-        <w:t xml:space="preserve">,</w:t>
-      </w:r>
-      <w:r>
-        <w:t xml:space="preserve"> </w:t>
-      </w:r>
-      <w:r>
-        <w:t xml:space="preserve">“the king”</w:t>
-      </w:r>
-      <w:r>
-        <w:t xml:space="preserve">).</w:t>
-      </w:r>
-      <w:r>
-        <w:t xml:space="preserve"> </w:t>
-      </w:r>
-      <w:r>
-        <w:t xml:space="preserve">*</w:t>
-      </w:r>
-      <w:r>
-        <w:t xml:space="preserve"> </w:t>
-      </w:r>
-      <w:r>
-        <w:rPr>
-          <w:b/>
-          <w:bCs/>
-        </w:rPr>
-        <w:t xml:space="preserve">Syriac</w:t>
-      </w:r>
-      <w:r>
-        <w:t xml:space="preserve"> </w:t>
-      </w:r>
-      <w:r>
-        <w:t xml:space="preserve">originally used a</w:t>
-      </w:r>
-      <w:r>
-        <w:t xml:space="preserve"> </w:t>
-      </w:r>
-      <w:r>
-        <w:rPr>
-          <w:b/>
-          <w:bCs/>
-        </w:rPr>
-        <w:t xml:space="preserve">suffix</w:t>
-      </w:r>
-      <w:r>
-        <w:t xml:space="preserve"> </w:t>
-      </w:r>
-      <w:r>
-        <w:t xml:space="preserve">(the Emphatic State Alaph: ܐ). Over time, this state became the default form. Thus,</w:t>
-      </w:r>
-      <w:r>
-        <w:t xml:space="preserve"> </w:t>
-      </w:r>
-      <w:r>
-        <w:rPr>
-          <w:i/>
-          <w:iCs/>
-        </w:rPr>
-        <w:t xml:space="preserve">malkā</w:t>
-      </w:r>
-      <w:r>
-        <w:t xml:space="preserve"> </w:t>
-      </w:r>
-      <w:r>
-        <w:t xml:space="preserve">(ܡܠܟܐ) can mean</w:t>
-      </w:r>
-      <w:r>
-        <w:t xml:space="preserve"> </w:t>
-      </w:r>
-      <w:r>
-        <w:t xml:space="preserve">“a king”</w:t>
-      </w:r>
-      <w:r>
-        <w:t xml:space="preserve"> </w:t>
-      </w:r>
-      <w:r>
-        <w:t xml:space="preserve">or</w:t>
-      </w:r>
-      <w:r>
-        <w:t xml:space="preserve"> </w:t>
-      </w:r>
-      <w:r>
-        <w:t xml:space="preserve">“the king”</w:t>
-      </w:r>
-      <w:r>
-        <w:t xml:space="preserve"> </w:t>
-      </w:r>
-      <w:r>
-        <w:t xml:space="preserve">depending on context, but it is structurally the emphatic, determinate form.</w:t>
-      </w:r>
-    </w:p>
-    <w:p>
-      <w:r>
-        <w:pict>
-          <v:rect style="width:0;height:1.5pt" o:hralign="center" o:hrstd="t" o:hr="t"/>
-        </w:pict>
-      </w:r>
-    </w:p>
-    <w:bookmarkEnd w:id="10"/>
-    <w:bookmarkStart w:id="11" w:name="section-3-pronouns-and-particles"/>
-    <w:p>
-      <w:pPr>
-        <w:pStyle w:val="Heading4"/>
-      </w:pPr>
-      <w:r>
-        <w:t xml:space="preserve">Section 3: Pronouns and Particles</w:t>
-      </w:r>
-    </w:p>
-    <w:p>
-      <w:pPr>
-        <w:pStyle w:val="FirstParagraph"/>
-      </w:pPr>
-      <w:r>
-        <w:rPr>
-          <w:b/>
-          <w:bCs/>
-        </w:rPr>
-        <w:t xml:space="preserve">1. Independent Personal Pronouns</w:t>
-      </w:r>
-      <w:r>
-        <w:t xml:space="preserve"> </w:t>
-      </w:r>
-      <w:r>
-        <w:t xml:space="preserve">Pronouns stand alone as the subject of a sentence. They distinguish gender in the 2nd and 3rd persons (unlike English</w:t>
-      </w:r>
-      <w:r>
-        <w:t xml:space="preserve"> </w:t>
-      </w:r>
-      <w:r>
-        <w:t xml:space="preserve">“you”</w:t>
-      </w:r>
-      <w:r>
-        <w:t xml:space="preserve"> </w:t>
-      </w:r>
-      <w:r>
-        <w:t xml:space="preserve">or</w:t>
-      </w:r>
-      <w:r>
-        <w:t xml:space="preserve"> </w:t>
-      </w:r>
-      <w:r>
-        <w:t xml:space="preserve">“they”</w:t>
-      </w:r>
-      <w:r>
-        <w:t xml:space="preserve">).</w:t>
-      </w:r>
-    </w:p>
-    <w:p>
-      <w:pPr>
-        <w:pStyle w:val="BodyText"/>
-      </w:pPr>
-      <w:r>
-        <w:rPr>
-          <w:b/>
-          <w:bCs/>
-        </w:rPr>
-        <w:t xml:space="preserve">2. The Particles</w:t>
-      </w:r>
-      <w:r>
-        <w:rPr>
-          <w:b/>
-          <w:bCs/>
-        </w:rPr>
-        <w:t xml:space="preserve"> </w:t>
-      </w:r>
-      <w:r>
-        <w:rPr>
-          <w:rStyle w:val="VerbatimChar"/>
-          <w:b/>
-          <w:bCs/>
-        </w:rPr>
-        <w:t xml:space="preserve">d-</w:t>
-      </w:r>
-      <w:r>
-        <w:rPr>
-          <w:b/>
-          <w:bCs/>
-        </w:rPr>
-        <w:t xml:space="preserve"> </w:t>
-      </w:r>
-      <w:r>
-        <w:rPr>
-          <w:b/>
-          <w:bCs/>
-        </w:rPr>
-        <w:t xml:space="preserve">and</w:t>
-      </w:r>
-      <w:r>
-        <w:rPr>
-          <w:b/>
-          <w:bCs/>
-        </w:rPr>
-        <w:t xml:space="preserve"> </w:t>
-      </w:r>
-      <w:r>
-        <w:rPr>
-          <w:rStyle w:val="VerbatimChar"/>
-          <w:b/>
-          <w:bCs/>
-        </w:rPr>
-        <w:t xml:space="preserve">l-</w:t>
-      </w:r>
-      <w:r>
-        <w:t xml:space="preserve"> </w:t>
-      </w:r>
-      <w:r>
-        <w:t xml:space="preserve">Syriac relies heavily on tiny prepositions that attach directly to the front of the next word.</w:t>
       </w:r>
     </w:p>
     <w:p>
@@ -768,155 +176,7 @@
         </w:numPr>
       </w:pPr>
       <w:r>
-        <w:rPr>
-          <w:b/>
-          <w:bCs/>
-        </w:rPr>
-        <w:t xml:space="preserve">The Relative Particle</w:t>
-      </w:r>
-      <w:r>
-        <w:rPr>
-          <w:b/>
-          <w:bCs/>
-        </w:rPr>
-        <w:t xml:space="preserve"> </w:t>
-      </w:r>
-      <w:r>
-        <w:rPr>
-          <w:rStyle w:val="VerbatimChar"/>
-          <w:b/>
-          <w:bCs/>
-        </w:rPr>
-        <w:t xml:space="preserve">d-</w:t>
-      </w:r>
-      <w:r>
-        <w:rPr>
-          <w:b/>
-          <w:bCs/>
-        </w:rPr>
-        <w:t xml:space="preserve"> </w:t>
-      </w:r>
-      <w:r>
-        <w:rPr>
-          <w:b/>
-          <w:bCs/>
-        </w:rPr>
-        <w:t xml:space="preserve">(ܕ)</w:t>
-      </w:r>
-      <w:r>
-        <w:t xml:space="preserve">: This acts like the English</w:t>
-      </w:r>
-      <w:r>
-        <w:t xml:space="preserve"> </w:t>
-      </w:r>
-      <w:r>
-        <w:t xml:space="preserve">“of”</w:t>
-      </w:r>
-      <w:r>
-        <w:t xml:space="preserve">,</w:t>
-      </w:r>
-      <w:r>
-        <w:t xml:space="preserve"> </w:t>
-      </w:r>
-      <w:r>
-        <w:t xml:space="preserve">“which”</w:t>
-      </w:r>
-      <w:r>
-        <w:t xml:space="preserve">,</w:t>
-      </w:r>
-      <w:r>
-        <w:t xml:space="preserve"> </w:t>
-      </w:r>
-      <w:r>
-        <w:t xml:space="preserve">“who”</w:t>
-      </w:r>
-      <w:r>
-        <w:t xml:space="preserve">, or</w:t>
-      </w:r>
-      <w:r>
-        <w:t xml:space="preserve"> </w:t>
-      </w:r>
-      <w:r>
-        <w:t xml:space="preserve">“that”</w:t>
-      </w:r>
-      <w:r>
-        <w:t xml:space="preserve">. It defines relationships and possession.</w:t>
-      </w:r>
-    </w:p>
-    <w:p>
-      <w:pPr>
-        <w:pStyle w:val="Compact"/>
-        <w:numPr>
-          <w:ilvl w:val="1"/>
-          <w:numId w:val="1003"/>
-        </w:numPr>
-      </w:pPr>
-      <w:r>
-        <w:rPr>
-          <w:i/>
-          <w:iCs/>
-        </w:rPr>
-        <w:t xml:space="preserve">Malkūttā d-Alāhā</w:t>
-      </w:r>
-      <w:r>
-        <w:t xml:space="preserve"> </w:t>
-      </w:r>
-      <w:r>
-        <w:t xml:space="preserve">(The kingdom</w:t>
-      </w:r>
-      <w:r>
-        <w:t xml:space="preserve"> </w:t>
-      </w:r>
-      <w:r>
-        <w:rPr>
-          <w:b/>
-          <w:bCs/>
-        </w:rPr>
-        <w:t xml:space="preserve">of</w:t>
-      </w:r>
-      <w:r>
-        <w:t xml:space="preserve"> </w:t>
-      </w:r>
-      <w:r>
-        <w:t xml:space="preserve">God)</w:t>
-      </w:r>
-    </w:p>
-    <w:p>
-      <w:pPr>
-        <w:pStyle w:val="Compact"/>
-        <w:numPr>
-          <w:ilvl w:val="1"/>
-          <w:numId w:val="1003"/>
-        </w:numPr>
-      </w:pPr>
-      <w:r>
-        <w:rPr>
-          <w:i/>
-          <w:iCs/>
-        </w:rPr>
-        <w:t xml:space="preserve">Nūhrā d-ṭābā</w:t>
-      </w:r>
-      <w:r>
-        <w:t xml:space="preserve"> </w:t>
-      </w:r>
-      <w:r>
-        <w:t xml:space="preserve">(The light</w:t>
-      </w:r>
-      <w:r>
-        <w:t xml:space="preserve"> </w:t>
-      </w:r>
-      <w:r>
-        <w:rPr>
-          <w:b/>
-          <w:bCs/>
-        </w:rPr>
-        <w:t xml:space="preserve">which</w:t>
-      </w:r>
-      <w:r>
-        <w:t xml:space="preserve"> </w:t>
-      </w:r>
-      <w:r>
-        <w:t xml:space="preserve">is good)</w:t>
+        <w:t xml:space="preserve">Semitic languages are built on root systems. How many consonants typically make up a root?</w:t>
       </w:r>
     </w:p>
     <w:p>
@@ -928,11 +188,626 @@
         </w:numPr>
       </w:pPr>
       <w:r>
+        <w:t xml:space="preserve">Looking closely at the script, in which direction is Syriac written?</w:t>
+      </w:r>
+    </w:p>
+    <w:p>
+      <w:pPr>
+        <w:pStyle w:val="Compact"/>
+        <w:numPr>
+          <w:ilvl w:val="0"/>
+          <w:numId w:val="1002"/>
+        </w:numPr>
+      </w:pPr>
+      <w:r>
+        <w:t xml:space="preserve">What is a</w:t>
+      </w:r>
+      <w:r>
+        <w:t xml:space="preserve"> </w:t>
+      </w:r>
+      <w:r>
+        <w:t xml:space="preserve">“</w:t>
+      </w:r>
+      <w:r>
+        <w:t xml:space="preserve">verbless clause</w:t>
+      </w:r>
+      <w:r>
+        <w:t xml:space="preserve">”</w:t>
+      </w:r>
+      <w:r>
+        <w:t xml:space="preserve"> </w:t>
+      </w:r>
+      <w:r>
+        <w:t xml:space="preserve">in Hebrew or Arabic?</w:t>
+      </w:r>
+    </w:p>
+    <w:p>
+      <w:pPr>
+        <w:pStyle w:val="Compact"/>
+        <w:numPr>
+          <w:ilvl w:val="0"/>
+          <w:numId w:val="1002"/>
+        </w:numPr>
+      </w:pPr>
+      <w:r>
+        <w:t xml:space="preserve">What consonant do you think represents the</w:t>
+      </w:r>
+      <w:r>
+        <w:t xml:space="preserve"> </w:t>
+      </w:r>
+      <w:r>
+        <w:t xml:space="preserve">‘</w:t>
+      </w:r>
+      <w:r>
+        <w:t xml:space="preserve">Alaph</w:t>
+      </w:r>
+      <w:r>
+        <w:t xml:space="preserve">’</w:t>
+      </w:r>
+      <w:r>
+        <w:t xml:space="preserve"> </w:t>
+      </w:r>
+      <w:r>
+        <w:t xml:space="preserve">(the first letter)?</w:t>
+      </w:r>
+    </w:p>
+    <w:p>
+      <w:pPr>
+        <w:pStyle w:val="Compact"/>
+        <w:numPr>
+          <w:ilvl w:val="0"/>
+          <w:numId w:val="1002"/>
+        </w:numPr>
+      </w:pPr>
+      <w:r>
+        <w:t xml:space="preserve">If the Hebrew word for</w:t>
+      </w:r>
+      <w:r>
+        <w:t xml:space="preserve"> </w:t>
+      </w:r>
+      <w:r>
+        <w:t xml:space="preserve">“</w:t>
+      </w:r>
+      <w:r>
+        <w:t xml:space="preserve">king</w:t>
+      </w:r>
+      <w:r>
+        <w:t xml:space="preserve">”</w:t>
+      </w:r>
+      <w:r>
+        <w:t xml:space="preserve"> </w:t>
+      </w:r>
+      <w:r>
+        <w:t xml:space="preserve">is</w:t>
+      </w:r>
+      <w:r>
+        <w:t xml:space="preserve"> </w:t>
+      </w:r>
+      <w:r>
+        <w:rPr>
+          <w:i/>
+          <w:iCs/>
+        </w:rPr>
+        <w:t xml:space="preserve">melek</w:t>
+      </w:r>
+      <w:r>
+        <w:t xml:space="preserve"> </w:t>
+      </w:r>
+      <w:r>
+        <w:t xml:space="preserve">and Arabic is</w:t>
+      </w:r>
+      <w:r>
+        <w:t xml:space="preserve"> </w:t>
+      </w:r>
+      <w:r>
+        <w:rPr>
+          <w:i/>
+          <w:iCs/>
+        </w:rPr>
+        <w:t xml:space="preserve">malik</w:t>
+      </w:r>
+      <w:r>
+        <w:t xml:space="preserve">, what do you hypothesize the Aramaic/Syriac root consonants might be?</w:t>
+      </w:r>
+    </w:p>
+    <w:p>
+      <w:r>
+        <w:pict>
+          <v:rect style="width:0;height:1.5pt" o:hralign="center" o:hrstd="t" o:hr="t"/>
+        </w:pict>
+      </w:r>
+    </w:p>
+    <w:bookmarkEnd w:id="20"/>
+    <w:bookmarkStart w:id="21" w:name="section-2-core-architecture-overview"/>
+    <w:p>
+      <w:pPr>
+        <w:pStyle w:val="Heading4"/>
+      </w:pPr>
+      <w:r>
+        <w:t xml:space="preserve">Section 2: Core Architecture — Overview</w:t>
+      </w:r>
+    </w:p>
+    <w:p>
+      <w:pPr>
+        <w:pStyle w:val="FirstParagraph"/>
+      </w:pPr>
+      <w:r>
+        <w:t xml:space="preserve">One of the most striking differences between Indo-European languages (Greek, Latin, English) and Semitic ones (Hebrew, Arabic, Syriac) is syntax and the copula (</w:t>
+      </w:r>
+      <w:r>
+        <w:t xml:space="preserve">“</w:t>
+      </w:r>
+      <w:r>
+        <w:t xml:space="preserve">to be</w:t>
+      </w:r>
+      <w:r>
+        <w:t xml:space="preserve">”</w:t>
+      </w:r>
+      <w:r>
+        <w:t xml:space="preserve">).</w:t>
+      </w:r>
+    </w:p>
+    <w:p>
+      <w:pPr>
+        <w:pStyle w:val="BodyText"/>
+      </w:pPr>
+      <w:r>
+        <w:t xml:space="preserve">In English, we say</w:t>
+      </w:r>
+      <w:r>
+        <w:t xml:space="preserve"> </w:t>
+      </w:r>
+      <w:r>
+        <w:t xml:space="preserve">“</w:t>
+      </w:r>
+      <w:r>
+        <w:t xml:space="preserve">God</w:t>
+      </w:r>
+      <w:r>
+        <w:t xml:space="preserve"> </w:t>
+      </w:r>
+      <w:r>
         <w:rPr>
           <w:b/>
           <w:bCs/>
         </w:rPr>
-        <w:t xml:space="preserve">The Preposition</w:t>
+        <w:t xml:space="preserve">is</w:t>
+      </w:r>
+      <w:r>
+        <w:t xml:space="preserve"> </w:t>
+      </w:r>
+      <w:r>
+        <w:t xml:space="preserve">good.</w:t>
+      </w:r>
+      <w:r>
+        <w:t xml:space="preserve">”</w:t>
+      </w:r>
+      <w:r>
+        <w:t xml:space="preserve"> </w:t>
+      </w:r>
+      <w:r>
+        <w:t xml:space="preserve">In Greek,</w:t>
+      </w:r>
+      <w:r>
+        <w:t xml:space="preserve"> </w:t>
+      </w:r>
+      <w:r>
+        <w:t xml:space="preserve">“</w:t>
+      </w:r>
+      <w:r>
+        <w:t xml:space="preserve">ὁ θεὸς ἀγαθός</w:t>
+      </w:r>
+      <w:r>
+        <w:t xml:space="preserve"> </w:t>
+      </w:r>
+      <w:r>
+        <w:rPr>
+          <w:b/>
+          <w:bCs/>
+        </w:rPr>
+        <w:t xml:space="preserve">ἐστιν</w:t>
+      </w:r>
+      <w:r>
+        <w:t xml:space="preserve">.</w:t>
+      </w:r>
+      <w:r>
+        <w:t xml:space="preserve">”</w:t>
+      </w:r>
+      <w:r>
+        <w:t xml:space="preserve"> </w:t>
+      </w:r>
+      <w:r>
+        <w:t xml:space="preserve">We require a verb to link the subject to its predicate.</w:t>
+      </w:r>
+      <w:r>
+        <w:t xml:space="preserve"> </w:t>
+      </w:r>
+      <w:r>
+        <w:t xml:space="preserve">In Syriac, as in Hebrew and Arabic, the</w:t>
+      </w:r>
+      <w:r>
+        <w:t xml:space="preserve"> </w:t>
+      </w:r>
+      <w:r>
+        <w:t xml:space="preserve">“</w:t>
+      </w:r>
+      <w:r>
+        <w:t xml:space="preserve">is</w:t>
+      </w:r>
+      <w:r>
+        <w:t xml:space="preserve">”</w:t>
+      </w:r>
+      <w:r>
+        <w:t xml:space="preserve"> </w:t>
+      </w:r>
+      <w:r>
+        <w:t xml:space="preserve">functions implicitly. You simply place two nouns, or a noun and an adjective, next to one another.</w:t>
+      </w:r>
+    </w:p>
+    <w:p>
+      <w:pPr>
+        <w:pStyle w:val="BlockText"/>
+      </w:pPr>
+      <w:r>
+        <w:rPr>
+          <w:b/>
+          <w:bCs/>
+        </w:rPr>
+        <w:t xml:space="preserve">Alāhā ṭābā</w:t>
+      </w:r>
+      <w:r>
+        <w:t xml:space="preserve"> </w:t>
+      </w:r>
+      <w:r>
+        <w:t xml:space="preserve">= God [is] good.</w:t>
+      </w:r>
+    </w:p>
+    <w:p>
+      <w:pPr>
+        <w:pStyle w:val="FirstParagraph"/>
+      </w:pPr>
+      <w:r>
+        <w:rPr>
+          <w:b/>
+          <w:bCs/>
+        </w:rPr>
+        <w:t xml:space="preserve">Cross-Linguistic Comparison: The Definite Article</w:t>
+      </w:r>
+    </w:p>
+    <w:p>
+      <w:pPr>
+        <w:pStyle w:val="BodyText"/>
+      </w:pPr>
+      <w:r>
+        <w:t xml:space="preserve">Another major shift is how Syriac handles</w:t>
+      </w:r>
+      <w:r>
+        <w:t xml:space="preserve"> </w:t>
+      </w:r>
+      <w:r>
+        <w:t xml:space="preserve">“</w:t>
+      </w:r>
+      <w:r>
+        <w:t xml:space="preserve">the</w:t>
+      </w:r>
+      <w:r>
+        <w:t xml:space="preserve">”</w:t>
+      </w:r>
+      <w:r>
+        <w:t xml:space="preserve">.</w:t>
+      </w:r>
+    </w:p>
+    <w:p>
+      <w:pPr>
+        <w:pStyle w:val="Compact"/>
+        <w:numPr>
+          <w:ilvl w:val="0"/>
+          <w:numId w:val="1003"/>
+        </w:numPr>
+      </w:pPr>
+      <w:r>
+        <w:rPr>
+          <w:b/>
+          <w:bCs/>
+        </w:rPr>
+        <w:t xml:space="preserve">Hebrew</w:t>
+      </w:r>
+      <w:r>
+        <w:t xml:space="preserve"> </w:t>
+      </w:r>
+      <w:r>
+        <w:t xml:space="preserve">uses a prefix: הַמֶּלֶךְ (</w:t>
+      </w:r>
+      <w:r>
+        <w:rPr>
+          <w:i/>
+          <w:iCs/>
+        </w:rPr>
+        <w:t xml:space="preserve">ha-melek</w:t>
+      </w:r>
+      <w:r>
+        <w:t xml:space="preserve">,</w:t>
+      </w:r>
+      <w:r>
+        <w:t xml:space="preserve"> </w:t>
+      </w:r>
+      <w:r>
+        <w:t xml:space="preserve">“</w:t>
+      </w:r>
+      <w:r>
+        <w:t xml:space="preserve">the king</w:t>
+      </w:r>
+      <w:r>
+        <w:t xml:space="preserve">”</w:t>
+      </w:r>
+      <w:r>
+        <w:t xml:space="preserve">).</w:t>
+      </w:r>
+    </w:p>
+    <w:p>
+      <w:pPr>
+        <w:pStyle w:val="Compact"/>
+        <w:numPr>
+          <w:ilvl w:val="0"/>
+          <w:numId w:val="1003"/>
+        </w:numPr>
+      </w:pPr>
+      <w:r>
+        <w:rPr>
+          <w:b/>
+          <w:bCs/>
+        </w:rPr>
+        <w:t xml:space="preserve">Arabic</w:t>
+      </w:r>
+      <w:r>
+        <w:t xml:space="preserve"> </w:t>
+      </w:r>
+      <w:r>
+        <w:t xml:space="preserve">uses a prefix: الملك (</w:t>
+      </w:r>
+      <w:r>
+        <w:rPr>
+          <w:i/>
+          <w:iCs/>
+        </w:rPr>
+        <w:t xml:space="preserve">al-malik</w:t>
+      </w:r>
+      <w:r>
+        <w:t xml:space="preserve">,</w:t>
+      </w:r>
+      <w:r>
+        <w:t xml:space="preserve"> </w:t>
+      </w:r>
+      <w:r>
+        <w:t xml:space="preserve">“</w:t>
+      </w:r>
+      <w:r>
+        <w:t xml:space="preserve">the king</w:t>
+      </w:r>
+      <w:r>
+        <w:t xml:space="preserve">”</w:t>
+      </w:r>
+      <w:r>
+        <w:t xml:space="preserve">).</w:t>
+      </w:r>
+    </w:p>
+    <w:p>
+      <w:pPr>
+        <w:pStyle w:val="Compact"/>
+        <w:numPr>
+          <w:ilvl w:val="0"/>
+          <w:numId w:val="1003"/>
+        </w:numPr>
+      </w:pPr>
+      <w:r>
+        <w:rPr>
+          <w:b/>
+          <w:bCs/>
+        </w:rPr>
+        <w:t xml:space="preserve">Greek</w:t>
+      </w:r>
+      <w:r>
+        <w:t xml:space="preserve"> </w:t>
+      </w:r>
+      <w:r>
+        <w:t xml:space="preserve">uses a separate word: ὁ βασιλεύς (</w:t>
+      </w:r>
+      <w:r>
+        <w:rPr>
+          <w:i/>
+          <w:iCs/>
+        </w:rPr>
+        <w:t xml:space="preserve">ho basileus</w:t>
+      </w:r>
+      <w:r>
+        <w:t xml:space="preserve">,</w:t>
+      </w:r>
+      <w:r>
+        <w:t xml:space="preserve"> </w:t>
+      </w:r>
+      <w:r>
+        <w:t xml:space="preserve">“</w:t>
+      </w:r>
+      <w:r>
+        <w:t xml:space="preserve">the king</w:t>
+      </w:r>
+      <w:r>
+        <w:t xml:space="preserve">”</w:t>
+      </w:r>
+      <w:r>
+        <w:t xml:space="preserve">).</w:t>
+      </w:r>
+    </w:p>
+    <w:p>
+      <w:pPr>
+        <w:pStyle w:val="Compact"/>
+        <w:numPr>
+          <w:ilvl w:val="0"/>
+          <w:numId w:val="1003"/>
+        </w:numPr>
+      </w:pPr>
+      <w:r>
+        <w:rPr>
+          <w:b/>
+          <w:bCs/>
+        </w:rPr>
+        <w:t xml:space="preserve">Syriac</w:t>
+      </w:r>
+      <w:r>
+        <w:t xml:space="preserve"> </w:t>
+      </w:r>
+      <w:r>
+        <w:t xml:space="preserve">originally used a</w:t>
+      </w:r>
+      <w:r>
+        <w:t xml:space="preserve"> </w:t>
+      </w:r>
+      <w:r>
+        <w:rPr>
+          <w:b/>
+          <w:bCs/>
+        </w:rPr>
+        <w:t xml:space="preserve">suffix</w:t>
+      </w:r>
+      <w:r>
+        <w:t xml:space="preserve"> </w:t>
+      </w:r>
+      <w:r>
+        <w:t xml:space="preserve">(the Emphatic State Alaph: ܐ). Over time, this state became the default form. Thus,</w:t>
+      </w:r>
+      <w:r>
+        <w:t xml:space="preserve"> </w:t>
+      </w:r>
+      <w:r>
+        <w:rPr>
+          <w:i/>
+          <w:iCs/>
+        </w:rPr>
+        <w:t xml:space="preserve">malkā</w:t>
+      </w:r>
+      <w:r>
+        <w:t xml:space="preserve"> </w:t>
+      </w:r>
+      <w:r>
+        <w:t xml:space="preserve">(ܡܠܟܐ) can mean</w:t>
+      </w:r>
+      <w:r>
+        <w:t xml:space="preserve"> </w:t>
+      </w:r>
+      <w:r>
+        <w:t xml:space="preserve">“</w:t>
+      </w:r>
+      <w:r>
+        <w:t xml:space="preserve">a king</w:t>
+      </w:r>
+      <w:r>
+        <w:t xml:space="preserve">”</w:t>
+      </w:r>
+      <w:r>
+        <w:t xml:space="preserve"> </w:t>
+      </w:r>
+      <w:r>
+        <w:t xml:space="preserve">or</w:t>
+      </w:r>
+      <w:r>
+        <w:t xml:space="preserve"> </w:t>
+      </w:r>
+      <w:r>
+        <w:t xml:space="preserve">“</w:t>
+      </w:r>
+      <w:r>
+        <w:t xml:space="preserve">the king</w:t>
+      </w:r>
+      <w:r>
+        <w:t xml:space="preserve">”</w:t>
+      </w:r>
+      <w:r>
+        <w:t xml:space="preserve"> </w:t>
+      </w:r>
+      <w:r>
+        <w:t xml:space="preserve">depending on context, but it is structurally the emphatic, determinate form.</w:t>
+      </w:r>
+    </w:p>
+    <w:p>
+      <w:r>
+        <w:pict>
+          <v:rect style="width:0;height:1.5pt" o:hralign="center" o:hrstd="t" o:hr="t"/>
+        </w:pict>
+      </w:r>
+    </w:p>
+    <w:bookmarkEnd w:id="21"/>
+    <w:bookmarkStart w:id="22" w:name="section-3-pronouns-and-particles"/>
+    <w:p>
+      <w:pPr>
+        <w:pStyle w:val="Heading4"/>
+      </w:pPr>
+      <w:r>
+        <w:t xml:space="preserve">Section 3: Pronouns and Particles</w:t>
+      </w:r>
+    </w:p>
+    <w:p>
+      <w:pPr>
+        <w:pStyle w:val="FirstParagraph"/>
+      </w:pPr>
+      <w:r>
+        <w:rPr>
+          <w:b/>
+          <w:bCs/>
+        </w:rPr>
+        <w:t xml:space="preserve">1. Independent Personal Pronouns</w:t>
+      </w:r>
+    </w:p>
+    <w:p>
+      <w:pPr>
+        <w:pStyle w:val="BodyText"/>
+      </w:pPr>
+      <w:r>
+        <w:t xml:space="preserve">Pronouns stand alone as the subject of a sentence. They distinguish gender in the 2nd and 3rd persons (unlike English</w:t>
+      </w:r>
+      <w:r>
+        <w:t xml:space="preserve"> </w:t>
+      </w:r>
+      <w:r>
+        <w:t xml:space="preserve">“</w:t>
+      </w:r>
+      <w:r>
+        <w:t xml:space="preserve">you</w:t>
+      </w:r>
+      <w:r>
+        <w:t xml:space="preserve">”</w:t>
+      </w:r>
+      <w:r>
+        <w:t xml:space="preserve"> </w:t>
+      </w:r>
+      <w:r>
+        <w:t xml:space="preserve">or</w:t>
+      </w:r>
+      <w:r>
+        <w:t xml:space="preserve"> </w:t>
+      </w:r>
+      <w:r>
+        <w:t xml:space="preserve">“</w:t>
+      </w:r>
+      <w:r>
+        <w:t xml:space="preserve">they</w:t>
+      </w:r>
+      <w:r>
+        <w:t xml:space="preserve">”</w:t>
+      </w:r>
+      <w:r>
+        <w:t xml:space="preserve">).</w:t>
+      </w:r>
+    </w:p>
+    <w:p>
+      <w:pPr>
+        <w:pStyle w:val="BodyText"/>
+      </w:pPr>
+      <w:r>
+        <w:rPr>
+          <w:b/>
+          <w:bCs/>
+        </w:rPr>
+        <w:t xml:space="preserve">2. The Particles</w:t>
       </w:r>
       <w:r>
         <w:rPr>
@@ -947,7 +822,7 @@
           <w:b/>
           <w:bCs/>
         </w:rPr>
-        <w:t xml:space="preserve">l-</w:t>
+        <w:t xml:space="preserve">d-</w:t>
       </w:r>
       <w:r>
         <w:rPr>
@@ -961,46 +836,138 @@
           <w:b/>
           <w:bCs/>
         </w:rPr>
-        <w:t xml:space="preserve">(ܠ)</w:t>
-      </w:r>
-      <w:r>
-        <w:t xml:space="preserve">: This means</w:t>
-      </w:r>
-      <w:r>
-        <w:t xml:space="preserve"> </w:t>
-      </w:r>
-      <w:r>
-        <w:t xml:space="preserve">“to”</w:t>
-      </w:r>
-      <w:r>
-        <w:t xml:space="preserve"> </w:t>
-      </w:r>
-      <w:r>
-        <w:t xml:space="preserve">or</w:t>
-      </w:r>
-      <w:r>
-        <w:t xml:space="preserve"> </w:t>
-      </w:r>
-      <w:r>
-        <w:t xml:space="preserve">“for”</w:t>
-      </w:r>
-      <w:r>
-        <w:t xml:space="preserve">, but it is also used heavily as a Direct Object marker (similar to the Hebrew</w:t>
-      </w:r>
-      <w:r>
+        <w:t xml:space="preserve">and</w:t>
+      </w:r>
+      <w:r>
+        <w:rPr>
+          <w:b/>
+          <w:bCs/>
+        </w:rPr>
         <w:t xml:space="preserve"> </w:t>
       </w:r>
       <w:r>
         <w:rPr>
           <w:rStyle w:val="VerbatimChar"/>
-        </w:rPr>
-        <w:t xml:space="preserve">et</w:t>
-      </w:r>
-      <w:r>
-        <w:t xml:space="preserve"> </w:t>
-      </w:r>
-      <w:r>
-        <w:t xml:space="preserve">אֵת, though functioning prepositionally).</w:t>
+          <w:b/>
+          <w:bCs/>
+        </w:rPr>
+        <w:t xml:space="preserve">l-</w:t>
+      </w:r>
+    </w:p>
+    <w:p>
+      <w:pPr>
+        <w:pStyle w:val="BodyText"/>
+      </w:pPr>
+      <w:r>
+        <w:t xml:space="preserve">Syriac relies heavily on tiny prepositions that attach directly to the front of the next word.</w:t>
+      </w:r>
+    </w:p>
+    <w:p>
+      <w:pPr>
+        <w:pStyle w:val="Compact"/>
+        <w:numPr>
+          <w:ilvl w:val="0"/>
+          <w:numId w:val="1004"/>
+        </w:numPr>
+      </w:pPr>
+      <w:r>
+        <w:rPr>
+          <w:b/>
+          <w:bCs/>
+        </w:rPr>
+        <w:t xml:space="preserve">The Relative Particle</w:t>
+      </w:r>
+      <w:r>
+        <w:rPr>
+          <w:b/>
+          <w:bCs/>
+        </w:rPr>
+        <w:t xml:space="preserve"> </w:t>
+      </w:r>
+      <w:r>
+        <w:rPr>
+          <w:rStyle w:val="VerbatimChar"/>
+          <w:b/>
+          <w:bCs/>
+        </w:rPr>
+        <w:t xml:space="preserve">d-</w:t>
+      </w:r>
+      <w:r>
+        <w:rPr>
+          <w:b/>
+          <w:bCs/>
+        </w:rPr>
+        <w:t xml:space="preserve"> </w:t>
+      </w:r>
+      <w:r>
+        <w:rPr>
+          <w:b/>
+          <w:bCs/>
+        </w:rPr>
+        <w:t xml:space="preserve">(ܕ)</w:t>
+      </w:r>
+      <w:r>
+        <w:t xml:space="preserve">: This acts like the English</w:t>
+      </w:r>
+      <w:r>
+        <w:t xml:space="preserve"> </w:t>
+      </w:r>
+      <w:r>
+        <w:t xml:space="preserve">“</w:t>
+      </w:r>
+      <w:r>
+        <w:t xml:space="preserve">of</w:t>
+      </w:r>
+      <w:r>
+        <w:t xml:space="preserve">”</w:t>
+      </w:r>
+      <w:r>
+        <w:t xml:space="preserve">,</w:t>
+      </w:r>
+      <w:r>
+        <w:t xml:space="preserve"> </w:t>
+      </w:r>
+      <w:r>
+        <w:t xml:space="preserve">“</w:t>
+      </w:r>
+      <w:r>
+        <w:t xml:space="preserve">which</w:t>
+      </w:r>
+      <w:r>
+        <w:t xml:space="preserve">”</w:t>
+      </w:r>
+      <w:r>
+        <w:t xml:space="preserve">,</w:t>
+      </w:r>
+      <w:r>
+        <w:t xml:space="preserve"> </w:t>
+      </w:r>
+      <w:r>
+        <w:t xml:space="preserve">“</w:t>
+      </w:r>
+      <w:r>
+        <w:t xml:space="preserve">who</w:t>
+      </w:r>
+      <w:r>
+        <w:t xml:space="preserve">”</w:t>
+      </w:r>
+      <w:r>
+        <w:t xml:space="preserve">, or</w:t>
+      </w:r>
+      <w:r>
+        <w:t xml:space="preserve"> </w:t>
+      </w:r>
+      <w:r>
+        <w:t xml:space="preserve">“</w:t>
+      </w:r>
+      <w:r>
+        <w:t xml:space="preserve">that</w:t>
+      </w:r>
+      <w:r>
+        <w:t xml:space="preserve">”</w:t>
+      </w:r>
+      <w:r>
+        <w:t xml:space="preserve">. It defines relationships and possession.</w:t>
       </w:r>
     </w:p>
     <w:p>
@@ -1008,7 +975,7 @@
         <w:pStyle w:val="Compact"/>
         <w:numPr>
           <w:ilvl w:val="1"/>
-          <w:numId w:val="1004"/>
+          <w:numId w:val="1005"/>
         </w:numPr>
       </w:pPr>
       <w:r>
@@ -1016,13 +983,29 @@
           <w:i/>
           <w:iCs/>
         </w:rPr>
-        <w:t xml:space="preserve">l-malkā</w:t>
-      </w:r>
-      <w:r>
-        <w:t xml:space="preserve"> </w:t>
-      </w:r>
-      <w:r>
-        <w:t xml:space="preserve">(to the king)</w:t>
+        <w:t xml:space="preserve">Malkūttā d-Alāhā</w:t>
+      </w:r>
+      <w:r>
+        <w:t xml:space="preserve"> </w:t>
+      </w:r>
+      <w:r>
+        <w:t xml:space="preserve">(The kingdom</w:t>
+      </w:r>
+      <w:r>
+        <w:t xml:space="preserve"> </w:t>
+      </w:r>
+      <w:r>
+        <w:rPr>
+          <w:b/>
+          <w:bCs/>
+        </w:rPr>
+        <w:t xml:space="preserve">of</w:t>
+      </w:r>
+      <w:r>
+        <w:t xml:space="preserve"> </w:t>
+      </w:r>
+      <w:r>
+        <w:t xml:space="preserve">God)</w:t>
       </w:r>
     </w:p>
     <w:p>
@@ -1030,7 +1013,163 @@
         <w:pStyle w:val="Compact"/>
         <w:numPr>
           <w:ilvl w:val="1"/>
+          <w:numId w:val="1005"/>
+        </w:numPr>
+      </w:pPr>
+      <w:r>
+        <w:rPr>
+          <w:i/>
+          <w:iCs/>
+        </w:rPr>
+        <w:t xml:space="preserve">Nūhrā d-ṭābā</w:t>
+      </w:r>
+      <w:r>
+        <w:t xml:space="preserve"> </w:t>
+      </w:r>
+      <w:r>
+        <w:t xml:space="preserve">(The light</w:t>
+      </w:r>
+      <w:r>
+        <w:t xml:space="preserve"> </w:t>
+      </w:r>
+      <w:r>
+        <w:rPr>
+          <w:b/>
+          <w:bCs/>
+        </w:rPr>
+        <w:t xml:space="preserve">which</w:t>
+      </w:r>
+      <w:r>
+        <w:t xml:space="preserve"> </w:t>
+      </w:r>
+      <w:r>
+        <w:t xml:space="preserve">is good)</w:t>
+      </w:r>
+    </w:p>
+    <w:p>
+      <w:pPr>
+        <w:pStyle w:val="Compact"/>
+        <w:numPr>
+          <w:ilvl w:val="0"/>
           <w:numId w:val="1004"/>
+        </w:numPr>
+      </w:pPr>
+      <w:r>
+        <w:rPr>
+          <w:b/>
+          <w:bCs/>
+        </w:rPr>
+        <w:t xml:space="preserve">The Preposition</w:t>
+      </w:r>
+      <w:r>
+        <w:rPr>
+          <w:b/>
+          <w:bCs/>
+        </w:rPr>
+        <w:t xml:space="preserve"> </w:t>
+      </w:r>
+      <w:r>
+        <w:rPr>
+          <w:rStyle w:val="VerbatimChar"/>
+          <w:b/>
+          <w:bCs/>
+        </w:rPr>
+        <w:t xml:space="preserve">l-</w:t>
+      </w:r>
+      <w:r>
+        <w:rPr>
+          <w:b/>
+          <w:bCs/>
+        </w:rPr>
+        <w:t xml:space="preserve"> </w:t>
+      </w:r>
+      <w:r>
+        <w:rPr>
+          <w:b/>
+          <w:bCs/>
+        </w:rPr>
+        <w:t xml:space="preserve">(ܠ)</w:t>
+      </w:r>
+      <w:r>
+        <w:t xml:space="preserve">: This means</w:t>
+      </w:r>
+      <w:r>
+        <w:t xml:space="preserve"> </w:t>
+      </w:r>
+      <w:r>
+        <w:t xml:space="preserve">“</w:t>
+      </w:r>
+      <w:r>
+        <w:t xml:space="preserve">to</w:t>
+      </w:r>
+      <w:r>
+        <w:t xml:space="preserve">”</w:t>
+      </w:r>
+      <w:r>
+        <w:t xml:space="preserve"> </w:t>
+      </w:r>
+      <w:r>
+        <w:t xml:space="preserve">or</w:t>
+      </w:r>
+      <w:r>
+        <w:t xml:space="preserve"> </w:t>
+      </w:r>
+      <w:r>
+        <w:t xml:space="preserve">“</w:t>
+      </w:r>
+      <w:r>
+        <w:t xml:space="preserve">for</w:t>
+      </w:r>
+      <w:r>
+        <w:t xml:space="preserve">”</w:t>
+      </w:r>
+      <w:r>
+        <w:t xml:space="preserve">, but it is also used heavily as a Direct Object marker (similar to the Hebrew</w:t>
+      </w:r>
+      <w:r>
+        <w:t xml:space="preserve"> </w:t>
+      </w:r>
+      <w:r>
+        <w:rPr>
+          <w:rStyle w:val="VerbatimChar"/>
+        </w:rPr>
+        <w:t xml:space="preserve">et</w:t>
+      </w:r>
+      <w:r>
+        <w:t xml:space="preserve"> </w:t>
+      </w:r>
+      <w:r>
+        <w:t xml:space="preserve">אֵת, though functioning prepositionally).</w:t>
+      </w:r>
+    </w:p>
+    <w:p>
+      <w:pPr>
+        <w:pStyle w:val="Compact"/>
+        <w:numPr>
+          <w:ilvl w:val="1"/>
+          <w:numId w:val="1006"/>
+        </w:numPr>
+      </w:pPr>
+      <w:r>
+        <w:rPr>
+          <w:i/>
+          <w:iCs/>
+        </w:rPr>
+        <w:t xml:space="preserve">l-malkā</w:t>
+      </w:r>
+      <w:r>
+        <w:t xml:space="preserve"> </w:t>
+      </w:r>
+      <w:r>
+        <w:t xml:space="preserve">(to the king)</w:t>
+      </w:r>
+    </w:p>
+    <w:p>
+      <w:pPr>
+        <w:pStyle w:val="Compact"/>
+        <w:numPr>
+          <w:ilvl w:val="1"/>
+          <w:numId w:val="1006"/>
         </w:numPr>
       </w:pPr>
       <w:r>
@@ -1054,8 +1193,8 @@
         </w:pict>
       </w:r>
     </w:p>
-    <w:bookmarkEnd w:id="11"/>
-    <w:bookmarkStart w:id="12" w:name="section-4-independent-pronouns-paradigm"/>
+    <w:bookmarkEnd w:id="22"/>
+    <w:bookmarkStart w:id="23" w:name="section-4-independent-pronouns-paradigm"/>
     <w:p>
       <w:pPr>
         <w:pStyle w:val="Heading4"/>
@@ -1076,6 +1215,7 @@
       <w:tblPr>
         <w:tblStyle w:val="Table"/>
         <w:tblW w:type="pct" w:w="5000"/>
+        <w:jc w:val="left"/>
         <w:tblLayout w:type="fixed"/>
         <w:tblLook w:firstRow="1" w:lastRow="0" w:firstColumn="0" w:lastColumn="0" w:noHBand="0" w:noVBand="0" w:val="0020"/>
       </w:tblPr>
@@ -1968,21 +2108,21 @@
           <w:i/>
           <w:iCs/>
         </w:rPr>
-        <w:t xml:space="preserve">‘n’</w:t>
+        <w:t xml:space="preserve">‘</w:t>
       </w:r>
       <w:r>
         <w:rPr>
           <w:i/>
           <w:iCs/>
         </w:rPr>
-        <w:t xml:space="preserve"> </w:t>
+        <w:t xml:space="preserve">n</w:t>
       </w:r>
       <w:r>
         <w:rPr>
           <w:i/>
           <w:iCs/>
         </w:rPr>
-        <w:t xml:space="preserve">is historically written but often silent in pronunciation (assimilated:</w:t>
+        <w:t xml:space="preserve">’</w:t>
       </w:r>
       <w:r>
         <w:rPr>
@@ -1996,28 +2136,70 @@
           <w:i/>
           <w:iCs/>
         </w:rPr>
-        <w:t xml:space="preserve">“at”</w:t>
+        <w:t xml:space="preserve">is historically written but often silent in pronunciation (assimilated:</w:t>
       </w:r>
       <w:r>
         <w:rPr>
           <w:i/>
           <w:iCs/>
         </w:rPr>
-        <w:t xml:space="preserve">,</w:t>
+        <w:t xml:space="preserve"> </w:t>
       </w:r>
       <w:r>
         <w:rPr>
           <w:i/>
           <w:iCs/>
         </w:rPr>
-        <w:t xml:space="preserve"> </w:t>
+        <w:t xml:space="preserve">“</w:t>
       </w:r>
       <w:r>
         <w:rPr>
           <w:i/>
           <w:iCs/>
         </w:rPr>
-        <w:t xml:space="preserve">“ati”</w:t>
+        <w:t xml:space="preserve">at</w:t>
+      </w:r>
+      <w:r>
+        <w:rPr>
+          <w:i/>
+          <w:iCs/>
+        </w:rPr>
+        <w:t xml:space="preserve">”</w:t>
+      </w:r>
+      <w:r>
+        <w:rPr>
+          <w:i/>
+          <w:iCs/>
+        </w:rPr>
+        <w:t xml:space="preserve">,</w:t>
+      </w:r>
+      <w:r>
+        <w:rPr>
+          <w:i/>
+          <w:iCs/>
+        </w:rPr>
+        <w:t xml:space="preserve"> </w:t>
+      </w:r>
+      <w:r>
+        <w:rPr>
+          <w:i/>
+          <w:iCs/>
+        </w:rPr>
+        <w:t xml:space="preserve">“</w:t>
+      </w:r>
+      <w:r>
+        <w:rPr>
+          <w:i/>
+          <w:iCs/>
+        </w:rPr>
+        <w:t xml:space="preserve">ati</w:t>
+      </w:r>
+      <w:r>
+        <w:rPr>
+          <w:i/>
+          <w:iCs/>
+        </w:rPr>
+        <w:t xml:space="preserve">”</w:t>
       </w:r>
       <w:r>
         <w:rPr>
@@ -2034,8 +2216,8 @@
         </w:pict>
       </w:r>
     </w:p>
-    <w:bookmarkEnd w:id="12"/>
-    <w:bookmarkStart w:id="13" w:name="section-5-the-emphatic-noun-state"/>
+    <w:bookmarkEnd w:id="23"/>
+    <w:bookmarkStart w:id="24" w:name="section-5-the-emphatic-noun-state"/>
     <w:p>
       <w:pPr>
         <w:pStyle w:val="Heading4"/>
@@ -2069,6 +2251,7 @@
       <w:tblPr>
         <w:tblStyle w:val="Table"/>
         <w:tblW w:type="auto" w:w="0"/>
+        <w:jc w:val="left"/>
         <w:tblLook w:firstRow="1" w:lastRow="0" w:firstColumn="0" w:lastColumn="0" w:noHBand="0" w:noVBand="0" w:val="0020"/>
       </w:tblPr>
       <w:tblGrid>
@@ -2284,8 +2467,8 @@
         </w:pict>
       </w:r>
     </w:p>
-    <w:bookmarkEnd w:id="13"/>
-    <w:bookmarkStart w:id="14" w:name="section-6-theological-vocabulary"/>
+    <w:bookmarkEnd w:id="24"/>
+    <w:bookmarkStart w:id="25" w:name="section-6-theological-vocabulary"/>
     <w:p>
       <w:pPr>
         <w:pStyle w:val="Heading4"/>
@@ -2306,6 +2489,7 @@
       <w:tblPr>
         <w:tblStyle w:val="Table"/>
         <w:tblW w:type="pct" w:w="5000"/>
+        <w:jc w:val="left"/>
         <w:tblLayout w:type="fixed"/>
         <w:tblLook w:firstRow="1" w:lastRow="0" w:firstColumn="0" w:lastColumn="0" w:noHBand="0" w:noVBand="0" w:val="0020"/>
       </w:tblPr>
@@ -3224,7 +3408,13 @@
               <w:t xml:space="preserve"> </w:t>
             </w:r>
             <w:r>
-              <w:t xml:space="preserve">“Rabbi”</w:t>
+              <w:t xml:space="preserve">“</w:t>
+            </w:r>
+            <w:r>
+              <w:t xml:space="preserve">Rabbi</w:t>
+            </w:r>
+            <w:r>
+              <w:t xml:space="preserve">”</w:t>
             </w:r>
             <w:r>
               <w:t xml:space="preserve"> </w:t>
@@ -3331,8 +3521,8 @@
         </w:pict>
       </w:r>
     </w:p>
-    <w:bookmarkEnd w:id="14"/>
-    <w:bookmarkStart w:id="15" w:name="section-7-the-story-part-1"/>
+    <w:bookmarkEnd w:id="25"/>
+    <w:bookmarkStart w:id="26" w:name="section-7-the-story-part-1"/>
     <w:p>
       <w:pPr>
         <w:pStyle w:val="Heading4"/>
@@ -3352,9 +3542,11 @@
         </w:rPr>
         <w:t xml:space="preserve">The Setting</w:t>
       </w:r>
-      <w:r>
-        <w:t xml:space="preserve"> </w:t>
-      </w:r>
+    </w:p>
+    <w:p>
+      <w:pPr>
+        <w:pStyle w:val="BodyText"/>
+      </w:pPr>
       <w:r>
         <w:rPr>
           <w:i/>
@@ -3403,9 +3595,11 @@
         </w:rPr>
         <w:t xml:space="preserve">Sentence 1</w:t>
       </w:r>
-      <w:r>
-        <w:t xml:space="preserve"> </w:t>
-      </w:r>
+    </w:p>
+    <w:p>
+      <w:pPr>
+        <w:pStyle w:val="BodyText"/>
+      </w:pPr>
       <w:r>
         <w:t xml:space="preserve">ܡܠܟܐ ܗܘ</w:t>
       </w:r>
@@ -3439,9 +3633,11 @@
         </w:rPr>
         <w:t xml:space="preserve">Sentence 2</w:t>
       </w:r>
-      <w:r>
-        <w:t xml:space="preserve"> </w:t>
-      </w:r>
+    </w:p>
+    <w:p>
+      <w:pPr>
+        <w:pStyle w:val="BodyText"/>
+      </w:pPr>
       <w:r>
         <w:t xml:space="preserve">ܘܡܠܟܘܬܐ ܕܡܠܟܐ ܪܒܐ ܗܝ</w:t>
       </w:r>
@@ -3485,21 +3681,21 @@
           <w:i/>
           <w:iCs/>
         </w:rPr>
-        <w:t xml:space="preserve">‘malkūttā’</w:t>
+        <w:t xml:space="preserve">‘</w:t>
       </w:r>
       <w:r>
         <w:rPr>
           <w:i/>
           <w:iCs/>
         </w:rPr>
-        <w:t xml:space="preserve"> </w:t>
+        <w:t xml:space="preserve">malkūttā</w:t>
       </w:r>
       <w:r>
         <w:rPr>
           <w:i/>
           <w:iCs/>
         </w:rPr>
-        <w:t xml:space="preserve">is feminine, so the pronoun</w:t>
+        <w:t xml:space="preserve">’</w:t>
       </w:r>
       <w:r>
         <w:rPr>
@@ -3513,7 +3709,7 @@
           <w:i/>
           <w:iCs/>
         </w:rPr>
-        <w:t xml:space="preserve">‘hī’</w:t>
+        <w:t xml:space="preserve">is feminine, so the pronoun</w:t>
       </w:r>
       <w:r>
         <w:rPr>
@@ -3527,6 +3723,34 @@
           <w:i/>
           <w:iCs/>
         </w:rPr>
+        <w:t xml:space="preserve">‘</w:t>
+      </w:r>
+      <w:r>
+        <w:rPr>
+          <w:i/>
+          <w:iCs/>
+        </w:rPr>
+        <w:t xml:space="preserve">hī</w:t>
+      </w:r>
+      <w:r>
+        <w:rPr>
+          <w:i/>
+          <w:iCs/>
+        </w:rPr>
+        <w:t xml:space="preserve">’</w:t>
+      </w:r>
+      <w:r>
+        <w:rPr>
+          <w:i/>
+          <w:iCs/>
+        </w:rPr>
+        <w:t xml:space="preserve"> </w:t>
+      </w:r>
+      <w:r>
+        <w:rPr>
+          <w:i/>
+          <w:iCs/>
+        </w:rPr>
         <w:t xml:space="preserve">is used).</w:t>
       </w:r>
     </w:p>
@@ -3541,9 +3765,11 @@
         </w:rPr>
         <w:t xml:space="preserve">Sentence 3</w:t>
       </w:r>
-      <w:r>
-        <w:t xml:space="preserve"> </w:t>
-      </w:r>
+    </w:p>
+    <w:p>
+      <w:pPr>
+        <w:pStyle w:val="BodyText"/>
+      </w:pPr>
       <w:r>
         <w:t xml:space="preserve">ܒܪܢܫܐ ܒܝܫܐ ܗܘ</w:t>
       </w:r>
@@ -3577,9 +3803,11 @@
         </w:rPr>
         <w:t xml:space="preserve">Sentence 4</w:t>
       </w:r>
-      <w:r>
-        <w:t xml:space="preserve"> </w:t>
-      </w:r>
+    </w:p>
+    <w:p>
+      <w:pPr>
+        <w:pStyle w:val="BodyText"/>
+      </w:pPr>
       <w:r>
         <w:t xml:space="preserve">ܝܘܚܢܢ ܗܘ ܛܒܐ</w:t>
       </w:r>
@@ -3613,9 +3841,11 @@
         </w:rPr>
         <w:t xml:space="preserve">Sentence 5</w:t>
       </w:r>
-      <w:r>
-        <w:t xml:space="preserve"> </w:t>
-      </w:r>
+    </w:p>
+    <w:p>
+      <w:pPr>
+        <w:pStyle w:val="BodyText"/>
+      </w:pPr>
       <w:r>
         <w:t xml:space="preserve">ܐܠܗܐ ܠܝܘܚܢܢ ܢܘܗܪܐ ܗܘ</w:t>
       </w:r>
@@ -3649,9 +3879,11 @@
         </w:rPr>
         <w:t xml:space="preserve">Sentence 6</w:t>
       </w:r>
-      <w:r>
-        <w:t xml:space="preserve"> </w:t>
-      </w:r>
+    </w:p>
+    <w:p>
+      <w:pPr>
+        <w:pStyle w:val="BodyText"/>
+      </w:pPr>
       <w:r>
         <w:t xml:space="preserve">ܡܠܬܐ ܕܐܠܗܐ ܒܐܪܥܐ ܗܝ</w:t>
       </w:r>
@@ -3685,9 +3917,11 @@
         </w:rPr>
         <w:t xml:space="preserve">Sentence 7</w:t>
       </w:r>
-      <w:r>
-        <w:t xml:space="preserve"> </w:t>
-      </w:r>
+    </w:p>
+    <w:p>
+      <w:pPr>
+        <w:pStyle w:val="BodyText"/>
+      </w:pPr>
       <w:r>
         <w:t xml:space="preserve">ܡܠܟܐ ܒܐܪܥܐ ܘܝܘܚܢܢ ܠܡܠܟܐ ܢܘܗܪܐ ܗܘ</w:t>
       </w:r>
@@ -3717,8 +3951,8 @@
         </w:pict>
       </w:r>
     </w:p>
-    <w:bookmarkEnd w:id="15"/>
-    <w:bookmarkStart w:id="16" w:name="section-8-exercises"/>
+    <w:bookmarkEnd w:id="26"/>
+    <w:bookmarkStart w:id="27" w:name="section-8-exercises"/>
     <w:p>
       <w:pPr>
         <w:pStyle w:val="Heading4"/>
@@ -3738,46 +3972,78 @@
         </w:rPr>
         <w:t xml:space="preserve">Exercise 1: Pronoun Identification</w:t>
       </w:r>
-      <w:r>
-        <w:t xml:space="preserve"> </w:t>
-      </w:r>
+    </w:p>
+    <w:p>
+      <w:pPr>
+        <w:pStyle w:val="BodyText"/>
+      </w:pPr>
       <w:r>
         <w:t xml:space="preserve">Identify the person, gender, and number of the following pronouns, and give the English translation.</w:t>
       </w:r>
-      <w:r>
-        <w:t xml:space="preserve"> </w:t>
-      </w:r>
-      <w:r>
-        <w:t xml:space="preserve">1. ܚܢܢ (ḥnan)</w:t>
-      </w:r>
-      <w:r>
-        <w:t xml:space="preserve"> </w:t>
-      </w:r>
-      <w:r>
-        <w:t xml:space="preserve">2. ܗܝ (hī)</w:t>
-      </w:r>
-      <w:r>
-        <w:t xml:space="preserve"> </w:t>
-      </w:r>
-      <w:r>
-        <w:t xml:space="preserve">3. ܐܢܬܘܢ (ʾantūn)</w:t>
-      </w:r>
-      <w:r>
-        <w:t xml:space="preserve"> </w:t>
-      </w:r>
-      <w:r>
-        <w:t xml:space="preserve">4. ܗܢܘܢ (hennōn)</w:t>
-      </w:r>
-      <w:r>
-        <w:t xml:space="preserve"> </w:t>
-      </w:r>
-      <w:r>
-        <w:t xml:space="preserve">5. ܗܘ (hū)</w:t>
-      </w:r>
-    </w:p>
-    <w:p>
-      <w:pPr>
-        <w:pStyle w:val="BodyText"/>
+    </w:p>
+    <w:p>
+      <w:pPr>
+        <w:pStyle w:val="Compact"/>
+        <w:numPr>
+          <w:ilvl w:val="0"/>
+          <w:numId w:val="1007"/>
+        </w:numPr>
+      </w:pPr>
+      <w:r>
+        <w:t xml:space="preserve">ܚܢܢ (ḥnan)</w:t>
+      </w:r>
+    </w:p>
+    <w:p>
+      <w:pPr>
+        <w:pStyle w:val="Compact"/>
+        <w:numPr>
+          <w:ilvl w:val="0"/>
+          <w:numId w:val="1007"/>
+        </w:numPr>
+      </w:pPr>
+      <w:r>
+        <w:t xml:space="preserve">ܗܝ (hī)</w:t>
+      </w:r>
+    </w:p>
+    <w:p>
+      <w:pPr>
+        <w:pStyle w:val="Compact"/>
+        <w:numPr>
+          <w:ilvl w:val="0"/>
+          <w:numId w:val="1007"/>
+        </w:numPr>
+      </w:pPr>
+      <w:r>
+        <w:t xml:space="preserve">ܐܢܬܘܢ (ʾantūn)</w:t>
+      </w:r>
+    </w:p>
+    <w:p>
+      <w:pPr>
+        <w:pStyle w:val="Compact"/>
+        <w:numPr>
+          <w:ilvl w:val="0"/>
+          <w:numId w:val="1007"/>
+        </w:numPr>
+      </w:pPr>
+      <w:r>
+        <w:t xml:space="preserve">ܗܢܘܢ (hennōn)</w:t>
+      </w:r>
+    </w:p>
+    <w:p>
+      <w:pPr>
+        <w:pStyle w:val="Compact"/>
+        <w:numPr>
+          <w:ilvl w:val="0"/>
+          <w:numId w:val="1007"/>
+        </w:numPr>
+      </w:pPr>
+      <w:r>
+        <w:t xml:space="preserve">ܗܘ (hū)</w:t>
+      </w:r>
+    </w:p>
+    <w:p>
+      <w:pPr>
+        <w:pStyle w:val="FirstParagraph"/>
       </w:pPr>
       <w:r>
         <w:rPr>
@@ -3786,34 +4052,54 @@
         </w:rPr>
         <w:t xml:space="preserve">Exercise 2: Morphology (Nouns)</w:t>
       </w:r>
-      <w:r>
-        <w:t xml:space="preserve"> </w:t>
-      </w:r>
+    </w:p>
+    <w:p>
+      <w:pPr>
+        <w:pStyle w:val="BodyText"/>
+      </w:pPr>
       <w:r>
         <w:t xml:space="preserve">Identify whether the following words are taking the Emphatic State suffix (-ā).</w:t>
       </w:r>
-      <w:r>
-        <w:t xml:space="preserve"> </w:t>
-      </w:r>
-      <w:r>
-        <w:t xml:space="preserve">1. ܢܘܗܪܐ (nūhrā)</w:t>
-      </w:r>
-      <w:r>
-        <w:t xml:space="preserve"> </w:t>
-      </w:r>
-      <w:r>
-        <w:t xml:space="preserve">2. ܡܠܟ (malk)</w:t>
-      </w:r>
-      <w:r>
-        <w:t xml:space="preserve"> </w:t>
-      </w:r>
-      <w:r>
-        <w:t xml:space="preserve">3. ܛܒܐ (ṭābā)</w:t>
-      </w:r>
-    </w:p>
-    <w:p>
-      <w:pPr>
-        <w:pStyle w:val="BodyText"/>
+    </w:p>
+    <w:p>
+      <w:pPr>
+        <w:pStyle w:val="Compact"/>
+        <w:numPr>
+          <w:ilvl w:val="0"/>
+          <w:numId w:val="1008"/>
+        </w:numPr>
+      </w:pPr>
+      <w:r>
+        <w:t xml:space="preserve">ܢܘܗܪܐ (nūhrā)</w:t>
+      </w:r>
+    </w:p>
+    <w:p>
+      <w:pPr>
+        <w:pStyle w:val="Compact"/>
+        <w:numPr>
+          <w:ilvl w:val="0"/>
+          <w:numId w:val="1008"/>
+        </w:numPr>
+      </w:pPr>
+      <w:r>
+        <w:t xml:space="preserve">ܡܠܟ (malk)</w:t>
+      </w:r>
+    </w:p>
+    <w:p>
+      <w:pPr>
+        <w:pStyle w:val="Compact"/>
+        <w:numPr>
+          <w:ilvl w:val="0"/>
+          <w:numId w:val="1008"/>
+        </w:numPr>
+      </w:pPr>
+      <w:r>
+        <w:t xml:space="preserve">ܛܒܐ (ṭābā)</w:t>
+      </w:r>
+    </w:p>
+    <w:p>
+      <w:pPr>
+        <w:pStyle w:val="FirstParagraph"/>
       </w:pPr>
       <w:r>
         <w:rPr>
@@ -3822,46 +4108,78 @@
         </w:rPr>
         <w:t xml:space="preserve">Exercise 3: Translation Drill (Syriac → English)</w:t>
       </w:r>
-      <w:r>
-        <w:t xml:space="preserve"> </w:t>
-      </w:r>
+    </w:p>
+    <w:p>
+      <w:pPr>
+        <w:pStyle w:val="BodyText"/>
+      </w:pPr>
       <w:r>
         <w:t xml:space="preserve">Translate the following basic verbless clauses into English.</w:t>
       </w:r>
-      <w:r>
-        <w:t xml:space="preserve"> </w:t>
-      </w:r>
-      <w:r>
-        <w:t xml:space="preserve">1. Alāhā hū ṭābā.</w:t>
-      </w:r>
-      <w:r>
-        <w:t xml:space="preserve"> </w:t>
-      </w:r>
-      <w:r>
-        <w:t xml:space="preserve">2. Nūhrā b-malkūttā hū.</w:t>
-      </w:r>
-      <w:r>
-        <w:t xml:space="preserve"> </w:t>
-      </w:r>
-      <w:r>
-        <w:t xml:space="preserve">3. Yūḥannan barnāšā hū.</w:t>
-      </w:r>
-      <w:r>
-        <w:t xml:space="preserve"> </w:t>
-      </w:r>
-      <w:r>
-        <w:t xml:space="preserve">4. Meltā d-malkā bīšā hī.</w:t>
-      </w:r>
-      <w:r>
-        <w:t xml:space="preserve"> </w:t>
-      </w:r>
-      <w:r>
-        <w:t xml:space="preserve">5. ʾEnā Yūḥannan.</w:t>
-      </w:r>
-    </w:p>
-    <w:p>
-      <w:pPr>
-        <w:pStyle w:val="BodyText"/>
+    </w:p>
+    <w:p>
+      <w:pPr>
+        <w:pStyle w:val="Compact"/>
+        <w:numPr>
+          <w:ilvl w:val="0"/>
+          <w:numId w:val="1009"/>
+        </w:numPr>
+      </w:pPr>
+      <w:r>
+        <w:t xml:space="preserve">Alāhā hū ṭābā.</w:t>
+      </w:r>
+    </w:p>
+    <w:p>
+      <w:pPr>
+        <w:pStyle w:val="Compact"/>
+        <w:numPr>
+          <w:ilvl w:val="0"/>
+          <w:numId w:val="1009"/>
+        </w:numPr>
+      </w:pPr>
+      <w:r>
+        <w:t xml:space="preserve">Nūhrā b-malkūttā hū.</w:t>
+      </w:r>
+    </w:p>
+    <w:p>
+      <w:pPr>
+        <w:pStyle w:val="Compact"/>
+        <w:numPr>
+          <w:ilvl w:val="0"/>
+          <w:numId w:val="1009"/>
+        </w:numPr>
+      </w:pPr>
+      <w:r>
+        <w:t xml:space="preserve">Yūḥannan barnāšā hū.</w:t>
+      </w:r>
+    </w:p>
+    <w:p>
+      <w:pPr>
+        <w:pStyle w:val="Compact"/>
+        <w:numPr>
+          <w:ilvl w:val="0"/>
+          <w:numId w:val="1009"/>
+        </w:numPr>
+      </w:pPr>
+      <w:r>
+        <w:t xml:space="preserve">Meltā d-malkā bīšā hī.</w:t>
+      </w:r>
+    </w:p>
+    <w:p>
+      <w:pPr>
+        <w:pStyle w:val="Compact"/>
+        <w:numPr>
+          <w:ilvl w:val="0"/>
+          <w:numId w:val="1009"/>
+        </w:numPr>
+      </w:pPr>
+      <w:r>
+        <w:t xml:space="preserve">ʾEnā Yūḥannan.</w:t>
+      </w:r>
+    </w:p>
+    <w:p>
+      <w:pPr>
+        <w:pStyle w:val="FirstParagraph"/>
       </w:pPr>
       <w:r>
         <w:rPr>
@@ -3870,9 +4188,11 @@
         </w:rPr>
         <w:t xml:space="preserve">Exercise 4: Production Drill (English → Syriac)</w:t>
       </w:r>
-      <w:r>
-        <w:t xml:space="preserve"> </w:t>
-      </w:r>
+    </w:p>
+    <w:p>
+      <w:pPr>
+        <w:pStyle w:val="BodyText"/>
+      </w:pPr>
       <w:r>
         <w:t xml:space="preserve">Render the following English sentences into Syriac transliteration using verbless clauses. (Remember to include the correct 3rd person pronoun at the end to act as</w:t>
       </w:r>
@@ -3880,22 +4200,40 @@
         <w:t xml:space="preserve"> </w:t>
       </w:r>
       <w:r>
-        <w:t xml:space="preserve">“is”</w:t>
+        <w:t xml:space="preserve">“</w:t>
+      </w:r>
+      <w:r>
+        <w:t xml:space="preserve">is</w:t>
+      </w:r>
+      <w:r>
+        <w:t xml:space="preserve">”</w:t>
       </w:r>
       <w:r>
         <w:t xml:space="preserve">).</w:t>
       </w:r>
-      <w:r>
-        <w:t xml:space="preserve"> </w:t>
-      </w:r>
-      <w:r>
-        <w:t xml:space="preserve">1. God is a great light.</w:t>
-      </w:r>
-      <w:r>
-        <w:t xml:space="preserve"> </w:t>
-      </w:r>
-      <w:r>
-        <w:t xml:space="preserve">2. The earth is the kingdom of God. (Earth is feminine</w:t>
+    </w:p>
+    <w:p>
+      <w:pPr>
+        <w:pStyle w:val="Compact"/>
+        <w:numPr>
+          <w:ilvl w:val="0"/>
+          <w:numId w:val="1010"/>
+        </w:numPr>
+      </w:pPr>
+      <w:r>
+        <w:t xml:space="preserve">God is a great light.</w:t>
+      </w:r>
+    </w:p>
+    <w:p>
+      <w:pPr>
+        <w:pStyle w:val="Compact"/>
+        <w:numPr>
+          <w:ilvl w:val="0"/>
+          <w:numId w:val="1010"/>
+        </w:numPr>
+      </w:pPr>
+      <w:r>
+        <w:t xml:space="preserve">The earth is the kingdom of God. (Earth is feminine</w:t>
       </w:r>
       <w:r>
         <w:t xml:space="preserve"> </w:t>
@@ -3910,23 +4248,41 @@
       <w:r>
         <w:t xml:space="preserve">).</w:t>
       </w:r>
-      <w:r>
-        <w:t xml:space="preserve"> </w:t>
-      </w:r>
-      <w:r>
-        <w:t xml:space="preserve">3. The king is an evil man.</w:t>
-      </w:r>
-      <w:r>
-        <w:t xml:space="preserve"> </w:t>
-      </w:r>
-      <w:r>
-        <w:t xml:space="preserve">4. I am the king. (No</w:t>
-      </w:r>
-      <w:r>
-        <w:t xml:space="preserve"> </w:t>
-      </w:r>
-      <w:r>
-        <w:t xml:space="preserve">“is”</w:t>
+    </w:p>
+    <w:p>
+      <w:pPr>
+        <w:pStyle w:val="Compact"/>
+        <w:numPr>
+          <w:ilvl w:val="0"/>
+          <w:numId w:val="1010"/>
+        </w:numPr>
+      </w:pPr>
+      <w:r>
+        <w:t xml:space="preserve">The king is an evil man.</w:t>
+      </w:r>
+    </w:p>
+    <w:p>
+      <w:pPr>
+        <w:pStyle w:val="Compact"/>
+        <w:numPr>
+          <w:ilvl w:val="0"/>
+          <w:numId w:val="1010"/>
+        </w:numPr>
+      </w:pPr>
+      <w:r>
+        <w:t xml:space="preserve">I am the king. (No</w:t>
+      </w:r>
+      <w:r>
+        <w:t xml:space="preserve"> </w:t>
+      </w:r>
+      <w:r>
+        <w:t xml:space="preserve">“</w:t>
+      </w:r>
+      <w:r>
+        <w:t xml:space="preserve">is</w:t>
+      </w:r>
+      <w:r>
+        <w:t xml:space="preserve">”</w:t>
       </w:r>
       <w:r>
         <w:t xml:space="preserve"> </w:t>
@@ -3938,7 +4294,13 @@
         <w:t xml:space="preserve"> </w:t>
       </w:r>
       <w:r>
-        <w:t xml:space="preserve">“I king”</w:t>
+        <w:t xml:space="preserve">“</w:t>
+      </w:r>
+      <w:r>
+        <w:t xml:space="preserve">I king</w:t>
+      </w:r>
+      <w:r>
+        <w:t xml:space="preserve">”</w:t>
       </w:r>
       <w:r>
         <w:t xml:space="preserve">).</w:t>
@@ -3946,7 +4308,7 @@
     </w:p>
     <w:p>
       <w:pPr>
-        <w:pStyle w:val="BodyText"/>
+        <w:pStyle w:val="FirstParagraph"/>
       </w:pPr>
       <w:r>
         <w:rPr>
@@ -3955,38 +4317,64 @@
         </w:rPr>
         <w:t xml:space="preserve">Exercise 5: Reading Comprehension</w:t>
       </w:r>
-      <w:r>
-        <w:t xml:space="preserve"> </w:t>
-      </w:r>
+    </w:p>
+    <w:p>
+      <w:pPr>
+        <w:pStyle w:val="BodyText"/>
+      </w:pPr>
       <w:r>
         <w:t xml:space="preserve">Re-read the story in Section 7 and answer the following:</w:t>
       </w:r>
-      <w:r>
-        <w:t xml:space="preserve"> </w:t>
-      </w:r>
-      <w:r>
-        <w:t xml:space="preserve">1. What adjective is used to describe the king’s kingdom?</w:t>
-      </w:r>
-      <w:r>
-        <w:t xml:space="preserve"> </w:t>
-      </w:r>
-      <w:r>
-        <w:t xml:space="preserve">2. To whom is Yukhannan a</w:t>
-      </w:r>
-      <w:r>
-        <w:t xml:space="preserve"> </w:t>
-      </w:r>
-      <w:r>
-        <w:t xml:space="preserve">“light”</w:t>
+    </w:p>
+    <w:p>
+      <w:pPr>
+        <w:pStyle w:val="Compact"/>
+        <w:numPr>
+          <w:ilvl w:val="0"/>
+          <w:numId w:val="1011"/>
+        </w:numPr>
+      </w:pPr>
+      <w:r>
+        <w:t xml:space="preserve">What adjective is used to describe the king’s kingdom?</w:t>
+      </w:r>
+    </w:p>
+    <w:p>
+      <w:pPr>
+        <w:pStyle w:val="Compact"/>
+        <w:numPr>
+          <w:ilvl w:val="0"/>
+          <w:numId w:val="1011"/>
+        </w:numPr>
+      </w:pPr>
+      <w:r>
+        <w:t xml:space="preserve">To whom is Yukhannan a</w:t>
+      </w:r>
+      <w:r>
+        <w:t xml:space="preserve"> </w:t>
+      </w:r>
+      <w:r>
+        <w:t xml:space="preserve">“</w:t>
+      </w:r>
+      <w:r>
+        <w:t xml:space="preserve">light</w:t>
+      </w:r>
+      <w:r>
+        <w:t xml:space="preserve">”</w:t>
       </w:r>
       <w:r>
         <w:t xml:space="preserve">?</w:t>
       </w:r>
-      <w:r>
-        <w:t xml:space="preserve"> </w:t>
-      </w:r>
-      <w:r>
-        <w:t xml:space="preserve">3. Where is the word of God?</w:t>
+    </w:p>
+    <w:p>
+      <w:pPr>
+        <w:pStyle w:val="Compact"/>
+        <w:numPr>
+          <w:ilvl w:val="0"/>
+          <w:numId w:val="1011"/>
+        </w:numPr>
+      </w:pPr>
+      <w:r>
+        <w:t xml:space="preserve">Where is the word of God?</w:t>
       </w:r>
     </w:p>
     <w:p>
@@ -3996,8 +4384,8 @@
         </w:pict>
       </w:r>
     </w:p>
-    <w:bookmarkEnd w:id="16"/>
-    <w:bookmarkStart w:id="17" w:name="section-9-answer-key"/>
+    <w:bookmarkEnd w:id="27"/>
+    <w:bookmarkStart w:id="28" w:name="section-9-answer-key"/>
     <w:p>
       <w:pPr>
         <w:pStyle w:val="Heading4"/>
@@ -4017,29 +4405,53 @@
         </w:rPr>
         <w:t xml:space="preserve">Section 1 Warm-Up</w:t>
       </w:r>
-      <w:r>
-        <w:t xml:space="preserve"> </w:t>
-      </w:r>
-      <w:r>
-        <w:t xml:space="preserve">1. Three consonants (the triliteral root).</w:t>
-      </w:r>
-      <w:r>
-        <w:t xml:space="preserve"> </w:t>
-      </w:r>
-      <w:r>
-        <w:t xml:space="preserve">2. Right to left.</w:t>
-      </w:r>
-      <w:r>
-        <w:t xml:space="preserve"> </w:t>
-      </w:r>
-      <w:r>
-        <w:t xml:space="preserve">3. A sentence lacking a verb (like</w:t>
-      </w:r>
-      <w:r>
-        <w:t xml:space="preserve"> </w:t>
-      </w:r>
-      <w:r>
-        <w:t xml:space="preserve">“to be”</w:t>
+    </w:p>
+    <w:p>
+      <w:pPr>
+        <w:pStyle w:val="Compact"/>
+        <w:numPr>
+          <w:ilvl w:val="0"/>
+          <w:numId w:val="1012"/>
+        </w:numPr>
+      </w:pPr>
+      <w:r>
+        <w:t xml:space="preserve">Three consonants (the triliteral root).</w:t>
+      </w:r>
+    </w:p>
+    <w:p>
+      <w:pPr>
+        <w:pStyle w:val="Compact"/>
+        <w:numPr>
+          <w:ilvl w:val="0"/>
+          <w:numId w:val="1012"/>
+        </w:numPr>
+      </w:pPr>
+      <w:r>
+        <w:t xml:space="preserve">Right to left.</w:t>
+      </w:r>
+    </w:p>
+    <w:p>
+      <w:pPr>
+        <w:pStyle w:val="Compact"/>
+        <w:numPr>
+          <w:ilvl w:val="0"/>
+          <w:numId w:val="1012"/>
+        </w:numPr>
+      </w:pPr>
+      <w:r>
+        <w:t xml:space="preserve">A sentence lacking a verb (like</w:t>
+      </w:r>
+      <w:r>
+        <w:t xml:space="preserve"> </w:t>
+      </w:r>
+      <w:r>
+        <w:t xml:space="preserve">“</w:t>
+      </w:r>
+      <w:r>
+        <w:t xml:space="preserve">to be</w:t>
+      </w:r>
+      <w:r>
+        <w:t xml:space="preserve">”</w:t>
       </w:r>
       <w:r>
         <w:t xml:space="preserve">), where subject and predicate are placed adjacently (e.g.,</w:t>
@@ -4048,27 +4460,45 @@
         <w:t xml:space="preserve"> </w:t>
       </w:r>
       <w:r>
-        <w:t xml:space="preserve">“The man [is] good”</w:t>
+        <w:t xml:space="preserve">“</w:t>
+      </w:r>
+      <w:r>
+        <w:t xml:space="preserve">The man [is] good</w:t>
+      </w:r>
+      <w:r>
+        <w:t xml:space="preserve">”</w:t>
       </w:r>
       <w:r>
         <w:t xml:space="preserve">).</w:t>
       </w:r>
-      <w:r>
-        <w:t xml:space="preserve"> </w:t>
-      </w:r>
-      <w:r>
-        <w:t xml:space="preserve">4. Usually a glottal stop or silent carrier for a vowel.</w:t>
-      </w:r>
-      <w:r>
-        <w:t xml:space="preserve"> </w:t>
-      </w:r>
-      <w:r>
-        <w:t xml:space="preserve">5. m-l-k.</w:t>
-      </w:r>
-    </w:p>
-    <w:p>
-      <w:pPr>
-        <w:pStyle w:val="BodyText"/>
+    </w:p>
+    <w:p>
+      <w:pPr>
+        <w:pStyle w:val="Compact"/>
+        <w:numPr>
+          <w:ilvl w:val="0"/>
+          <w:numId w:val="1012"/>
+        </w:numPr>
+      </w:pPr>
+      <w:r>
+        <w:t xml:space="preserve">Usually a glottal stop or silent carrier for a vowel.</w:t>
+      </w:r>
+    </w:p>
+    <w:p>
+      <w:pPr>
+        <w:pStyle w:val="Compact"/>
+        <w:numPr>
+          <w:ilvl w:val="0"/>
+          <w:numId w:val="1012"/>
+        </w:numPr>
+      </w:pPr>
+      <w:r>
+        <w:t xml:space="preserve">m-l-k.</w:t>
+      </w:r>
+    </w:p>
+    <w:p>
+      <w:pPr>
+        <w:pStyle w:val="FirstParagraph"/>
       </w:pPr>
       <w:r>
         <w:rPr>
@@ -4077,40 +4507,70 @@
         </w:rPr>
         <w:t xml:space="preserve">Exercise 1: Pronoun Identification</w:t>
       </w:r>
-      <w:r>
-        <w:t xml:space="preserve"> </w:t>
-      </w:r>
-      <w:r>
-        <w:t xml:space="preserve">1. 1 c.pl. (We)</w:t>
-      </w:r>
-      <w:r>
-        <w:t xml:space="preserve"> </w:t>
-      </w:r>
-      <w:r>
-        <w:t xml:space="preserve">2. 3 f.sg. (She)</w:t>
-      </w:r>
-      <w:r>
-        <w:t xml:space="preserve"> </w:t>
-      </w:r>
-      <w:r>
-        <w:t xml:space="preserve">3. 2 m.pl. (You all)</w:t>
-      </w:r>
-      <w:r>
-        <w:t xml:space="preserve"> </w:t>
-      </w:r>
-      <w:r>
-        <w:t xml:space="preserve">4. 3 m.pl. (They, m)</w:t>
-      </w:r>
-      <w:r>
-        <w:t xml:space="preserve"> </w:t>
-      </w:r>
-      <w:r>
-        <w:t xml:space="preserve">5. 3 m.sg. (He)</w:t>
-      </w:r>
-    </w:p>
-    <w:p>
-      <w:pPr>
-        <w:pStyle w:val="BodyText"/>
+    </w:p>
+    <w:p>
+      <w:pPr>
+        <w:pStyle w:val="Compact"/>
+        <w:numPr>
+          <w:ilvl w:val="0"/>
+          <w:numId w:val="1013"/>
+        </w:numPr>
+      </w:pPr>
+      <w:r>
+        <w:t xml:space="preserve">1 c.pl. (We)</w:t>
+      </w:r>
+    </w:p>
+    <w:p>
+      <w:pPr>
+        <w:pStyle w:val="Compact"/>
+        <w:numPr>
+          <w:ilvl w:val="0"/>
+          <w:numId w:val="1013"/>
+        </w:numPr>
+      </w:pPr>
+      <w:r>
+        <w:t xml:space="preserve">3 f.sg. (She)</w:t>
+      </w:r>
+    </w:p>
+    <w:p>
+      <w:pPr>
+        <w:pStyle w:val="Compact"/>
+        <w:numPr>
+          <w:ilvl w:val="0"/>
+          <w:numId w:val="1013"/>
+        </w:numPr>
+      </w:pPr>
+      <w:r>
+        <w:t xml:space="preserve">2 m.pl. (You all)</w:t>
+      </w:r>
+    </w:p>
+    <w:p>
+      <w:pPr>
+        <w:pStyle w:val="Compact"/>
+        <w:numPr>
+          <w:ilvl w:val="0"/>
+          <w:numId w:val="1013"/>
+        </w:numPr>
+      </w:pPr>
+      <w:r>
+        <w:t xml:space="preserve">3 m.pl. (They, m)</w:t>
+      </w:r>
+    </w:p>
+    <w:p>
+      <w:pPr>
+        <w:pStyle w:val="Compact"/>
+        <w:numPr>
+          <w:ilvl w:val="0"/>
+          <w:numId w:val="1013"/>
+        </w:numPr>
+      </w:pPr>
+      <w:r>
+        <w:t xml:space="preserve">3 m.sg. (He)</w:t>
+      </w:r>
+    </w:p>
+    <w:p>
+      <w:pPr>
+        <w:pStyle w:val="FirstParagraph"/>
       </w:pPr>
       <w:r>
         <w:rPr>
@@ -4119,11 +4579,17 @@
         </w:rPr>
         <w:t xml:space="preserve">Exercise 2: Morphology</w:t>
       </w:r>
-      <w:r>
-        <w:t xml:space="preserve"> </w:t>
-      </w:r>
-      <w:r>
-        <w:t xml:space="preserve">1. Yes (Ends in Alaph/</w:t>
+    </w:p>
+    <w:p>
+      <w:pPr>
+        <w:pStyle w:val="Compact"/>
+        <w:numPr>
+          <w:ilvl w:val="0"/>
+          <w:numId w:val="1014"/>
+        </w:numPr>
+      </w:pPr>
+      <w:r>
+        <w:t xml:space="preserve">Yes (Ends in Alaph/</w:t>
       </w:r>
       <w:r>
         <w:rPr>
@@ -4134,17 +4600,29 @@
       <w:r>
         <w:t xml:space="preserve">).</w:t>
       </w:r>
-      <w:r>
-        <w:t xml:space="preserve"> </w:t>
-      </w:r>
-      <w:r>
-        <w:t xml:space="preserve">2. No (Absolute state).</w:t>
-      </w:r>
-      <w:r>
-        <w:t xml:space="preserve"> </w:t>
-      </w:r>
-      <w:r>
-        <w:t xml:space="preserve">3. Yes (Ends in Alaph/</w:t>
+    </w:p>
+    <w:p>
+      <w:pPr>
+        <w:pStyle w:val="Compact"/>
+        <w:numPr>
+          <w:ilvl w:val="0"/>
+          <w:numId w:val="1014"/>
+        </w:numPr>
+      </w:pPr>
+      <w:r>
+        <w:t xml:space="preserve">No (Absolute state).</w:t>
+      </w:r>
+    </w:p>
+    <w:p>
+      <w:pPr>
+        <w:pStyle w:val="Compact"/>
+        <w:numPr>
+          <w:ilvl w:val="0"/>
+          <w:numId w:val="1014"/>
+        </w:numPr>
+      </w:pPr>
+      <w:r>
+        <w:t xml:space="preserve">Yes (Ends in Alaph/</w:t>
       </w:r>
       <w:r>
         <w:rPr>
@@ -4158,7 +4636,7 @@
     </w:p>
     <w:p>
       <w:pPr>
-        <w:pStyle w:val="BodyText"/>
+        <w:pStyle w:val="FirstParagraph"/>
       </w:pPr>
       <w:r>
         <w:rPr>
@@ -4167,29 +4645,53 @@
         </w:rPr>
         <w:t xml:space="preserve">Exercise 3: Translation</w:t>
       </w:r>
-      <w:r>
-        <w:t xml:space="preserve"> </w:t>
-      </w:r>
-      <w:r>
-        <w:t xml:space="preserve">1. God is good.</w:t>
-      </w:r>
-      <w:r>
-        <w:t xml:space="preserve"> </w:t>
-      </w:r>
-      <w:r>
-        <w:t xml:space="preserve">2. The light is in the kingdom.</w:t>
-      </w:r>
-      <w:r>
-        <w:t xml:space="preserve"> </w:t>
-      </w:r>
-      <w:r>
-        <w:t xml:space="preserve">3. Yukhannan is a man.</w:t>
-      </w:r>
-      <w:r>
-        <w:t xml:space="preserve"> </w:t>
-      </w:r>
-      <w:r>
-        <w:t xml:space="preserve">4. The word of the king is evil. (Because</w:t>
+    </w:p>
+    <w:p>
+      <w:pPr>
+        <w:pStyle w:val="Compact"/>
+        <w:numPr>
+          <w:ilvl w:val="0"/>
+          <w:numId w:val="1015"/>
+        </w:numPr>
+      </w:pPr>
+      <w:r>
+        <w:t xml:space="preserve">God is good.</w:t>
+      </w:r>
+    </w:p>
+    <w:p>
+      <w:pPr>
+        <w:pStyle w:val="Compact"/>
+        <w:numPr>
+          <w:ilvl w:val="0"/>
+          <w:numId w:val="1015"/>
+        </w:numPr>
+      </w:pPr>
+      <w:r>
+        <w:t xml:space="preserve">The light is in the kingdom.</w:t>
+      </w:r>
+    </w:p>
+    <w:p>
+      <w:pPr>
+        <w:pStyle w:val="Compact"/>
+        <w:numPr>
+          <w:ilvl w:val="0"/>
+          <w:numId w:val="1015"/>
+        </w:numPr>
+      </w:pPr>
+      <w:r>
+        <w:t xml:space="preserve">Yukhannan is a man.</w:t>
+      </w:r>
+    </w:p>
+    <w:p>
+      <w:pPr>
+        <w:pStyle w:val="Compact"/>
+        <w:numPr>
+          <w:ilvl w:val="0"/>
+          <w:numId w:val="1015"/>
+        </w:numPr>
+      </w:pPr>
+      <w:r>
+        <w:t xml:space="preserve">The word of the king is evil. (Because</w:t>
       </w:r>
       <w:r>
         <w:t xml:space="preserve"> </w:t>
@@ -4223,16 +4725,22 @@
       <w:r>
         <w:t xml:space="preserve">is used).</w:t>
       </w:r>
-      <w:r>
-        <w:t xml:space="preserve"> </w:t>
-      </w:r>
-      <w:r>
-        <w:t xml:space="preserve">5. I am Yukhannan.</w:t>
-      </w:r>
-    </w:p>
-    <w:p>
-      <w:pPr>
-        <w:pStyle w:val="BodyText"/>
+    </w:p>
+    <w:p>
+      <w:pPr>
+        <w:pStyle w:val="Compact"/>
+        <w:numPr>
+          <w:ilvl w:val="0"/>
+          <w:numId w:val="1015"/>
+        </w:numPr>
+      </w:pPr>
+      <w:r>
+        <w:t xml:space="preserve">I am Yukhannan.</w:t>
+      </w:r>
+    </w:p>
+    <w:p>
+      <w:pPr>
+        <w:pStyle w:val="FirstParagraph"/>
       </w:pPr>
       <w:r>
         <w:rPr>
@@ -4241,34 +4749,58 @@
         </w:rPr>
         <w:t xml:space="preserve">Exercise 4: Production</w:t>
       </w:r>
-      <w:r>
-        <w:t xml:space="preserve"> </w:t>
-      </w:r>
-      <w:r>
-        <w:t xml:space="preserve">1. Alāhā nūhrā rabbā hū.</w:t>
-      </w:r>
-      <w:r>
-        <w:t xml:space="preserve"> </w:t>
-      </w:r>
-      <w:r>
-        <w:t xml:space="preserve">2. ʾarʿā malkūttā d-Alāhā hī.</w:t>
-      </w:r>
-      <w:r>
-        <w:t xml:space="preserve"> </w:t>
-      </w:r>
-      <w:r>
-        <w:t xml:space="preserve">3. Malkā barnāšā bīšā hū.</w:t>
-      </w:r>
-      <w:r>
-        <w:t xml:space="preserve"> </w:t>
-      </w:r>
-      <w:r>
-        <w:t xml:space="preserve">4. ʾEnā malkā.</w:t>
-      </w:r>
-    </w:p>
-    <w:p>
-      <w:pPr>
-        <w:pStyle w:val="BodyText"/>
+    </w:p>
+    <w:p>
+      <w:pPr>
+        <w:pStyle w:val="Compact"/>
+        <w:numPr>
+          <w:ilvl w:val="0"/>
+          <w:numId w:val="1016"/>
+        </w:numPr>
+      </w:pPr>
+      <w:r>
+        <w:t xml:space="preserve">Alāhā nūhrā rabbā hū.</w:t>
+      </w:r>
+    </w:p>
+    <w:p>
+      <w:pPr>
+        <w:pStyle w:val="Compact"/>
+        <w:numPr>
+          <w:ilvl w:val="0"/>
+          <w:numId w:val="1016"/>
+        </w:numPr>
+      </w:pPr>
+      <w:r>
+        <w:t xml:space="preserve">ʾarʿā malkūttā d-Alāhā hī.</w:t>
+      </w:r>
+    </w:p>
+    <w:p>
+      <w:pPr>
+        <w:pStyle w:val="Compact"/>
+        <w:numPr>
+          <w:ilvl w:val="0"/>
+          <w:numId w:val="1016"/>
+        </w:numPr>
+      </w:pPr>
+      <w:r>
+        <w:t xml:space="preserve">Malkā barnāšā bīšā hū.</w:t>
+      </w:r>
+    </w:p>
+    <w:p>
+      <w:pPr>
+        <w:pStyle w:val="Compact"/>
+        <w:numPr>
+          <w:ilvl w:val="0"/>
+          <w:numId w:val="1016"/>
+        </w:numPr>
+      </w:pPr>
+      <w:r>
+        <w:t xml:space="preserve">ʾEnā malkā.</w:t>
+      </w:r>
+    </w:p>
+    <w:p>
+      <w:pPr>
+        <w:pStyle w:val="FirstParagraph"/>
       </w:pPr>
       <w:r>
         <w:rPr>
@@ -4277,11 +4809,17 @@
         </w:rPr>
         <w:t xml:space="preserve">Exercise 5: Comprehension</w:t>
       </w:r>
-      <w:r>
-        <w:t xml:space="preserve"> </w:t>
-      </w:r>
-      <w:r>
-        <w:t xml:space="preserve">1. Great (</w:t>
+    </w:p>
+    <w:p>
+      <w:pPr>
+        <w:pStyle w:val="Compact"/>
+        <w:numPr>
+          <w:ilvl w:val="0"/>
+          <w:numId w:val="1017"/>
+        </w:numPr>
+      </w:pPr>
+      <w:r>
+        <w:t xml:space="preserve">Great (</w:t>
       </w:r>
       <w:r>
         <w:rPr>
@@ -4293,11 +4831,17 @@
       <w:r>
         <w:t xml:space="preserve">).</w:t>
       </w:r>
-      <w:r>
-        <w:t xml:space="preserve"> </w:t>
-      </w:r>
-      <w:r>
-        <w:t xml:space="preserve">2. To the king (</w:t>
+    </w:p>
+    <w:p>
+      <w:pPr>
+        <w:pStyle w:val="Compact"/>
+        <w:numPr>
+          <w:ilvl w:val="0"/>
+          <w:numId w:val="1017"/>
+        </w:numPr>
+      </w:pPr>
+      <w:r>
+        <w:t xml:space="preserve">To the king (</w:t>
       </w:r>
       <w:r>
         <w:rPr>
@@ -4309,11 +4853,17 @@
       <w:r>
         <w:t xml:space="preserve">).</w:t>
       </w:r>
-      <w:r>
-        <w:t xml:space="preserve"> </w:t>
-      </w:r>
-      <w:r>
-        <w:t xml:space="preserve">3. In the earth (</w:t>
+    </w:p>
+    <w:p>
+      <w:pPr>
+        <w:pStyle w:val="Compact"/>
+        <w:numPr>
+          <w:ilvl w:val="0"/>
+          <w:numId w:val="1017"/>
+        </w:numPr>
+      </w:pPr>
+      <w:r>
+        <w:t xml:space="preserve">In the earth (</w:t>
       </w:r>
       <w:r>
         <w:rPr>
@@ -4333,8 +4883,8 @@
         </w:pict>
       </w:r>
     </w:p>
-    <w:bookmarkEnd w:id="17"/>
-    <w:bookmarkStart w:id="18" w:name="section-10-grammatical-summary"/>
+    <w:bookmarkEnd w:id="28"/>
+    <w:bookmarkStart w:id="29" w:name="section-10-grammatical-summary"/>
     <w:p>
       <w:pPr>
         <w:pStyle w:val="Heading4"/>
@@ -4353,114 +4903,13 @@
           <w:bCs/>
         </w:rPr>
         <w:t xml:space="preserve">THE VERBLESS CLAUSE — FORMATION RULES</w:t>
-      </w:r>
-      <w:r>
-        <w:t xml:space="preserve"> </w:t>
-      </w:r>
-      <w:r>
-        <w:t xml:space="preserve">| Component 1 | Component 2 | Copula (Pronoun) | Translation |</w:t>
-      </w:r>
-      <w:r>
-        <w:t xml:space="preserve"> </w:t>
-      </w:r>
-      <w:r>
-        <w:t xml:space="preserve">| :— | :— | :— | :— |</w:t>
-      </w:r>
-      <w:r>
-        <w:t xml:space="preserve"> </w:t>
-      </w:r>
-      <w:r>
-        <w:t xml:space="preserve">| Subject Noun | Predicate Noun/Adj | Pronoun matching Subject | |</w:t>
-      </w:r>
-      <w:r>
-        <w:t xml:space="preserve"> </w:t>
-      </w:r>
-      <w:r>
-        <w:t xml:space="preserve">| Alāhā (God) | ṭābā (good) | hū (he) | God is good. |</w:t>
-      </w:r>
-      <w:r>
-        <w:t xml:space="preserve"> </w:t>
-      </w:r>
-      <w:r>
-        <w:t xml:space="preserve">| Meltā (Word) | rabbā (great) | hī (she) | The word is great. |</w:t>
-      </w:r>
-    </w:p>
-    <w:p>
-      <w:pPr>
-        <w:pStyle w:val="BodyText"/>
-      </w:pPr>
-      <w:r>
-        <w:rPr>
-          <w:b/>
-          <w:bCs/>
-        </w:rPr>
-        <w:t xml:space="preserve">PRONOUN REFERENCE TABLE</w:t>
-      </w:r>
-      <w:r>
-        <w:t xml:space="preserve"> </w:t>
-      </w:r>
-      <w:r>
-        <w:t xml:space="preserve">| Person | Singular | Plural |</w:t>
-      </w:r>
-      <w:r>
-        <w:t xml:space="preserve"> </w:t>
-      </w:r>
-      <w:r>
-        <w:t xml:space="preserve">| :— | :— | :— |</w:t>
-      </w:r>
-      <w:r>
-        <w:t xml:space="preserve"> </w:t>
-      </w:r>
-      <w:r>
-        <w:t xml:space="preserve">| 1st Common | ʾenā (I) | ḥnan (We) |</w:t>
-      </w:r>
-      <w:r>
-        <w:t xml:space="preserve"> </w:t>
-      </w:r>
-      <w:r>
-        <w:t xml:space="preserve">| 2nd Masc | ʾant (You) | ʾantūn (You all) |</w:t>
-      </w:r>
-      <w:r>
-        <w:t xml:space="preserve"> </w:t>
-      </w:r>
-      <w:r>
-        <w:t xml:space="preserve">| 2nd Fem | ʾanti (You) | ʾantēn (You all) |</w:t>
-      </w:r>
-      <w:r>
-        <w:t xml:space="preserve"> </w:t>
-      </w:r>
-      <w:r>
-        <w:t xml:space="preserve">| 3rd Masc | hū (He) | hennōn (They) |</w:t>
-      </w:r>
-      <w:r>
-        <w:t xml:space="preserve"> </w:t>
-      </w:r>
-      <w:r>
-        <w:t xml:space="preserve">| 3rd Fem | hī (She) | hennēn (They) |</w:t>
-      </w:r>
-    </w:p>
-    <w:bookmarkEnd w:id="18"/>
-    <w:bookmarkStart w:id="19" w:name="section-11-additional-vocabulary"/>
-    <w:p>
-      <w:pPr>
-        <w:pStyle w:val="Heading4"/>
-      </w:pPr>
-      <w:r>
-        <w:t xml:space="preserve">Section 11: Additional Vocabulary</w:t>
-      </w:r>
-    </w:p>
-    <w:p>
-      <w:pPr>
-        <w:pStyle w:val="FirstParagraph"/>
-      </w:pPr>
-      <w:r>
-        <w:t xml:space="preserve">The following high-frequency words round out this lesson’s vocabulary to 30 terms.</w:t>
       </w:r>
     </w:p>
     <w:tbl>
       <w:tblPr>
         <w:tblStyle w:val="Table"/>
         <w:tblW w:type="auto" w:w="0"/>
+        <w:jc w:val="left"/>
         <w:tblLook w:firstRow="1" w:lastRow="0" w:firstColumn="0" w:lastColumn="0" w:noHBand="0" w:noVBand="0" w:val="0020"/>
       </w:tblPr>
       <w:tblGrid>
@@ -4481,43 +4930,43 @@
               <w:jc w:val="left"/>
             </w:pPr>
             <w:r>
-              <w:t xml:space="preserve">Estrangela</w:t>
-            </w:r>
-          </w:p>
-        </w:tc>
-        <w:tc>
-          <w:tcPr/>
-          <w:p>
-            <w:pPr>
-              <w:pStyle w:val="Compact"/>
-              <w:jc w:val="left"/>
-            </w:pPr>
-            <w:r>
-              <w:t xml:space="preserve">Transliteration</w:t>
-            </w:r>
-          </w:p>
-        </w:tc>
-        <w:tc>
-          <w:tcPr/>
-          <w:p>
-            <w:pPr>
-              <w:pStyle w:val="Compact"/>
-              <w:jc w:val="left"/>
-            </w:pPr>
-            <w:r>
-              <w:t xml:space="preserve">Gender/Type</w:t>
-            </w:r>
-          </w:p>
-        </w:tc>
-        <w:tc>
-          <w:tcPr/>
-          <w:p>
-            <w:pPr>
-              <w:pStyle w:val="Compact"/>
-              <w:jc w:val="left"/>
-            </w:pPr>
-            <w:r>
-              <w:t xml:space="preserve">Meaning</w:t>
+              <w:t xml:space="preserve">Component 1</w:t>
+            </w:r>
+          </w:p>
+        </w:tc>
+        <w:tc>
+          <w:tcPr/>
+          <w:p>
+            <w:pPr>
+              <w:pStyle w:val="Compact"/>
+              <w:jc w:val="left"/>
+            </w:pPr>
+            <w:r>
+              <w:t xml:space="preserve">Component 2</w:t>
+            </w:r>
+          </w:p>
+        </w:tc>
+        <w:tc>
+          <w:tcPr/>
+          <w:p>
+            <w:pPr>
+              <w:pStyle w:val="Compact"/>
+              <w:jc w:val="left"/>
+            </w:pPr>
+            <w:r>
+              <w:t xml:space="preserve">Copula (Pronoun)</w:t>
+            </w:r>
+          </w:p>
+        </w:tc>
+        <w:tc>
+          <w:tcPr/>
+          <w:p>
+            <w:pPr>
+              <w:pStyle w:val="Compact"/>
+              <w:jc w:val="left"/>
+            </w:pPr>
+            <w:r>
+              <w:t xml:space="preserve">Translation</w:t>
             </w:r>
           </w:p>
         </w:tc>
@@ -4531,44 +4980,40 @@
               <w:jc w:val="left"/>
             </w:pPr>
             <w:r>
-              <w:t xml:space="preserve">ܩܪܝܬܐ</w:t>
-            </w:r>
-          </w:p>
-        </w:tc>
-        <w:tc>
-          <w:tcPr/>
-          <w:p>
-            <w:pPr>
-              <w:pStyle w:val="Compact"/>
-              <w:jc w:val="left"/>
-            </w:pPr>
-            <w:r>
-              <w:t xml:space="preserve">qrītā</w:t>
-            </w:r>
-          </w:p>
-        </w:tc>
-        <w:tc>
-          <w:tcPr/>
-          <w:p>
-            <w:pPr>
-              <w:pStyle w:val="Compact"/>
-              <w:jc w:val="left"/>
-            </w:pPr>
-            <w:r>
-              <w:t xml:space="preserve">f</w:t>
-            </w:r>
-          </w:p>
-        </w:tc>
-        <w:tc>
-          <w:tcPr/>
-          <w:p>
-            <w:pPr>
-              <w:pStyle w:val="Compact"/>
-              <w:jc w:val="left"/>
-            </w:pPr>
-            <w:r>
-              <w:t xml:space="preserve">village</w:t>
-            </w:r>
+              <w:t xml:space="preserve">Subject Noun</w:t>
+            </w:r>
+          </w:p>
+        </w:tc>
+        <w:tc>
+          <w:tcPr/>
+          <w:p>
+            <w:pPr>
+              <w:pStyle w:val="Compact"/>
+              <w:jc w:val="left"/>
+            </w:pPr>
+            <w:r>
+              <w:t xml:space="preserve">Predicate Noun/Adj</w:t>
+            </w:r>
+          </w:p>
+        </w:tc>
+        <w:tc>
+          <w:tcPr/>
+          <w:p>
+            <w:pPr>
+              <w:pStyle w:val="Compact"/>
+              <w:jc w:val="left"/>
+            </w:pPr>
+            <w:r>
+              <w:t xml:space="preserve">Pronoun matching Subject</w:t>
+            </w:r>
+          </w:p>
+        </w:tc>
+        <w:tc>
+          <w:tcPr/>
+          <w:p>
+            <w:pPr>
+              <w:pStyle w:val="Compact"/>
+            </w:pPr>
           </w:p>
         </w:tc>
       </w:tr>
@@ -4581,43 +5026,43 @@
               <w:jc w:val="left"/>
             </w:pPr>
             <w:r>
-              <w:t xml:space="preserve">ܠܫܢܐ</w:t>
-            </w:r>
-          </w:p>
-        </w:tc>
-        <w:tc>
-          <w:tcPr/>
-          <w:p>
-            <w:pPr>
-              <w:pStyle w:val="Compact"/>
-              <w:jc w:val="left"/>
-            </w:pPr>
-            <w:r>
-              <w:t xml:space="preserve">leššānā</w:t>
-            </w:r>
-          </w:p>
-        </w:tc>
-        <w:tc>
-          <w:tcPr/>
-          <w:p>
-            <w:pPr>
-              <w:pStyle w:val="Compact"/>
-              <w:jc w:val="left"/>
-            </w:pPr>
-            <w:r>
-              <w:t xml:space="preserve">m</w:t>
-            </w:r>
-          </w:p>
-        </w:tc>
-        <w:tc>
-          <w:tcPr/>
-          <w:p>
-            <w:pPr>
-              <w:pStyle w:val="Compact"/>
-              <w:jc w:val="left"/>
-            </w:pPr>
-            <w:r>
-              <w:t xml:space="preserve">tongue, language</w:t>
+              <w:t xml:space="preserve">Alāhā (God)</w:t>
+            </w:r>
+          </w:p>
+        </w:tc>
+        <w:tc>
+          <w:tcPr/>
+          <w:p>
+            <w:pPr>
+              <w:pStyle w:val="Compact"/>
+              <w:jc w:val="left"/>
+            </w:pPr>
+            <w:r>
+              <w:t xml:space="preserve">ṭābā (good)</w:t>
+            </w:r>
+          </w:p>
+        </w:tc>
+        <w:tc>
+          <w:tcPr/>
+          <w:p>
+            <w:pPr>
+              <w:pStyle w:val="Compact"/>
+              <w:jc w:val="left"/>
+            </w:pPr>
+            <w:r>
+              <w:t xml:space="preserve">hū (he)</w:t>
+            </w:r>
+          </w:p>
+        </w:tc>
+        <w:tc>
+          <w:tcPr/>
+          <w:p>
+            <w:pPr>
+              <w:pStyle w:val="Compact"/>
+              <w:jc w:val="left"/>
+            </w:pPr>
+            <w:r>
+              <w:t xml:space="preserve">God is good.</w:t>
             </w:r>
           </w:p>
         </w:tc>
@@ -4631,827 +5076,71 @@
               <w:jc w:val="left"/>
             </w:pPr>
             <w:r>
-              <w:t xml:space="preserve">ܓܪܡܐ</w:t>
-            </w:r>
-          </w:p>
-        </w:tc>
-        <w:tc>
-          <w:tcPr/>
-          <w:p>
-            <w:pPr>
-              <w:pStyle w:val="Compact"/>
-              <w:jc w:val="left"/>
-            </w:pPr>
-            <w:r>
-              <w:t xml:space="preserve">garmā</w:t>
-            </w:r>
-          </w:p>
-        </w:tc>
-        <w:tc>
-          <w:tcPr/>
-          <w:p>
-            <w:pPr>
-              <w:pStyle w:val="Compact"/>
-              <w:jc w:val="left"/>
-            </w:pPr>
-            <w:r>
-              <w:t xml:space="preserve">m</w:t>
-            </w:r>
-          </w:p>
-        </w:tc>
-        <w:tc>
-          <w:tcPr/>
-          <w:p>
-            <w:pPr>
-              <w:pStyle w:val="Compact"/>
-              <w:jc w:val="left"/>
-            </w:pPr>
-            <w:r>
-              <w:t xml:space="preserve">bone</w:t>
-            </w:r>
-          </w:p>
-        </w:tc>
-      </w:tr>
-      <w:tr>
-        <w:tc>
-          <w:tcPr/>
-          <w:p>
-            <w:pPr>
-              <w:pStyle w:val="Compact"/>
-              <w:jc w:val="left"/>
-            </w:pPr>
-            <w:r>
-              <w:t xml:space="preserve">ܟܐܦܐ</w:t>
-            </w:r>
-          </w:p>
-        </w:tc>
-        <w:tc>
-          <w:tcPr/>
-          <w:p>
-            <w:pPr>
-              <w:pStyle w:val="Compact"/>
-              <w:jc w:val="left"/>
-            </w:pPr>
-            <w:r>
-              <w:t xml:space="preserve">kēpā</w:t>
-            </w:r>
-          </w:p>
-        </w:tc>
-        <w:tc>
-          <w:tcPr/>
-          <w:p>
-            <w:pPr>
-              <w:pStyle w:val="Compact"/>
-              <w:jc w:val="left"/>
-            </w:pPr>
-            <w:r>
-              <w:t xml:space="preserve">f</w:t>
-            </w:r>
-          </w:p>
-        </w:tc>
-        <w:tc>
-          <w:tcPr/>
-          <w:p>
-            <w:pPr>
-              <w:pStyle w:val="Compact"/>
-              <w:jc w:val="left"/>
-            </w:pPr>
-            <w:r>
-              <w:t xml:space="preserve">stone, rock</w:t>
-            </w:r>
-          </w:p>
-        </w:tc>
-      </w:tr>
-      <w:tr>
-        <w:tc>
-          <w:tcPr/>
-          <w:p>
-            <w:pPr>
-              <w:pStyle w:val="Compact"/>
-              <w:jc w:val="left"/>
-            </w:pPr>
-            <w:r>
-              <w:t xml:space="preserve">ܡܝܐ</w:t>
-            </w:r>
-          </w:p>
-        </w:tc>
-        <w:tc>
-          <w:tcPr/>
-          <w:p>
-            <w:pPr>
-              <w:pStyle w:val="Compact"/>
-              <w:jc w:val="left"/>
-            </w:pPr>
-            <w:r>
-              <w:t xml:space="preserve">mayyā</w:t>
-            </w:r>
-          </w:p>
-        </w:tc>
-        <w:tc>
-          <w:tcPr/>
-          <w:p>
-            <w:pPr>
-              <w:pStyle w:val="Compact"/>
-              <w:jc w:val="left"/>
-            </w:pPr>
-            <w:r>
-              <w:t xml:space="preserve">m.pl</w:t>
-            </w:r>
-          </w:p>
-        </w:tc>
-        <w:tc>
-          <w:tcPr/>
-          <w:p>
-            <w:pPr>
-              <w:pStyle w:val="Compact"/>
-              <w:jc w:val="left"/>
-            </w:pPr>
-            <w:r>
-              <w:t xml:space="preserve">water</w:t>
-            </w:r>
-          </w:p>
-        </w:tc>
-      </w:tr>
-      <w:tr>
-        <w:tc>
-          <w:tcPr/>
-          <w:p>
-            <w:pPr>
-              <w:pStyle w:val="Compact"/>
-              <w:jc w:val="left"/>
-            </w:pPr>
-            <w:r>
-              <w:t xml:space="preserve">ܢܘܢܐ</w:t>
-            </w:r>
-          </w:p>
-        </w:tc>
-        <w:tc>
-          <w:tcPr/>
-          <w:p>
-            <w:pPr>
-              <w:pStyle w:val="Compact"/>
-              <w:jc w:val="left"/>
-            </w:pPr>
-            <w:r>
-              <w:t xml:space="preserve">nūnā</w:t>
-            </w:r>
-          </w:p>
-        </w:tc>
-        <w:tc>
-          <w:tcPr/>
-          <w:p>
-            <w:pPr>
-              <w:pStyle w:val="Compact"/>
-              <w:jc w:val="left"/>
-            </w:pPr>
-            <w:r>
-              <w:t xml:space="preserve">m</w:t>
-            </w:r>
-          </w:p>
-        </w:tc>
-        <w:tc>
-          <w:tcPr/>
-          <w:p>
-            <w:pPr>
-              <w:pStyle w:val="Compact"/>
-              <w:jc w:val="left"/>
-            </w:pPr>
-            <w:r>
-              <w:t xml:space="preserve">fish</w:t>
-            </w:r>
-          </w:p>
-        </w:tc>
-      </w:tr>
-      <w:tr>
-        <w:tc>
-          <w:tcPr/>
-          <w:p>
-            <w:pPr>
-              <w:pStyle w:val="Compact"/>
-              <w:jc w:val="left"/>
-            </w:pPr>
-            <w:r>
-              <w:t xml:space="preserve">ܡܕܝܢܬܐ</w:t>
-            </w:r>
-          </w:p>
-        </w:tc>
-        <w:tc>
-          <w:tcPr/>
-          <w:p>
-            <w:pPr>
-              <w:pStyle w:val="Compact"/>
-              <w:jc w:val="left"/>
-            </w:pPr>
-            <w:r>
-              <w:t xml:space="preserve">mdīttā</w:t>
-            </w:r>
-          </w:p>
-        </w:tc>
-        <w:tc>
-          <w:tcPr/>
-          <w:p>
-            <w:pPr>
-              <w:pStyle w:val="Compact"/>
-              <w:jc w:val="left"/>
-            </w:pPr>
-            <w:r>
-              <w:t xml:space="preserve">f</w:t>
-            </w:r>
-          </w:p>
-        </w:tc>
-        <w:tc>
-          <w:tcPr/>
-          <w:p>
-            <w:pPr>
-              <w:pStyle w:val="Compact"/>
-              <w:jc w:val="left"/>
-            </w:pPr>
-            <w:r>
-              <w:t xml:space="preserve">city</w:t>
-            </w:r>
-          </w:p>
-        </w:tc>
-      </w:tr>
-      <w:tr>
-        <w:tc>
-          <w:tcPr/>
-          <w:p>
-            <w:pPr>
-              <w:pStyle w:val="Compact"/>
-              <w:jc w:val="left"/>
-            </w:pPr>
-            <w:r>
-              <w:t xml:space="preserve">ܫܡܫܐ</w:t>
-            </w:r>
-          </w:p>
-        </w:tc>
-        <w:tc>
-          <w:tcPr/>
-          <w:p>
-            <w:pPr>
-              <w:pStyle w:val="Compact"/>
-              <w:jc w:val="left"/>
-            </w:pPr>
-            <w:r>
-              <w:t xml:space="preserve">šemšā</w:t>
-            </w:r>
-          </w:p>
-        </w:tc>
-        <w:tc>
-          <w:tcPr/>
-          <w:p>
-            <w:pPr>
-              <w:pStyle w:val="Compact"/>
-              <w:jc w:val="left"/>
-            </w:pPr>
-            <w:r>
-              <w:t xml:space="preserve">m</w:t>
-            </w:r>
-          </w:p>
-        </w:tc>
-        <w:tc>
-          <w:tcPr/>
-          <w:p>
-            <w:pPr>
-              <w:pStyle w:val="Compact"/>
-              <w:jc w:val="left"/>
-            </w:pPr>
-            <w:r>
-              <w:t xml:space="preserve">sun</w:t>
-            </w:r>
-          </w:p>
-        </w:tc>
-      </w:tr>
-      <w:tr>
-        <w:tc>
-          <w:tcPr/>
-          <w:p>
-            <w:pPr>
-              <w:pStyle w:val="Compact"/>
-              <w:jc w:val="left"/>
-            </w:pPr>
-            <w:r>
-              <w:t xml:space="preserve">ܬܪܥܐ</w:t>
-            </w:r>
-          </w:p>
-        </w:tc>
-        <w:tc>
-          <w:tcPr/>
-          <w:p>
-            <w:pPr>
-              <w:pStyle w:val="Compact"/>
-              <w:jc w:val="left"/>
-            </w:pPr>
-            <w:r>
-              <w:t xml:space="preserve">tarʿā</w:t>
-            </w:r>
-          </w:p>
-        </w:tc>
-        <w:tc>
-          <w:tcPr/>
-          <w:p>
-            <w:pPr>
-              <w:pStyle w:val="Compact"/>
-              <w:jc w:val="left"/>
-            </w:pPr>
-            <w:r>
-              <w:t xml:space="preserve">m</w:t>
-            </w:r>
-          </w:p>
-        </w:tc>
-        <w:tc>
-          <w:tcPr/>
-          <w:p>
-            <w:pPr>
-              <w:pStyle w:val="Compact"/>
-              <w:jc w:val="left"/>
-            </w:pPr>
-            <w:r>
-              <w:t xml:space="preserve">door, gate</w:t>
-            </w:r>
-          </w:p>
-        </w:tc>
-      </w:tr>
-      <w:tr>
-        <w:tc>
-          <w:tcPr/>
-          <w:p>
-            <w:pPr>
-              <w:pStyle w:val="Compact"/>
-              <w:jc w:val="left"/>
-            </w:pPr>
-            <w:r>
-              <w:t xml:space="preserve">ܡܫܚܐ</w:t>
-            </w:r>
-          </w:p>
-        </w:tc>
-        <w:tc>
-          <w:tcPr/>
-          <w:p>
-            <w:pPr>
-              <w:pStyle w:val="Compact"/>
-              <w:jc w:val="left"/>
-            </w:pPr>
-            <w:r>
-              <w:t xml:space="preserve">mešḥā</w:t>
-            </w:r>
-          </w:p>
-        </w:tc>
-        <w:tc>
-          <w:tcPr/>
-          <w:p>
-            <w:pPr>
-              <w:pStyle w:val="Compact"/>
-              <w:jc w:val="left"/>
-            </w:pPr>
-            <w:r>
-              <w:t xml:space="preserve">m</w:t>
-            </w:r>
-          </w:p>
-        </w:tc>
-        <w:tc>
-          <w:tcPr/>
-          <w:p>
-            <w:pPr>
-              <w:pStyle w:val="Compact"/>
-              <w:jc w:val="left"/>
-            </w:pPr>
-            <w:r>
-              <w:t xml:space="preserve">oil</w:t>
-            </w:r>
-          </w:p>
-        </w:tc>
-      </w:tr>
-      <w:tr>
-        <w:tc>
-          <w:tcPr/>
-          <w:p>
-            <w:pPr>
-              <w:pStyle w:val="Compact"/>
-              <w:jc w:val="left"/>
-            </w:pPr>
-            <w:r>
-              <w:t xml:space="preserve">ܚܝܠܐ</w:t>
-            </w:r>
-          </w:p>
-        </w:tc>
-        <w:tc>
-          <w:tcPr/>
-          <w:p>
-            <w:pPr>
-              <w:pStyle w:val="Compact"/>
-              <w:jc w:val="left"/>
-            </w:pPr>
-            <w:r>
-              <w:t xml:space="preserve">ḥaylā</w:t>
-            </w:r>
-          </w:p>
-        </w:tc>
-        <w:tc>
-          <w:tcPr/>
-          <w:p>
-            <w:pPr>
-              <w:pStyle w:val="Compact"/>
-              <w:jc w:val="left"/>
-            </w:pPr>
-            <w:r>
-              <w:t xml:space="preserve">m</w:t>
-            </w:r>
-          </w:p>
-        </w:tc>
-        <w:tc>
-          <w:tcPr/>
-          <w:p>
-            <w:pPr>
-              <w:pStyle w:val="Compact"/>
-              <w:jc w:val="left"/>
-            </w:pPr>
-            <w:r>
-              <w:t xml:space="preserve">power, army</w:t>
-            </w:r>
-          </w:p>
-        </w:tc>
-      </w:tr>
-      <w:tr>
-        <w:tc>
-          <w:tcPr/>
-          <w:p>
-            <w:pPr>
-              <w:pStyle w:val="Compact"/>
-              <w:jc w:val="left"/>
-            </w:pPr>
-            <w:r>
-              <w:t xml:space="preserve">ܐܕܢܐ</w:t>
-            </w:r>
-          </w:p>
-        </w:tc>
-        <w:tc>
-          <w:tcPr/>
-          <w:p>
-            <w:pPr>
-              <w:pStyle w:val="Compact"/>
-              <w:jc w:val="left"/>
-            </w:pPr>
-            <w:r>
-              <w:t xml:space="preserve">ʾednā</w:t>
-            </w:r>
-          </w:p>
-        </w:tc>
-        <w:tc>
-          <w:tcPr/>
-          <w:p>
-            <w:pPr>
-              <w:pStyle w:val="Compact"/>
-              <w:jc w:val="left"/>
-            </w:pPr>
-            <w:r>
-              <w:t xml:space="preserve">f</w:t>
-            </w:r>
-          </w:p>
-        </w:tc>
-        <w:tc>
-          <w:tcPr/>
-          <w:p>
-            <w:pPr>
-              <w:pStyle w:val="Compact"/>
-              <w:jc w:val="left"/>
-            </w:pPr>
-            <w:r>
-              <w:t xml:space="preserve">ear</w:t>
-            </w:r>
-          </w:p>
-        </w:tc>
-      </w:tr>
-      <w:tr>
-        <w:tc>
-          <w:tcPr/>
-          <w:p>
-            <w:pPr>
-              <w:pStyle w:val="Compact"/>
-              <w:jc w:val="left"/>
-            </w:pPr>
-            <w:r>
-              <w:t xml:space="preserve">ܩܝܣܐ</w:t>
-            </w:r>
-          </w:p>
-        </w:tc>
-        <w:tc>
-          <w:tcPr/>
-          <w:p>
-            <w:pPr>
-              <w:pStyle w:val="Compact"/>
-              <w:jc w:val="left"/>
-            </w:pPr>
-            <w:r>
-              <w:t xml:space="preserve">qaysā</w:t>
-            </w:r>
-          </w:p>
-        </w:tc>
-        <w:tc>
-          <w:tcPr/>
-          <w:p>
-            <w:pPr>
-              <w:pStyle w:val="Compact"/>
-              <w:jc w:val="left"/>
-            </w:pPr>
-            <w:r>
-              <w:t xml:space="preserve">m</w:t>
-            </w:r>
-          </w:p>
-        </w:tc>
-        <w:tc>
-          <w:tcPr/>
-          <w:p>
-            <w:pPr>
-              <w:pStyle w:val="Compact"/>
-              <w:jc w:val="left"/>
-            </w:pPr>
-            <w:r>
-              <w:t xml:space="preserve">wood, tree</w:t>
-            </w:r>
-          </w:p>
-        </w:tc>
-      </w:tr>
-      <w:tr>
-        <w:tc>
-          <w:tcPr/>
-          <w:p>
-            <w:pPr>
-              <w:pStyle w:val="Compact"/>
-              <w:jc w:val="left"/>
-            </w:pPr>
-            <w:r>
-              <w:t xml:space="preserve">ܢܗܪܐ</w:t>
-            </w:r>
-          </w:p>
-        </w:tc>
-        <w:tc>
-          <w:tcPr/>
-          <w:p>
-            <w:pPr>
-              <w:pStyle w:val="Compact"/>
-              <w:jc w:val="left"/>
-            </w:pPr>
-            <w:r>
-              <w:t xml:space="preserve">nahrā</w:t>
-            </w:r>
-          </w:p>
-        </w:tc>
-        <w:tc>
-          <w:tcPr/>
-          <w:p>
-            <w:pPr>
-              <w:pStyle w:val="Compact"/>
-              <w:jc w:val="left"/>
-            </w:pPr>
-            <w:r>
-              <w:t xml:space="preserve">m</w:t>
-            </w:r>
-          </w:p>
-        </w:tc>
-        <w:tc>
-          <w:tcPr/>
-          <w:p>
-            <w:pPr>
-              <w:pStyle w:val="Compact"/>
-              <w:jc w:val="left"/>
-            </w:pPr>
-            <w:r>
-              <w:t xml:space="preserve">river</w:t>
-            </w:r>
-          </w:p>
-        </w:tc>
-      </w:tr>
-      <w:tr>
-        <w:tc>
-          <w:tcPr/>
-          <w:p>
-            <w:pPr>
-              <w:pStyle w:val="Compact"/>
-              <w:jc w:val="left"/>
-            </w:pPr>
-            <w:r>
-              <w:t xml:space="preserve">ܣܒܪܐ</w:t>
-            </w:r>
-          </w:p>
-        </w:tc>
-        <w:tc>
-          <w:tcPr/>
-          <w:p>
-            <w:pPr>
-              <w:pStyle w:val="Compact"/>
-              <w:jc w:val="left"/>
-            </w:pPr>
-            <w:r>
-              <w:t xml:space="preserve">sabrā</w:t>
-            </w:r>
-          </w:p>
-        </w:tc>
-        <w:tc>
-          <w:tcPr/>
-          <w:p>
-            <w:pPr>
-              <w:pStyle w:val="Compact"/>
-              <w:jc w:val="left"/>
-            </w:pPr>
-            <w:r>
-              <w:t xml:space="preserve">m</w:t>
-            </w:r>
-          </w:p>
-        </w:tc>
-        <w:tc>
-          <w:tcPr/>
-          <w:p>
-            <w:pPr>
-              <w:pStyle w:val="Compact"/>
-              <w:jc w:val="left"/>
-            </w:pPr>
-            <w:r>
-              <w:t xml:space="preserve">hope</w:t>
-            </w:r>
-          </w:p>
-        </w:tc>
-      </w:tr>
-      <w:tr>
-        <w:tc>
-          <w:tcPr/>
-          <w:p>
-            <w:pPr>
-              <w:pStyle w:val="Compact"/>
-              <w:jc w:val="left"/>
-            </w:pPr>
-            <w:r>
-              <w:t xml:space="preserve">ܕܚܠܬܐ</w:t>
-            </w:r>
-          </w:p>
-        </w:tc>
-        <w:tc>
-          <w:tcPr/>
-          <w:p>
-            <w:pPr>
-              <w:pStyle w:val="Compact"/>
-              <w:jc w:val="left"/>
-            </w:pPr>
-            <w:r>
-              <w:t xml:space="preserve">deḥltā</w:t>
-            </w:r>
-          </w:p>
-        </w:tc>
-        <w:tc>
-          <w:tcPr/>
-          <w:p>
-            <w:pPr>
-              <w:pStyle w:val="Compact"/>
-              <w:jc w:val="left"/>
-            </w:pPr>
-            <w:r>
-              <w:t xml:space="preserve">f</w:t>
-            </w:r>
-          </w:p>
-        </w:tc>
-        <w:tc>
-          <w:tcPr/>
-          <w:p>
-            <w:pPr>
-              <w:pStyle w:val="Compact"/>
-              <w:jc w:val="left"/>
-            </w:pPr>
-            <w:r>
-              <w:t xml:space="preserve">fear, religion</w:t>
-            </w:r>
-          </w:p>
-        </w:tc>
-      </w:tr>
-      <w:tr>
-        <w:tc>
-          <w:tcPr/>
-          <w:p>
-            <w:pPr>
-              <w:pStyle w:val="Compact"/>
-              <w:jc w:val="left"/>
-            </w:pPr>
-            <w:r>
-              <w:t xml:space="preserve">ܣܗܪܐ</w:t>
-            </w:r>
-          </w:p>
-        </w:tc>
-        <w:tc>
-          <w:tcPr/>
-          <w:p>
-            <w:pPr>
-              <w:pStyle w:val="Compact"/>
-              <w:jc w:val="left"/>
-            </w:pPr>
-            <w:r>
-              <w:t xml:space="preserve">sahrā</w:t>
-            </w:r>
-          </w:p>
-        </w:tc>
-        <w:tc>
-          <w:tcPr/>
-          <w:p>
-            <w:pPr>
-              <w:pStyle w:val="Compact"/>
-              <w:jc w:val="left"/>
-            </w:pPr>
-            <w:r>
-              <w:t xml:space="preserve">m</w:t>
-            </w:r>
-          </w:p>
-        </w:tc>
-        <w:tc>
-          <w:tcPr/>
-          <w:p>
-            <w:pPr>
-              <w:pStyle w:val="Compact"/>
-              <w:jc w:val="left"/>
-            </w:pPr>
-            <w:r>
-              <w:t xml:space="preserve">moon</w:t>
-            </w:r>
-          </w:p>
-        </w:tc>
-      </w:tr>
-      <w:tr>
-        <w:tc>
-          <w:tcPr/>
-          <w:p>
-            <w:pPr>
-              <w:pStyle w:val="Compact"/>
-              <w:jc w:val="left"/>
-            </w:pPr>
-            <w:r>
-              <w:t xml:space="preserve">ܪܓܠܐ</w:t>
-            </w:r>
-          </w:p>
-        </w:tc>
-        <w:tc>
-          <w:tcPr/>
-          <w:p>
-            <w:pPr>
-              <w:pStyle w:val="Compact"/>
-              <w:jc w:val="left"/>
-            </w:pPr>
-            <w:r>
-              <w:t xml:space="preserve">reglā</w:t>
-            </w:r>
-          </w:p>
-        </w:tc>
-        <w:tc>
-          <w:tcPr/>
-          <w:p>
-            <w:pPr>
-              <w:pStyle w:val="Compact"/>
-              <w:jc w:val="left"/>
-            </w:pPr>
-            <w:r>
-              <w:t xml:space="preserve">f</w:t>
-            </w:r>
-          </w:p>
-        </w:tc>
-        <w:tc>
-          <w:tcPr/>
-          <w:p>
-            <w:pPr>
-              <w:pStyle w:val="Compact"/>
-              <w:jc w:val="left"/>
-            </w:pPr>
-            <w:r>
-              <w:t xml:space="preserve">foot</w:t>
+              <w:t xml:space="preserve">Meltā (Word)</w:t>
+            </w:r>
+          </w:p>
+        </w:tc>
+        <w:tc>
+          <w:tcPr/>
+          <w:p>
+            <w:pPr>
+              <w:pStyle w:val="Compact"/>
+              <w:jc w:val="left"/>
+            </w:pPr>
+            <w:r>
+              <w:t xml:space="preserve">rabbā (great)</w:t>
+            </w:r>
+          </w:p>
+        </w:tc>
+        <w:tc>
+          <w:tcPr/>
+          <w:p>
+            <w:pPr>
+              <w:pStyle w:val="Compact"/>
+              <w:jc w:val="left"/>
+            </w:pPr>
+            <w:r>
+              <w:t xml:space="preserve">hī (she)</w:t>
+            </w:r>
+          </w:p>
+        </w:tc>
+        <w:tc>
+          <w:tcPr/>
+          <w:p>
+            <w:pPr>
+              <w:pStyle w:val="Compact"/>
+              <w:jc w:val="left"/>
+            </w:pPr>
+            <w:r>
+              <w:t xml:space="preserve">The word is great.</w:t>
             </w:r>
           </w:p>
         </w:tc>
       </w:tr>
     </w:tbl>
-    <w:bookmarkEnd w:id="19"/>
-    <w:bookmarkStart w:id="20" w:name="section-11-additional-vocabulary-1"/>
-    <w:p>
-      <w:pPr>
-        <w:pStyle w:val="Heading4"/>
-      </w:pPr>
-      <w:r>
-        <w:t xml:space="preserve">Section 11: Additional Vocabulary</w:t>
-      </w:r>
-    </w:p>
-    <w:p>
-      <w:pPr>
-        <w:pStyle w:val="FirstParagraph"/>
-      </w:pPr>
-      <w:r>
-        <w:t xml:space="preserve">The following high-frequency words round out this lesson’s vocabulary to 30 terms.</w:t>
+    <w:p>
+      <w:pPr>
+        <w:pStyle w:val="BodyText"/>
+      </w:pPr>
+      <w:r>
+        <w:rPr>
+          <w:b/>
+          <w:bCs/>
+        </w:rPr>
+        <w:t xml:space="preserve">PRONOUN REFERENCE TABLE</w:t>
       </w:r>
     </w:p>
     <w:tbl>
       <w:tblPr>
         <w:tblStyle w:val="Table"/>
         <w:tblW w:type="auto" w:w="0"/>
+        <w:jc w:val="left"/>
         <w:tblLook w:firstRow="1" w:lastRow="0" w:firstColumn="0" w:lastColumn="0" w:noHBand="0" w:noVBand="0" w:val="0020"/>
       </w:tblPr>
       <w:tblGrid>
-        <w:gridCol w:w="1980"/>
-        <w:gridCol w:w="1980"/>
-        <w:gridCol w:w="1980"/>
-        <w:gridCol w:w="1980"/>
+        <w:gridCol w:w="2640"/>
+        <w:gridCol w:w="2640"/>
+        <w:gridCol w:w="2640"/>
       </w:tblGrid>
       <w:tr>
         <w:trPr>
@@ -5465,43 +5154,31 @@
               <w:jc w:val="left"/>
             </w:pPr>
             <w:r>
-              <w:t xml:space="preserve">Estrangela</w:t>
-            </w:r>
-          </w:p>
-        </w:tc>
-        <w:tc>
-          <w:tcPr/>
-          <w:p>
-            <w:pPr>
-              <w:pStyle w:val="Compact"/>
-              <w:jc w:val="left"/>
-            </w:pPr>
-            <w:r>
-              <w:t xml:space="preserve">Transliteration</w:t>
-            </w:r>
-          </w:p>
-        </w:tc>
-        <w:tc>
-          <w:tcPr/>
-          <w:p>
-            <w:pPr>
-              <w:pStyle w:val="Compact"/>
-              <w:jc w:val="left"/>
-            </w:pPr>
-            <w:r>
-              <w:t xml:space="preserve">Gender/Type</w:t>
-            </w:r>
-          </w:p>
-        </w:tc>
-        <w:tc>
-          <w:tcPr/>
-          <w:p>
-            <w:pPr>
-              <w:pStyle w:val="Compact"/>
-              <w:jc w:val="left"/>
-            </w:pPr>
-            <w:r>
-              <w:t xml:space="preserve">Meaning</w:t>
+              <w:t xml:space="preserve">Person</w:t>
+            </w:r>
+          </w:p>
+        </w:tc>
+        <w:tc>
+          <w:tcPr/>
+          <w:p>
+            <w:pPr>
+              <w:pStyle w:val="Compact"/>
+              <w:jc w:val="left"/>
+            </w:pPr>
+            <w:r>
+              <w:t xml:space="preserve">Singular</w:t>
+            </w:r>
+          </w:p>
+        </w:tc>
+        <w:tc>
+          <w:tcPr/>
+          <w:p>
+            <w:pPr>
+              <w:pStyle w:val="Compact"/>
+              <w:jc w:val="left"/>
+            </w:pPr>
+            <w:r>
+              <w:t xml:space="preserve">Plural</w:t>
             </w:r>
           </w:p>
         </w:tc>
@@ -5515,43 +5192,31 @@
               <w:jc w:val="left"/>
             </w:pPr>
             <w:r>
-              <w:t xml:space="preserve">ܫܠܡܐ</w:t>
-            </w:r>
-          </w:p>
-        </w:tc>
-        <w:tc>
-          <w:tcPr/>
-          <w:p>
-            <w:pPr>
-              <w:pStyle w:val="Compact"/>
-              <w:jc w:val="left"/>
-            </w:pPr>
-            <w:r>
-              <w:t xml:space="preserve">šlāmā</w:t>
-            </w:r>
-          </w:p>
-        </w:tc>
-        <w:tc>
-          <w:tcPr/>
-          <w:p>
-            <w:pPr>
-              <w:pStyle w:val="Compact"/>
-              <w:jc w:val="left"/>
-            </w:pPr>
-            <w:r>
-              <w:t xml:space="preserve">m</w:t>
-            </w:r>
-          </w:p>
-        </w:tc>
-        <w:tc>
-          <w:tcPr/>
-          <w:p>
-            <w:pPr>
-              <w:pStyle w:val="Compact"/>
-              <w:jc w:val="left"/>
-            </w:pPr>
-            <w:r>
-              <w:t xml:space="preserve">peace</w:t>
+              <w:t xml:space="preserve">1st Common</w:t>
+            </w:r>
+          </w:p>
+        </w:tc>
+        <w:tc>
+          <w:tcPr/>
+          <w:p>
+            <w:pPr>
+              <w:pStyle w:val="Compact"/>
+              <w:jc w:val="left"/>
+            </w:pPr>
+            <w:r>
+              <w:t xml:space="preserve">ʾenā (I)</w:t>
+            </w:r>
+          </w:p>
+        </w:tc>
+        <w:tc>
+          <w:tcPr/>
+          <w:p>
+            <w:pPr>
+              <w:pStyle w:val="Compact"/>
+              <w:jc w:val="left"/>
+            </w:pPr>
+            <w:r>
+              <w:t xml:space="preserve">ḥnan (We)</w:t>
             </w:r>
           </w:p>
         </w:tc>
@@ -5565,43 +5230,31 @@
               <w:jc w:val="left"/>
             </w:pPr>
             <w:r>
-              <w:t xml:space="preserve">ܐܬܪܐ</w:t>
-            </w:r>
-          </w:p>
-        </w:tc>
-        <w:tc>
-          <w:tcPr/>
-          <w:p>
-            <w:pPr>
-              <w:pStyle w:val="Compact"/>
-              <w:jc w:val="left"/>
-            </w:pPr>
-            <w:r>
-              <w:t xml:space="preserve">ʾatrā</w:t>
-            </w:r>
-          </w:p>
-        </w:tc>
-        <w:tc>
-          <w:tcPr/>
-          <w:p>
-            <w:pPr>
-              <w:pStyle w:val="Compact"/>
-              <w:jc w:val="left"/>
-            </w:pPr>
-            <w:r>
-              <w:t xml:space="preserve">m</w:t>
-            </w:r>
-          </w:p>
-        </w:tc>
-        <w:tc>
-          <w:tcPr/>
-          <w:p>
-            <w:pPr>
-              <w:pStyle w:val="Compact"/>
-              <w:jc w:val="left"/>
-            </w:pPr>
-            <w:r>
-              <w:t xml:space="preserve">place, country</w:t>
+              <w:t xml:space="preserve">2nd Masc</w:t>
+            </w:r>
+          </w:p>
+        </w:tc>
+        <w:tc>
+          <w:tcPr/>
+          <w:p>
+            <w:pPr>
+              <w:pStyle w:val="Compact"/>
+              <w:jc w:val="left"/>
+            </w:pPr>
+            <w:r>
+              <w:t xml:space="preserve">ʾant (You)</w:t>
+            </w:r>
+          </w:p>
+        </w:tc>
+        <w:tc>
+          <w:tcPr/>
+          <w:p>
+            <w:pPr>
+              <w:pStyle w:val="Compact"/>
+              <w:jc w:val="left"/>
+            </w:pPr>
+            <w:r>
+              <w:t xml:space="preserve">ʾantūn (You all)</w:t>
             </w:r>
           </w:p>
         </w:tc>
@@ -5615,43 +5268,31 @@
               <w:jc w:val="left"/>
             </w:pPr>
             <w:r>
-              <w:t xml:space="preserve">ܣܗܕܐ</w:t>
-            </w:r>
-          </w:p>
-        </w:tc>
-        <w:tc>
-          <w:tcPr/>
-          <w:p>
-            <w:pPr>
-              <w:pStyle w:val="Compact"/>
-              <w:jc w:val="left"/>
-            </w:pPr>
-            <w:r>
-              <w:t xml:space="preserve">sāhdā</w:t>
-            </w:r>
-          </w:p>
-        </w:tc>
-        <w:tc>
-          <w:tcPr/>
-          <w:p>
-            <w:pPr>
-              <w:pStyle w:val="Compact"/>
-              <w:jc w:val="left"/>
-            </w:pPr>
-            <w:r>
-              <w:t xml:space="preserve">m</w:t>
-            </w:r>
-          </w:p>
-        </w:tc>
-        <w:tc>
-          <w:tcPr/>
-          <w:p>
-            <w:pPr>
-              <w:pStyle w:val="Compact"/>
-              <w:jc w:val="left"/>
-            </w:pPr>
-            <w:r>
-              <w:t xml:space="preserve">witness, martyr</w:t>
+              <w:t xml:space="preserve">2nd Fem</w:t>
+            </w:r>
+          </w:p>
+        </w:tc>
+        <w:tc>
+          <w:tcPr/>
+          <w:p>
+            <w:pPr>
+              <w:pStyle w:val="Compact"/>
+              <w:jc w:val="left"/>
+            </w:pPr>
+            <w:r>
+              <w:t xml:space="preserve">ʾanti (You)</w:t>
+            </w:r>
+          </w:p>
+        </w:tc>
+        <w:tc>
+          <w:tcPr/>
+          <w:p>
+            <w:pPr>
+              <w:pStyle w:val="Compact"/>
+              <w:jc w:val="left"/>
+            </w:pPr>
+            <w:r>
+              <w:t xml:space="preserve">ʾantēn (You all)</w:t>
             </w:r>
           </w:p>
         </w:tc>
@@ -5665,43 +5306,31 @@
               <w:jc w:val="left"/>
             </w:pPr>
             <w:r>
-              <w:t xml:space="preserve">ܒܣܪܐ</w:t>
-            </w:r>
-          </w:p>
-        </w:tc>
-        <w:tc>
-          <w:tcPr/>
-          <w:p>
-            <w:pPr>
-              <w:pStyle w:val="Compact"/>
-              <w:jc w:val="left"/>
-            </w:pPr>
-            <w:r>
-              <w:t xml:space="preserve">besrā</w:t>
-            </w:r>
-          </w:p>
-        </w:tc>
-        <w:tc>
-          <w:tcPr/>
-          <w:p>
-            <w:pPr>
-              <w:pStyle w:val="Compact"/>
-              <w:jc w:val="left"/>
-            </w:pPr>
-            <w:r>
-              <w:t xml:space="preserve">m</w:t>
-            </w:r>
-          </w:p>
-        </w:tc>
-        <w:tc>
-          <w:tcPr/>
-          <w:p>
-            <w:pPr>
-              <w:pStyle w:val="Compact"/>
-              <w:jc w:val="left"/>
-            </w:pPr>
-            <w:r>
-              <w:t xml:space="preserve">flesh</w:t>
+              <w:t xml:space="preserve">3rd Masc</w:t>
+            </w:r>
+          </w:p>
+        </w:tc>
+        <w:tc>
+          <w:tcPr/>
+          <w:p>
+            <w:pPr>
+              <w:pStyle w:val="Compact"/>
+              <w:jc w:val="left"/>
+            </w:pPr>
+            <w:r>
+              <w:t xml:space="preserve">hū (He)</w:t>
+            </w:r>
+          </w:p>
+        </w:tc>
+        <w:tc>
+          <w:tcPr/>
+          <w:p>
+            <w:pPr>
+              <w:pStyle w:val="Compact"/>
+              <w:jc w:val="left"/>
+            </w:pPr>
+            <w:r>
+              <w:t xml:space="preserve">hennōn (They)</w:t>
             </w:r>
           </w:p>
         </w:tc>
@@ -5715,43 +5344,130 @@
               <w:jc w:val="left"/>
             </w:pPr>
             <w:r>
-              <w:t xml:space="preserve">ܛܝܒܘܬܐ</w:t>
-            </w:r>
-          </w:p>
-        </w:tc>
-        <w:tc>
-          <w:tcPr/>
-          <w:p>
-            <w:pPr>
-              <w:pStyle w:val="Compact"/>
-              <w:jc w:val="left"/>
-            </w:pPr>
-            <w:r>
-              <w:t xml:space="preserve">ṭaybūttā</w:t>
-            </w:r>
-          </w:p>
-        </w:tc>
-        <w:tc>
-          <w:tcPr/>
-          <w:p>
-            <w:pPr>
-              <w:pStyle w:val="Compact"/>
-              <w:jc w:val="left"/>
-            </w:pPr>
-            <w:r>
-              <w:t xml:space="preserve">f</w:t>
-            </w:r>
-          </w:p>
-        </w:tc>
-        <w:tc>
-          <w:tcPr/>
-          <w:p>
-            <w:pPr>
-              <w:pStyle w:val="Compact"/>
-              <w:jc w:val="left"/>
-            </w:pPr>
-            <w:r>
-              <w:t xml:space="preserve">grace</w:t>
+              <w:t xml:space="preserve">3rd Fem</w:t>
+            </w:r>
+          </w:p>
+        </w:tc>
+        <w:tc>
+          <w:tcPr/>
+          <w:p>
+            <w:pPr>
+              <w:pStyle w:val="Compact"/>
+              <w:jc w:val="left"/>
+            </w:pPr>
+            <w:r>
+              <w:t xml:space="preserve">hī (She)</w:t>
+            </w:r>
+          </w:p>
+        </w:tc>
+        <w:tc>
+          <w:tcPr/>
+          <w:p>
+            <w:pPr>
+              <w:pStyle w:val="Compact"/>
+              <w:jc w:val="left"/>
+            </w:pPr>
+            <w:r>
+              <w:t xml:space="preserve">hennēn (They)</w:t>
+            </w:r>
+          </w:p>
+        </w:tc>
+      </w:tr>
+    </w:tbl>
+    <w:bookmarkEnd w:id="29"/>
+    <w:bookmarkStart w:id="30" w:name="section-11-additional-vocabulary"/>
+    <w:p>
+      <w:pPr>
+        <w:pStyle w:val="Heading4"/>
+      </w:pPr>
+      <w:r>
+        <w:t xml:space="preserve">Section 11: Additional Vocabulary</w:t>
+      </w:r>
+    </w:p>
+    <w:p>
+      <w:pPr>
+        <w:pStyle w:val="FirstParagraph"/>
+      </w:pPr>
+      <w:r>
+        <w:t xml:space="preserve">The following high-frequency words round out this lesson’s vocabulary to 30 terms.</w:t>
+      </w:r>
+    </w:p>
+    <w:tbl>
+      <w:tblPr>
+        <w:tblStyle w:val="Table"/>
+        <w:tblW w:type="pct" w:w="5000"/>
+        <w:jc w:val="left"/>
+        <w:tblLayout w:type="fixed"/>
+        <w:tblLook w:firstRow="1" w:lastRow="0" w:firstColumn="0" w:lastColumn="0" w:noHBand="0" w:noVBand="0" w:val="0020"/>
+      </w:tblPr>
+      <w:tblGrid>
+        <w:gridCol w:w="1584"/>
+        <w:gridCol w:w="1584"/>
+        <w:gridCol w:w="1584"/>
+        <w:gridCol w:w="1584"/>
+        <w:gridCol w:w="1584"/>
+      </w:tblGrid>
+      <w:tr>
+        <w:trPr>
+          <w:tblHeader w:val="on"/>
+        </w:trPr>
+        <w:tc>
+          <w:tcPr/>
+          <w:p>
+            <w:pPr>
+              <w:pStyle w:val="Compact"/>
+              <w:jc w:val="left"/>
+            </w:pPr>
+            <w:r>
+              <w:t xml:space="preserve">Syriac (Estrangela)</w:t>
+            </w:r>
+          </w:p>
+        </w:tc>
+        <w:tc>
+          <w:tcPr/>
+          <w:p>
+            <w:pPr>
+              <w:pStyle w:val="Compact"/>
+              <w:jc w:val="left"/>
+            </w:pPr>
+            <w:r>
+              <w:t xml:space="preserve">Transliteration</w:t>
+            </w:r>
+          </w:p>
+        </w:tc>
+        <w:tc>
+          <w:tcPr/>
+          <w:p>
+            <w:pPr>
+              <w:pStyle w:val="Compact"/>
+              <w:jc w:val="left"/>
+            </w:pPr>
+            <w:r>
+              <w:t xml:space="preserve">Part of Speech</w:t>
+            </w:r>
+          </w:p>
+        </w:tc>
+        <w:tc>
+          <w:tcPr/>
+          <w:p>
+            <w:pPr>
+              <w:pStyle w:val="Compact"/>
+              <w:jc w:val="left"/>
+            </w:pPr>
+            <w:r>
+              <w:t xml:space="preserve">Meaning</w:t>
+            </w:r>
+          </w:p>
+        </w:tc>
+        <w:tc>
+          <w:tcPr/>
+          <w:p>
+            <w:pPr>
+              <w:pStyle w:val="Compact"/>
+              <w:jc w:val="left"/>
+            </w:pPr>
+            <w:r>
+              <w:t xml:space="preserve">Notes</w:t>
             </w:r>
           </w:p>
         </w:tc>
@@ -5765,43 +5481,55 @@
               <w:jc w:val="left"/>
             </w:pPr>
             <w:r>
-              <w:t xml:space="preserve">ܬܘܪܐ</w:t>
-            </w:r>
-          </w:p>
-        </w:tc>
-        <w:tc>
-          <w:tcPr/>
-          <w:p>
-            <w:pPr>
-              <w:pStyle w:val="Compact"/>
-              <w:jc w:val="left"/>
-            </w:pPr>
-            <w:r>
-              <w:t xml:space="preserve">tawrā</w:t>
-            </w:r>
-          </w:p>
-        </w:tc>
-        <w:tc>
-          <w:tcPr/>
-          <w:p>
-            <w:pPr>
-              <w:pStyle w:val="Compact"/>
-              <w:jc w:val="left"/>
-            </w:pPr>
-            <w:r>
-              <w:t xml:space="preserve">m</w:t>
-            </w:r>
-          </w:p>
-        </w:tc>
-        <w:tc>
-          <w:tcPr/>
-          <w:p>
-            <w:pPr>
-              <w:pStyle w:val="Compact"/>
-              <w:jc w:val="left"/>
-            </w:pPr>
-            <w:r>
-              <w:t xml:space="preserve">bull, ox</w:t>
+              <w:t xml:space="preserve">ܩܪܝܬܐ</w:t>
+            </w:r>
+          </w:p>
+        </w:tc>
+        <w:tc>
+          <w:tcPr/>
+          <w:p>
+            <w:pPr>
+              <w:pStyle w:val="Compact"/>
+              <w:jc w:val="left"/>
+            </w:pPr>
+            <w:r>
+              <w:t xml:space="preserve">qrītā</w:t>
+            </w:r>
+          </w:p>
+        </w:tc>
+        <w:tc>
+          <w:tcPr/>
+          <w:p>
+            <w:pPr>
+              <w:pStyle w:val="Compact"/>
+              <w:jc w:val="left"/>
+            </w:pPr>
+            <w:r>
+              <w:t xml:space="preserve">f. noun</w:t>
+            </w:r>
+          </w:p>
+        </w:tc>
+        <w:tc>
+          <w:tcPr/>
+          <w:p>
+            <w:pPr>
+              <w:pStyle w:val="Compact"/>
+              <w:jc w:val="left"/>
+            </w:pPr>
+            <w:r>
+              <w:t xml:space="preserve">village</w:t>
+            </w:r>
+          </w:p>
+        </w:tc>
+        <w:tc>
+          <w:tcPr/>
+          <w:p>
+            <w:pPr>
+              <w:pStyle w:val="Compact"/>
+              <w:jc w:val="left"/>
+            </w:pPr>
+            <w:r>
+              <w:t xml:space="preserve">emphatic state</w:t>
             </w:r>
           </w:p>
         </w:tc>
@@ -5815,44 +5543,52 @@
               <w:jc w:val="left"/>
             </w:pPr>
             <w:r>
-              <w:t xml:space="preserve">ܩܝܡܐ</w:t>
-            </w:r>
-          </w:p>
-        </w:tc>
-        <w:tc>
-          <w:tcPr/>
-          <w:p>
-            <w:pPr>
-              <w:pStyle w:val="Compact"/>
-              <w:jc w:val="left"/>
-            </w:pPr>
-            <w:r>
-              <w:t xml:space="preserve">qyāmā</w:t>
-            </w:r>
-          </w:p>
-        </w:tc>
-        <w:tc>
-          <w:tcPr/>
-          <w:p>
-            <w:pPr>
-              <w:pStyle w:val="Compact"/>
-              <w:jc w:val="left"/>
-            </w:pPr>
-            <w:r>
-              <w:t xml:space="preserve">m</w:t>
-            </w:r>
-          </w:p>
-        </w:tc>
-        <w:tc>
-          <w:tcPr/>
-          <w:p>
-            <w:pPr>
-              <w:pStyle w:val="Compact"/>
-              <w:jc w:val="left"/>
-            </w:pPr>
-            <w:r>
-              <w:t xml:space="preserve">covenant</w:t>
-            </w:r>
+              <w:t xml:space="preserve">ܠܫܢܐ</w:t>
+            </w:r>
+          </w:p>
+        </w:tc>
+        <w:tc>
+          <w:tcPr/>
+          <w:p>
+            <w:pPr>
+              <w:pStyle w:val="Compact"/>
+              <w:jc w:val="left"/>
+            </w:pPr>
+            <w:r>
+              <w:t xml:space="preserve">leššānā</w:t>
+            </w:r>
+          </w:p>
+        </w:tc>
+        <w:tc>
+          <w:tcPr/>
+          <w:p>
+            <w:pPr>
+              <w:pStyle w:val="Compact"/>
+              <w:jc w:val="left"/>
+            </w:pPr>
+            <w:r>
+              <w:t xml:space="preserve">m. noun</w:t>
+            </w:r>
+          </w:p>
+        </w:tc>
+        <w:tc>
+          <w:tcPr/>
+          <w:p>
+            <w:pPr>
+              <w:pStyle w:val="Compact"/>
+              <w:jc w:val="left"/>
+            </w:pPr>
+            <w:r>
+              <w:t xml:space="preserve">tongue, language</w:t>
+            </w:r>
+          </w:p>
+        </w:tc>
+        <w:tc>
+          <w:tcPr/>
+          <w:p>
+            <w:pPr>
+              <w:pStyle w:val="Compact"/>
+            </w:pPr>
           </w:p>
         </w:tc>
       </w:tr>
@@ -5865,44 +5601,52 @@
               <w:jc w:val="left"/>
             </w:pPr>
             <w:r>
-              <w:t xml:space="preserve">ܐܘܪܚܐ</w:t>
-            </w:r>
-          </w:p>
-        </w:tc>
-        <w:tc>
-          <w:tcPr/>
-          <w:p>
-            <w:pPr>
-              <w:pStyle w:val="Compact"/>
-              <w:jc w:val="left"/>
-            </w:pPr>
-            <w:r>
-              <w:t xml:space="preserve">ʾūrḥā</w:t>
-            </w:r>
-          </w:p>
-        </w:tc>
-        <w:tc>
-          <w:tcPr/>
-          <w:p>
-            <w:pPr>
-              <w:pStyle w:val="Compact"/>
-              <w:jc w:val="left"/>
-            </w:pPr>
-            <w:r>
-              <w:t xml:space="preserve">f</w:t>
-            </w:r>
-          </w:p>
-        </w:tc>
-        <w:tc>
-          <w:tcPr/>
-          <w:p>
-            <w:pPr>
-              <w:pStyle w:val="Compact"/>
-              <w:jc w:val="left"/>
-            </w:pPr>
-            <w:r>
-              <w:t xml:space="preserve">way, road</w:t>
-            </w:r>
+              <w:t xml:space="preserve">ܓܪܡܐ</w:t>
+            </w:r>
+          </w:p>
+        </w:tc>
+        <w:tc>
+          <w:tcPr/>
+          <w:p>
+            <w:pPr>
+              <w:pStyle w:val="Compact"/>
+              <w:jc w:val="left"/>
+            </w:pPr>
+            <w:r>
+              <w:t xml:space="preserve">garmā</w:t>
+            </w:r>
+          </w:p>
+        </w:tc>
+        <w:tc>
+          <w:tcPr/>
+          <w:p>
+            <w:pPr>
+              <w:pStyle w:val="Compact"/>
+              <w:jc w:val="left"/>
+            </w:pPr>
+            <w:r>
+              <w:t xml:space="preserve">m. noun</w:t>
+            </w:r>
+          </w:p>
+        </w:tc>
+        <w:tc>
+          <w:tcPr/>
+          <w:p>
+            <w:pPr>
+              <w:pStyle w:val="Compact"/>
+              <w:jc w:val="left"/>
+            </w:pPr>
+            <w:r>
+              <w:t xml:space="preserve">bone</w:t>
+            </w:r>
+          </w:p>
+        </w:tc>
+        <w:tc>
+          <w:tcPr/>
+          <w:p>
+            <w:pPr>
+              <w:pStyle w:val="Compact"/>
+            </w:pPr>
           </w:p>
         </w:tc>
       </w:tr>
@@ -5915,44 +5659,52 @@
               <w:jc w:val="left"/>
             </w:pPr>
             <w:r>
-              <w:t xml:space="preserve">ܗܝܟܠܐ</w:t>
-            </w:r>
-          </w:p>
-        </w:tc>
-        <w:tc>
-          <w:tcPr/>
-          <w:p>
-            <w:pPr>
-              <w:pStyle w:val="Compact"/>
-              <w:jc w:val="left"/>
-            </w:pPr>
-            <w:r>
-              <w:t xml:space="preserve">hayklā</w:t>
-            </w:r>
-          </w:p>
-        </w:tc>
-        <w:tc>
-          <w:tcPr/>
-          <w:p>
-            <w:pPr>
-              <w:pStyle w:val="Compact"/>
-              <w:jc w:val="left"/>
-            </w:pPr>
-            <w:r>
-              <w:t xml:space="preserve">m</w:t>
-            </w:r>
-          </w:p>
-        </w:tc>
-        <w:tc>
-          <w:tcPr/>
-          <w:p>
-            <w:pPr>
-              <w:pStyle w:val="Compact"/>
-              <w:jc w:val="left"/>
-            </w:pPr>
-            <w:r>
-              <w:t xml:space="preserve">temple, palace</w:t>
-            </w:r>
+              <w:t xml:space="preserve">ܟܐܦܐ</w:t>
+            </w:r>
+          </w:p>
+        </w:tc>
+        <w:tc>
+          <w:tcPr/>
+          <w:p>
+            <w:pPr>
+              <w:pStyle w:val="Compact"/>
+              <w:jc w:val="left"/>
+            </w:pPr>
+            <w:r>
+              <w:t xml:space="preserve">kēpā</w:t>
+            </w:r>
+          </w:p>
+        </w:tc>
+        <w:tc>
+          <w:tcPr/>
+          <w:p>
+            <w:pPr>
+              <w:pStyle w:val="Compact"/>
+              <w:jc w:val="left"/>
+            </w:pPr>
+            <w:r>
+              <w:t xml:space="preserve">f. noun</w:t>
+            </w:r>
+          </w:p>
+        </w:tc>
+        <w:tc>
+          <w:tcPr/>
+          <w:p>
+            <w:pPr>
+              <w:pStyle w:val="Compact"/>
+              <w:jc w:val="left"/>
+            </w:pPr>
+            <w:r>
+              <w:t xml:space="preserve">stone, rock</w:t>
+            </w:r>
+          </w:p>
+        </w:tc>
+        <w:tc>
+          <w:tcPr/>
+          <w:p>
+            <w:pPr>
+              <w:pStyle w:val="Compact"/>
+            </w:pPr>
           </w:p>
         </w:tc>
       </w:tr>
@@ -5965,43 +5717,55 @@
               <w:jc w:val="left"/>
             </w:pPr>
             <w:r>
-              <w:t xml:space="preserve">ܥܝܢܐ</w:t>
-            </w:r>
-          </w:p>
-        </w:tc>
-        <w:tc>
-          <w:tcPr/>
-          <w:p>
-            <w:pPr>
-              <w:pStyle w:val="Compact"/>
-              <w:jc w:val="left"/>
-            </w:pPr>
-            <w:r>
-              <w:t xml:space="preserve">ʿaynā</w:t>
-            </w:r>
-          </w:p>
-        </w:tc>
-        <w:tc>
-          <w:tcPr/>
-          <w:p>
-            <w:pPr>
-              <w:pStyle w:val="Compact"/>
-              <w:jc w:val="left"/>
-            </w:pPr>
-            <w:r>
-              <w:t xml:space="preserve">f</w:t>
-            </w:r>
-          </w:p>
-        </w:tc>
-        <w:tc>
-          <w:tcPr/>
-          <w:p>
-            <w:pPr>
-              <w:pStyle w:val="Compact"/>
-              <w:jc w:val="left"/>
-            </w:pPr>
-            <w:r>
-              <w:t xml:space="preserve">eye</w:t>
+              <w:t xml:space="preserve">ܡܝܐ</w:t>
+            </w:r>
+          </w:p>
+        </w:tc>
+        <w:tc>
+          <w:tcPr/>
+          <w:p>
+            <w:pPr>
+              <w:pStyle w:val="Compact"/>
+              <w:jc w:val="left"/>
+            </w:pPr>
+            <w:r>
+              <w:t xml:space="preserve">mayyā</w:t>
+            </w:r>
+          </w:p>
+        </w:tc>
+        <w:tc>
+          <w:tcPr/>
+          <w:p>
+            <w:pPr>
+              <w:pStyle w:val="Compact"/>
+              <w:jc w:val="left"/>
+            </w:pPr>
+            <w:r>
+              <w:t xml:space="preserve">m. noun (pl.)</w:t>
+            </w:r>
+          </w:p>
+        </w:tc>
+        <w:tc>
+          <w:tcPr/>
+          <w:p>
+            <w:pPr>
+              <w:pStyle w:val="Compact"/>
+              <w:jc w:val="left"/>
+            </w:pPr>
+            <w:r>
+              <w:t xml:space="preserve">water</w:t>
+            </w:r>
+          </w:p>
+        </w:tc>
+        <w:tc>
+          <w:tcPr/>
+          <w:p>
+            <w:pPr>
+              <w:pStyle w:val="Compact"/>
+              <w:jc w:val="left"/>
+            </w:pPr>
+            <w:r>
+              <w:t xml:space="preserve">plural in form</w:t>
             </w:r>
           </w:p>
         </w:tc>
@@ -6015,44 +5779,52 @@
               <w:jc w:val="left"/>
             </w:pPr>
             <w:r>
-              <w:t xml:space="preserve">ܦܘܡܐ</w:t>
-            </w:r>
-          </w:p>
-        </w:tc>
-        <w:tc>
-          <w:tcPr/>
-          <w:p>
-            <w:pPr>
-              <w:pStyle w:val="Compact"/>
-              <w:jc w:val="left"/>
-            </w:pPr>
-            <w:r>
-              <w:t xml:space="preserve">pūmā</w:t>
-            </w:r>
-          </w:p>
-        </w:tc>
-        <w:tc>
-          <w:tcPr/>
-          <w:p>
-            <w:pPr>
-              <w:pStyle w:val="Compact"/>
-              <w:jc w:val="left"/>
-            </w:pPr>
-            <w:r>
-              <w:t xml:space="preserve">m</w:t>
-            </w:r>
-          </w:p>
-        </w:tc>
-        <w:tc>
-          <w:tcPr/>
-          <w:p>
-            <w:pPr>
-              <w:pStyle w:val="Compact"/>
-              <w:jc w:val="left"/>
-            </w:pPr>
-            <w:r>
-              <w:t xml:space="preserve">mouth</w:t>
-            </w:r>
+              <w:t xml:space="preserve">ܢܘܢܐ</w:t>
+            </w:r>
+          </w:p>
+        </w:tc>
+        <w:tc>
+          <w:tcPr/>
+          <w:p>
+            <w:pPr>
+              <w:pStyle w:val="Compact"/>
+              <w:jc w:val="left"/>
+            </w:pPr>
+            <w:r>
+              <w:t xml:space="preserve">nūnā</w:t>
+            </w:r>
+          </w:p>
+        </w:tc>
+        <w:tc>
+          <w:tcPr/>
+          <w:p>
+            <w:pPr>
+              <w:pStyle w:val="Compact"/>
+              <w:jc w:val="left"/>
+            </w:pPr>
+            <w:r>
+              <w:t xml:space="preserve">m. noun</w:t>
+            </w:r>
+          </w:p>
+        </w:tc>
+        <w:tc>
+          <w:tcPr/>
+          <w:p>
+            <w:pPr>
+              <w:pStyle w:val="Compact"/>
+              <w:jc w:val="left"/>
+            </w:pPr>
+            <w:r>
+              <w:t xml:space="preserve">fish</w:t>
+            </w:r>
+          </w:p>
+        </w:tc>
+        <w:tc>
+          <w:tcPr/>
+          <w:p>
+            <w:pPr>
+              <w:pStyle w:val="Compact"/>
+            </w:pPr>
           </w:p>
         </w:tc>
       </w:tr>
@@ -6065,44 +5837,52 @@
               <w:jc w:val="left"/>
             </w:pPr>
             <w:r>
-              <w:t xml:space="preserve">ܕܝܢܐ</w:t>
-            </w:r>
-          </w:p>
-        </w:tc>
-        <w:tc>
-          <w:tcPr/>
-          <w:p>
-            <w:pPr>
-              <w:pStyle w:val="Compact"/>
-              <w:jc w:val="left"/>
-            </w:pPr>
-            <w:r>
-              <w:t xml:space="preserve">dīnā</w:t>
-            </w:r>
-          </w:p>
-        </w:tc>
-        <w:tc>
-          <w:tcPr/>
-          <w:p>
-            <w:pPr>
-              <w:pStyle w:val="Compact"/>
-              <w:jc w:val="left"/>
-            </w:pPr>
-            <w:r>
-              <w:t xml:space="preserve">m</w:t>
-            </w:r>
-          </w:p>
-        </w:tc>
-        <w:tc>
-          <w:tcPr/>
-          <w:p>
-            <w:pPr>
-              <w:pStyle w:val="Compact"/>
-              <w:jc w:val="left"/>
-            </w:pPr>
-            <w:r>
-              <w:t xml:space="preserve">judgment</w:t>
-            </w:r>
+              <w:t xml:space="preserve">ܡܕܝܢܬܐ</w:t>
+            </w:r>
+          </w:p>
+        </w:tc>
+        <w:tc>
+          <w:tcPr/>
+          <w:p>
+            <w:pPr>
+              <w:pStyle w:val="Compact"/>
+              <w:jc w:val="left"/>
+            </w:pPr>
+            <w:r>
+              <w:t xml:space="preserve">mdīttā</w:t>
+            </w:r>
+          </w:p>
+        </w:tc>
+        <w:tc>
+          <w:tcPr/>
+          <w:p>
+            <w:pPr>
+              <w:pStyle w:val="Compact"/>
+              <w:jc w:val="left"/>
+            </w:pPr>
+            <w:r>
+              <w:t xml:space="preserve">f. noun</w:t>
+            </w:r>
+          </w:p>
+        </w:tc>
+        <w:tc>
+          <w:tcPr/>
+          <w:p>
+            <w:pPr>
+              <w:pStyle w:val="Compact"/>
+              <w:jc w:val="left"/>
+            </w:pPr>
+            <w:r>
+              <w:t xml:space="preserve">city</w:t>
+            </w:r>
+          </w:p>
+        </w:tc>
+        <w:tc>
+          <w:tcPr/>
+          <w:p>
+            <w:pPr>
+              <w:pStyle w:val="Compact"/>
+            </w:pPr>
           </w:p>
         </w:tc>
       </w:tr>
@@ -6115,44 +5895,52 @@
               <w:jc w:val="left"/>
             </w:pPr>
             <w:r>
-              <w:t xml:space="preserve">ܦܪܚܬܐ</w:t>
-            </w:r>
-          </w:p>
-        </w:tc>
-        <w:tc>
-          <w:tcPr/>
-          <w:p>
-            <w:pPr>
-              <w:pStyle w:val="Compact"/>
-              <w:jc w:val="left"/>
-            </w:pPr>
-            <w:r>
-              <w:t xml:space="preserve">pāraḥtā</w:t>
-            </w:r>
-          </w:p>
-        </w:tc>
-        <w:tc>
-          <w:tcPr/>
-          <w:p>
-            <w:pPr>
-              <w:pStyle w:val="Compact"/>
-              <w:jc w:val="left"/>
-            </w:pPr>
-            <w:r>
-              <w:t xml:space="preserve">f</w:t>
-            </w:r>
-          </w:p>
-        </w:tc>
-        <w:tc>
-          <w:tcPr/>
-          <w:p>
-            <w:pPr>
-              <w:pStyle w:val="Compact"/>
-              <w:jc w:val="left"/>
-            </w:pPr>
-            <w:r>
-              <w:t xml:space="preserve">bird</w:t>
-            </w:r>
+              <w:t xml:space="preserve">ܫܡܫܐ</w:t>
+            </w:r>
+          </w:p>
+        </w:tc>
+        <w:tc>
+          <w:tcPr/>
+          <w:p>
+            <w:pPr>
+              <w:pStyle w:val="Compact"/>
+              <w:jc w:val="left"/>
+            </w:pPr>
+            <w:r>
+              <w:t xml:space="preserve">šemšā</w:t>
+            </w:r>
+          </w:p>
+        </w:tc>
+        <w:tc>
+          <w:tcPr/>
+          <w:p>
+            <w:pPr>
+              <w:pStyle w:val="Compact"/>
+              <w:jc w:val="left"/>
+            </w:pPr>
+            <w:r>
+              <w:t xml:space="preserve">m. noun</w:t>
+            </w:r>
+          </w:p>
+        </w:tc>
+        <w:tc>
+          <w:tcPr/>
+          <w:p>
+            <w:pPr>
+              <w:pStyle w:val="Compact"/>
+              <w:jc w:val="left"/>
+            </w:pPr>
+            <w:r>
+              <w:t xml:space="preserve">sun</w:t>
+            </w:r>
+          </w:p>
+        </w:tc>
+        <w:tc>
+          <w:tcPr/>
+          <w:p>
+            <w:pPr>
+              <w:pStyle w:val="Compact"/>
+            </w:pPr>
           </w:p>
         </w:tc>
       </w:tr>
@@ -6165,44 +5953,52 @@
               <w:jc w:val="left"/>
             </w:pPr>
             <w:r>
-              <w:t xml:space="preserve">ܚܕܘܬܐ</w:t>
-            </w:r>
-          </w:p>
-        </w:tc>
-        <w:tc>
-          <w:tcPr/>
-          <w:p>
-            <w:pPr>
-              <w:pStyle w:val="Compact"/>
-              <w:jc w:val="left"/>
-            </w:pPr>
-            <w:r>
-              <w:t xml:space="preserve">ḥadūtā</w:t>
-            </w:r>
-          </w:p>
-        </w:tc>
-        <w:tc>
-          <w:tcPr/>
-          <w:p>
-            <w:pPr>
-              <w:pStyle w:val="Compact"/>
-              <w:jc w:val="left"/>
-            </w:pPr>
-            <w:r>
-              <w:t xml:space="preserve">f</w:t>
-            </w:r>
-          </w:p>
-        </w:tc>
-        <w:tc>
-          <w:tcPr/>
-          <w:p>
-            <w:pPr>
-              <w:pStyle w:val="Compact"/>
-              <w:jc w:val="left"/>
-            </w:pPr>
-            <w:r>
-              <w:t xml:space="preserve">joy</w:t>
-            </w:r>
+              <w:t xml:space="preserve">ܬܪܥܐ</w:t>
+            </w:r>
+          </w:p>
+        </w:tc>
+        <w:tc>
+          <w:tcPr/>
+          <w:p>
+            <w:pPr>
+              <w:pStyle w:val="Compact"/>
+              <w:jc w:val="left"/>
+            </w:pPr>
+            <w:r>
+              <w:t xml:space="preserve">tarʿā</w:t>
+            </w:r>
+          </w:p>
+        </w:tc>
+        <w:tc>
+          <w:tcPr/>
+          <w:p>
+            <w:pPr>
+              <w:pStyle w:val="Compact"/>
+              <w:jc w:val="left"/>
+            </w:pPr>
+            <w:r>
+              <w:t xml:space="preserve">m. noun</w:t>
+            </w:r>
+          </w:p>
+        </w:tc>
+        <w:tc>
+          <w:tcPr/>
+          <w:p>
+            <w:pPr>
+              <w:pStyle w:val="Compact"/>
+              <w:jc w:val="left"/>
+            </w:pPr>
+            <w:r>
+              <w:t xml:space="preserve">door, gate</w:t>
+            </w:r>
+          </w:p>
+        </w:tc>
+        <w:tc>
+          <w:tcPr/>
+          <w:p>
+            <w:pPr>
+              <w:pStyle w:val="Compact"/>
+            </w:pPr>
           </w:p>
         </w:tc>
       </w:tr>
@@ -6215,44 +6011,52 @@
               <w:jc w:val="left"/>
             </w:pPr>
             <w:r>
-              <w:t xml:space="preserve">ܚܟܡܬܐ</w:t>
-            </w:r>
-          </w:p>
-        </w:tc>
-        <w:tc>
-          <w:tcPr/>
-          <w:p>
-            <w:pPr>
-              <w:pStyle w:val="Compact"/>
-              <w:jc w:val="left"/>
-            </w:pPr>
-            <w:r>
-              <w:t xml:space="preserve">ḥekmtā</w:t>
-            </w:r>
-          </w:p>
-        </w:tc>
-        <w:tc>
-          <w:tcPr/>
-          <w:p>
-            <w:pPr>
-              <w:pStyle w:val="Compact"/>
-              <w:jc w:val="left"/>
-            </w:pPr>
-            <w:r>
-              <w:t xml:space="preserve">f</w:t>
-            </w:r>
-          </w:p>
-        </w:tc>
-        <w:tc>
-          <w:tcPr/>
-          <w:p>
-            <w:pPr>
-              <w:pStyle w:val="Compact"/>
-              <w:jc w:val="left"/>
-            </w:pPr>
-            <w:r>
-              <w:t xml:space="preserve">wisdom</w:t>
-            </w:r>
+              <w:t xml:space="preserve">ܡܫܚܐ</w:t>
+            </w:r>
+          </w:p>
+        </w:tc>
+        <w:tc>
+          <w:tcPr/>
+          <w:p>
+            <w:pPr>
+              <w:pStyle w:val="Compact"/>
+              <w:jc w:val="left"/>
+            </w:pPr>
+            <w:r>
+              <w:t xml:space="preserve">mešḥā</w:t>
+            </w:r>
+          </w:p>
+        </w:tc>
+        <w:tc>
+          <w:tcPr/>
+          <w:p>
+            <w:pPr>
+              <w:pStyle w:val="Compact"/>
+              <w:jc w:val="left"/>
+            </w:pPr>
+            <w:r>
+              <w:t xml:space="preserve">m. noun</w:t>
+            </w:r>
+          </w:p>
+        </w:tc>
+        <w:tc>
+          <w:tcPr/>
+          <w:p>
+            <w:pPr>
+              <w:pStyle w:val="Compact"/>
+              <w:jc w:val="left"/>
+            </w:pPr>
+            <w:r>
+              <w:t xml:space="preserve">oil</w:t>
+            </w:r>
+          </w:p>
+        </w:tc>
+        <w:tc>
+          <w:tcPr/>
+          <w:p>
+            <w:pPr>
+              <w:pStyle w:val="Compact"/>
+            </w:pPr>
           </w:p>
         </w:tc>
       </w:tr>
@@ -6265,44 +6069,52 @@
               <w:jc w:val="left"/>
             </w:pPr>
             <w:r>
-              <w:t xml:space="preserve">ܚܝܘܬܐ</w:t>
-            </w:r>
-          </w:p>
-        </w:tc>
-        <w:tc>
-          <w:tcPr/>
-          <w:p>
-            <w:pPr>
-              <w:pStyle w:val="Compact"/>
-              <w:jc w:val="left"/>
-            </w:pPr>
-            <w:r>
-              <w:t xml:space="preserve">ḥayyūtā</w:t>
-            </w:r>
-          </w:p>
-        </w:tc>
-        <w:tc>
-          <w:tcPr/>
-          <w:p>
-            <w:pPr>
-              <w:pStyle w:val="Compact"/>
-              <w:jc w:val="left"/>
-            </w:pPr>
-            <w:r>
-              <w:t xml:space="preserve">f</w:t>
-            </w:r>
-          </w:p>
-        </w:tc>
-        <w:tc>
-          <w:tcPr/>
-          <w:p>
-            <w:pPr>
-              <w:pStyle w:val="Compact"/>
-              <w:jc w:val="left"/>
-            </w:pPr>
-            <w:r>
-              <w:t xml:space="preserve">animal, beast</w:t>
-            </w:r>
+              <w:t xml:space="preserve">ܚܝܠܐ</w:t>
+            </w:r>
+          </w:p>
+        </w:tc>
+        <w:tc>
+          <w:tcPr/>
+          <w:p>
+            <w:pPr>
+              <w:pStyle w:val="Compact"/>
+              <w:jc w:val="left"/>
+            </w:pPr>
+            <w:r>
+              <w:t xml:space="preserve">ḥaylā</w:t>
+            </w:r>
+          </w:p>
+        </w:tc>
+        <w:tc>
+          <w:tcPr/>
+          <w:p>
+            <w:pPr>
+              <w:pStyle w:val="Compact"/>
+              <w:jc w:val="left"/>
+            </w:pPr>
+            <w:r>
+              <w:t xml:space="preserve">m. noun</w:t>
+            </w:r>
+          </w:p>
+        </w:tc>
+        <w:tc>
+          <w:tcPr/>
+          <w:p>
+            <w:pPr>
+              <w:pStyle w:val="Compact"/>
+              <w:jc w:val="left"/>
+            </w:pPr>
+            <w:r>
+              <w:t xml:space="preserve">power, army</w:t>
+            </w:r>
+          </w:p>
+        </w:tc>
+        <w:tc>
+          <w:tcPr/>
+          <w:p>
+            <w:pPr>
+              <w:pStyle w:val="Compact"/>
+            </w:pPr>
           </w:p>
         </w:tc>
       </w:tr>
@@ -6315,44 +6127,52 @@
               <w:jc w:val="left"/>
             </w:pPr>
             <w:r>
-              <w:t xml:space="preserve">ܦܐܪܐ</w:t>
-            </w:r>
-          </w:p>
-        </w:tc>
-        <w:tc>
-          <w:tcPr/>
-          <w:p>
-            <w:pPr>
-              <w:pStyle w:val="Compact"/>
-              <w:jc w:val="left"/>
-            </w:pPr>
-            <w:r>
-              <w:t xml:space="preserve">p̄īrā</w:t>
-            </w:r>
-          </w:p>
-        </w:tc>
-        <w:tc>
-          <w:tcPr/>
-          <w:p>
-            <w:pPr>
-              <w:pStyle w:val="Compact"/>
-              <w:jc w:val="left"/>
-            </w:pPr>
-            <w:r>
-              <w:t xml:space="preserve">m</w:t>
-            </w:r>
-          </w:p>
-        </w:tc>
-        <w:tc>
-          <w:tcPr/>
-          <w:p>
-            <w:pPr>
-              <w:pStyle w:val="Compact"/>
-              <w:jc w:val="left"/>
-            </w:pPr>
-            <w:r>
-              <w:t xml:space="preserve">fruit</w:t>
-            </w:r>
+              <w:t xml:space="preserve">ܐܕܢܐ</w:t>
+            </w:r>
+          </w:p>
+        </w:tc>
+        <w:tc>
+          <w:tcPr/>
+          <w:p>
+            <w:pPr>
+              <w:pStyle w:val="Compact"/>
+              <w:jc w:val="left"/>
+            </w:pPr>
+            <w:r>
+              <w:t xml:space="preserve">ʾednā</w:t>
+            </w:r>
+          </w:p>
+        </w:tc>
+        <w:tc>
+          <w:tcPr/>
+          <w:p>
+            <w:pPr>
+              <w:pStyle w:val="Compact"/>
+              <w:jc w:val="left"/>
+            </w:pPr>
+            <w:r>
+              <w:t xml:space="preserve">f. noun</w:t>
+            </w:r>
+          </w:p>
+        </w:tc>
+        <w:tc>
+          <w:tcPr/>
+          <w:p>
+            <w:pPr>
+              <w:pStyle w:val="Compact"/>
+              <w:jc w:val="left"/>
+            </w:pPr>
+            <w:r>
+              <w:t xml:space="preserve">ear</w:t>
+            </w:r>
+          </w:p>
+        </w:tc>
+        <w:tc>
+          <w:tcPr/>
+          <w:p>
+            <w:pPr>
+              <w:pStyle w:val="Compact"/>
+            </w:pPr>
           </w:p>
         </w:tc>
       </w:tr>
@@ -6365,57 +6185,1054 @@
               <w:jc w:val="left"/>
             </w:pPr>
             <w:r>
-              <w:t xml:space="preserve">ܟܠܒܐ</w:t>
-            </w:r>
-          </w:p>
-        </w:tc>
-        <w:tc>
-          <w:tcPr/>
-          <w:p>
-            <w:pPr>
-              <w:pStyle w:val="Compact"/>
-              <w:jc w:val="left"/>
-            </w:pPr>
-            <w:r>
-              <w:t xml:space="preserve">kalbā</w:t>
-            </w:r>
-          </w:p>
-        </w:tc>
-        <w:tc>
-          <w:tcPr/>
-          <w:p>
-            <w:pPr>
-              <w:pStyle w:val="Compact"/>
-              <w:jc w:val="left"/>
-            </w:pPr>
-            <w:r>
-              <w:t xml:space="preserve">m</w:t>
-            </w:r>
-          </w:p>
-        </w:tc>
-        <w:tc>
-          <w:tcPr/>
-          <w:p>
-            <w:pPr>
-              <w:pStyle w:val="Compact"/>
-              <w:jc w:val="left"/>
-            </w:pPr>
-            <w:r>
-              <w:t xml:space="preserve">dog</w:t>
-            </w:r>
+              <w:t xml:space="preserve">ܩܝܣܐ</w:t>
+            </w:r>
+          </w:p>
+        </w:tc>
+        <w:tc>
+          <w:tcPr/>
+          <w:p>
+            <w:pPr>
+              <w:pStyle w:val="Compact"/>
+              <w:jc w:val="left"/>
+            </w:pPr>
+            <w:r>
+              <w:t xml:space="preserve">qaysā</w:t>
+            </w:r>
+          </w:p>
+        </w:tc>
+        <w:tc>
+          <w:tcPr/>
+          <w:p>
+            <w:pPr>
+              <w:pStyle w:val="Compact"/>
+              <w:jc w:val="left"/>
+            </w:pPr>
+            <w:r>
+              <w:t xml:space="preserve">m. noun</w:t>
+            </w:r>
+          </w:p>
+        </w:tc>
+        <w:tc>
+          <w:tcPr/>
+          <w:p>
+            <w:pPr>
+              <w:pStyle w:val="Compact"/>
+              <w:jc w:val="left"/>
+            </w:pPr>
+            <w:r>
+              <w:t xml:space="preserve">wood, tree</w:t>
+            </w:r>
+          </w:p>
+        </w:tc>
+        <w:tc>
+          <w:tcPr/>
+          <w:p>
+            <w:pPr>
+              <w:pStyle w:val="Compact"/>
+            </w:pPr>
+          </w:p>
+        </w:tc>
+      </w:tr>
+      <w:tr>
+        <w:tc>
+          <w:tcPr/>
+          <w:p>
+            <w:pPr>
+              <w:pStyle w:val="Compact"/>
+              <w:jc w:val="left"/>
+            </w:pPr>
+            <w:r>
+              <w:t xml:space="preserve">ܢܗܪܐ</w:t>
+            </w:r>
+          </w:p>
+        </w:tc>
+        <w:tc>
+          <w:tcPr/>
+          <w:p>
+            <w:pPr>
+              <w:pStyle w:val="Compact"/>
+              <w:jc w:val="left"/>
+            </w:pPr>
+            <w:r>
+              <w:t xml:space="preserve">nahrā</w:t>
+            </w:r>
+          </w:p>
+        </w:tc>
+        <w:tc>
+          <w:tcPr/>
+          <w:p>
+            <w:pPr>
+              <w:pStyle w:val="Compact"/>
+              <w:jc w:val="left"/>
+            </w:pPr>
+            <w:r>
+              <w:t xml:space="preserve">m. noun</w:t>
+            </w:r>
+          </w:p>
+        </w:tc>
+        <w:tc>
+          <w:tcPr/>
+          <w:p>
+            <w:pPr>
+              <w:pStyle w:val="Compact"/>
+              <w:jc w:val="left"/>
+            </w:pPr>
+            <w:r>
+              <w:t xml:space="preserve">river</w:t>
+            </w:r>
+          </w:p>
+        </w:tc>
+        <w:tc>
+          <w:tcPr/>
+          <w:p>
+            <w:pPr>
+              <w:pStyle w:val="Compact"/>
+            </w:pPr>
+          </w:p>
+        </w:tc>
+      </w:tr>
+      <w:tr>
+        <w:tc>
+          <w:tcPr/>
+          <w:p>
+            <w:pPr>
+              <w:pStyle w:val="Compact"/>
+              <w:jc w:val="left"/>
+            </w:pPr>
+            <w:r>
+              <w:t xml:space="preserve">ܣܒܪܐ</w:t>
+            </w:r>
+          </w:p>
+        </w:tc>
+        <w:tc>
+          <w:tcPr/>
+          <w:p>
+            <w:pPr>
+              <w:pStyle w:val="Compact"/>
+              <w:jc w:val="left"/>
+            </w:pPr>
+            <w:r>
+              <w:t xml:space="preserve">sabrā</w:t>
+            </w:r>
+          </w:p>
+        </w:tc>
+        <w:tc>
+          <w:tcPr/>
+          <w:p>
+            <w:pPr>
+              <w:pStyle w:val="Compact"/>
+              <w:jc w:val="left"/>
+            </w:pPr>
+            <w:r>
+              <w:t xml:space="preserve">m. noun</w:t>
+            </w:r>
+          </w:p>
+        </w:tc>
+        <w:tc>
+          <w:tcPr/>
+          <w:p>
+            <w:pPr>
+              <w:pStyle w:val="Compact"/>
+              <w:jc w:val="left"/>
+            </w:pPr>
+            <w:r>
+              <w:t xml:space="preserve">hope</w:t>
+            </w:r>
+          </w:p>
+        </w:tc>
+        <w:tc>
+          <w:tcPr/>
+          <w:p>
+            <w:pPr>
+              <w:pStyle w:val="Compact"/>
+            </w:pPr>
+          </w:p>
+        </w:tc>
+      </w:tr>
+      <w:tr>
+        <w:tc>
+          <w:tcPr/>
+          <w:p>
+            <w:pPr>
+              <w:pStyle w:val="Compact"/>
+              <w:jc w:val="left"/>
+            </w:pPr>
+            <w:r>
+              <w:t xml:space="preserve">ܕܚܠܬܐ</w:t>
+            </w:r>
+          </w:p>
+        </w:tc>
+        <w:tc>
+          <w:tcPr/>
+          <w:p>
+            <w:pPr>
+              <w:pStyle w:val="Compact"/>
+              <w:jc w:val="left"/>
+            </w:pPr>
+            <w:r>
+              <w:t xml:space="preserve">deḥltā</w:t>
+            </w:r>
+          </w:p>
+        </w:tc>
+        <w:tc>
+          <w:tcPr/>
+          <w:p>
+            <w:pPr>
+              <w:pStyle w:val="Compact"/>
+              <w:jc w:val="left"/>
+            </w:pPr>
+            <w:r>
+              <w:t xml:space="preserve">f. noun</w:t>
+            </w:r>
+          </w:p>
+        </w:tc>
+        <w:tc>
+          <w:tcPr/>
+          <w:p>
+            <w:pPr>
+              <w:pStyle w:val="Compact"/>
+              <w:jc w:val="left"/>
+            </w:pPr>
+            <w:r>
+              <w:t xml:space="preserve">fear, religion</w:t>
+            </w:r>
+          </w:p>
+        </w:tc>
+        <w:tc>
+          <w:tcPr/>
+          <w:p>
+            <w:pPr>
+              <w:pStyle w:val="Compact"/>
+              <w:jc w:val="left"/>
+            </w:pPr>
+            <w:r>
+              <w:t xml:space="preserve">abstract noun</w:t>
+            </w:r>
+          </w:p>
+        </w:tc>
+      </w:tr>
+      <w:tr>
+        <w:tc>
+          <w:tcPr/>
+          <w:p>
+            <w:pPr>
+              <w:pStyle w:val="Compact"/>
+              <w:jc w:val="left"/>
+            </w:pPr>
+            <w:r>
+              <w:t xml:space="preserve">ܣܗܪܐ</w:t>
+            </w:r>
+          </w:p>
+        </w:tc>
+        <w:tc>
+          <w:tcPr/>
+          <w:p>
+            <w:pPr>
+              <w:pStyle w:val="Compact"/>
+              <w:jc w:val="left"/>
+            </w:pPr>
+            <w:r>
+              <w:t xml:space="preserve">sahrā</w:t>
+            </w:r>
+          </w:p>
+        </w:tc>
+        <w:tc>
+          <w:tcPr/>
+          <w:p>
+            <w:pPr>
+              <w:pStyle w:val="Compact"/>
+              <w:jc w:val="left"/>
+            </w:pPr>
+            <w:r>
+              <w:t xml:space="preserve">m. noun</w:t>
+            </w:r>
+          </w:p>
+        </w:tc>
+        <w:tc>
+          <w:tcPr/>
+          <w:p>
+            <w:pPr>
+              <w:pStyle w:val="Compact"/>
+              <w:jc w:val="left"/>
+            </w:pPr>
+            <w:r>
+              <w:t xml:space="preserve">moon</w:t>
+            </w:r>
+          </w:p>
+        </w:tc>
+        <w:tc>
+          <w:tcPr/>
+          <w:p>
+            <w:pPr>
+              <w:pStyle w:val="Compact"/>
+            </w:pPr>
+          </w:p>
+        </w:tc>
+      </w:tr>
+      <w:tr>
+        <w:tc>
+          <w:tcPr/>
+          <w:p>
+            <w:pPr>
+              <w:pStyle w:val="Compact"/>
+              <w:jc w:val="left"/>
+            </w:pPr>
+            <w:r>
+              <w:t xml:space="preserve">ܪܓܠܐ</w:t>
+            </w:r>
+          </w:p>
+        </w:tc>
+        <w:tc>
+          <w:tcPr/>
+          <w:p>
+            <w:pPr>
+              <w:pStyle w:val="Compact"/>
+              <w:jc w:val="left"/>
+            </w:pPr>
+            <w:r>
+              <w:t xml:space="preserve">reglā</w:t>
+            </w:r>
+          </w:p>
+        </w:tc>
+        <w:tc>
+          <w:tcPr/>
+          <w:p>
+            <w:pPr>
+              <w:pStyle w:val="Compact"/>
+              <w:jc w:val="left"/>
+            </w:pPr>
+            <w:r>
+              <w:t xml:space="preserve">f. noun</w:t>
+            </w:r>
+          </w:p>
+        </w:tc>
+        <w:tc>
+          <w:tcPr/>
+          <w:p>
+            <w:pPr>
+              <w:pStyle w:val="Compact"/>
+              <w:jc w:val="left"/>
+            </w:pPr>
+            <w:r>
+              <w:t xml:space="preserve">foot</w:t>
+            </w:r>
+          </w:p>
+        </w:tc>
+        <w:tc>
+          <w:tcPr/>
+          <w:p>
+            <w:pPr>
+              <w:pStyle w:val="Compact"/>
+            </w:pPr>
+          </w:p>
+        </w:tc>
+      </w:tr>
+      <w:tr>
+        <w:tc>
+          <w:tcPr/>
+          <w:p>
+            <w:pPr>
+              <w:pStyle w:val="Compact"/>
+              <w:jc w:val="left"/>
+            </w:pPr>
+            <w:r>
+              <w:t xml:space="preserve">ܫܠܡܐ</w:t>
+            </w:r>
+          </w:p>
+        </w:tc>
+        <w:tc>
+          <w:tcPr/>
+          <w:p>
+            <w:pPr>
+              <w:pStyle w:val="Compact"/>
+              <w:jc w:val="left"/>
+            </w:pPr>
+            <w:r>
+              <w:t xml:space="preserve">šlāmā</w:t>
+            </w:r>
+          </w:p>
+        </w:tc>
+        <w:tc>
+          <w:tcPr/>
+          <w:p>
+            <w:pPr>
+              <w:pStyle w:val="Compact"/>
+              <w:jc w:val="left"/>
+            </w:pPr>
+            <w:r>
+              <w:t xml:space="preserve">m. noun</w:t>
+            </w:r>
+          </w:p>
+        </w:tc>
+        <w:tc>
+          <w:tcPr/>
+          <w:p>
+            <w:pPr>
+              <w:pStyle w:val="Compact"/>
+              <w:jc w:val="left"/>
+            </w:pPr>
+            <w:r>
+              <w:t xml:space="preserve">peace</w:t>
+            </w:r>
+          </w:p>
+        </w:tc>
+        <w:tc>
+          <w:tcPr/>
+          <w:p>
+            <w:pPr>
+              <w:pStyle w:val="Compact"/>
+              <w:jc w:val="left"/>
+            </w:pPr>
+            <w:r>
+              <w:t xml:space="preserve">common greeting</w:t>
+            </w:r>
+          </w:p>
+        </w:tc>
+      </w:tr>
+      <w:tr>
+        <w:tc>
+          <w:tcPr/>
+          <w:p>
+            <w:pPr>
+              <w:pStyle w:val="Compact"/>
+              <w:jc w:val="left"/>
+            </w:pPr>
+            <w:r>
+              <w:t xml:space="preserve">ܐܬܪܐ</w:t>
+            </w:r>
+          </w:p>
+        </w:tc>
+        <w:tc>
+          <w:tcPr/>
+          <w:p>
+            <w:pPr>
+              <w:pStyle w:val="Compact"/>
+              <w:jc w:val="left"/>
+            </w:pPr>
+            <w:r>
+              <w:t xml:space="preserve">ʾatrā</w:t>
+            </w:r>
+          </w:p>
+        </w:tc>
+        <w:tc>
+          <w:tcPr/>
+          <w:p>
+            <w:pPr>
+              <w:pStyle w:val="Compact"/>
+              <w:jc w:val="left"/>
+            </w:pPr>
+            <w:r>
+              <w:t xml:space="preserve">m. noun</w:t>
+            </w:r>
+          </w:p>
+        </w:tc>
+        <w:tc>
+          <w:tcPr/>
+          <w:p>
+            <w:pPr>
+              <w:pStyle w:val="Compact"/>
+              <w:jc w:val="left"/>
+            </w:pPr>
+            <w:r>
+              <w:t xml:space="preserve">place, country</w:t>
+            </w:r>
+          </w:p>
+        </w:tc>
+        <w:tc>
+          <w:tcPr/>
+          <w:p>
+            <w:pPr>
+              <w:pStyle w:val="Compact"/>
+            </w:pPr>
+          </w:p>
+        </w:tc>
+      </w:tr>
+      <w:tr>
+        <w:tc>
+          <w:tcPr/>
+          <w:p>
+            <w:pPr>
+              <w:pStyle w:val="Compact"/>
+              <w:jc w:val="left"/>
+            </w:pPr>
+            <w:r>
+              <w:t xml:space="preserve">ܣܗܕܐ</w:t>
+            </w:r>
+          </w:p>
+        </w:tc>
+        <w:tc>
+          <w:tcPr/>
+          <w:p>
+            <w:pPr>
+              <w:pStyle w:val="Compact"/>
+              <w:jc w:val="left"/>
+            </w:pPr>
+            <w:r>
+              <w:t xml:space="preserve">sāhdā</w:t>
+            </w:r>
+          </w:p>
+        </w:tc>
+        <w:tc>
+          <w:tcPr/>
+          <w:p>
+            <w:pPr>
+              <w:pStyle w:val="Compact"/>
+              <w:jc w:val="left"/>
+            </w:pPr>
+            <w:r>
+              <w:t xml:space="preserve">m. noun</w:t>
+            </w:r>
+          </w:p>
+        </w:tc>
+        <w:tc>
+          <w:tcPr/>
+          <w:p>
+            <w:pPr>
+              <w:pStyle w:val="Compact"/>
+              <w:jc w:val="left"/>
+            </w:pPr>
+            <w:r>
+              <w:t xml:space="preserve">witness, martyr</w:t>
+            </w:r>
+          </w:p>
+        </w:tc>
+        <w:tc>
+          <w:tcPr/>
+          <w:p>
+            <w:pPr>
+              <w:pStyle w:val="Compact"/>
+            </w:pPr>
+          </w:p>
+        </w:tc>
+      </w:tr>
+      <w:tr>
+        <w:tc>
+          <w:tcPr/>
+          <w:p>
+            <w:pPr>
+              <w:pStyle w:val="Compact"/>
+              <w:jc w:val="left"/>
+            </w:pPr>
+            <w:r>
+              <w:t xml:space="preserve">ܒܣܪܐ</w:t>
+            </w:r>
+          </w:p>
+        </w:tc>
+        <w:tc>
+          <w:tcPr/>
+          <w:p>
+            <w:pPr>
+              <w:pStyle w:val="Compact"/>
+              <w:jc w:val="left"/>
+            </w:pPr>
+            <w:r>
+              <w:t xml:space="preserve">besrā</w:t>
+            </w:r>
+          </w:p>
+        </w:tc>
+        <w:tc>
+          <w:tcPr/>
+          <w:p>
+            <w:pPr>
+              <w:pStyle w:val="Compact"/>
+              <w:jc w:val="left"/>
+            </w:pPr>
+            <w:r>
+              <w:t xml:space="preserve">m. noun</w:t>
+            </w:r>
+          </w:p>
+        </w:tc>
+        <w:tc>
+          <w:tcPr/>
+          <w:p>
+            <w:pPr>
+              <w:pStyle w:val="Compact"/>
+              <w:jc w:val="left"/>
+            </w:pPr>
+            <w:r>
+              <w:t xml:space="preserve">flesh</w:t>
+            </w:r>
+          </w:p>
+        </w:tc>
+        <w:tc>
+          <w:tcPr/>
+          <w:p>
+            <w:pPr>
+              <w:pStyle w:val="Compact"/>
+            </w:pPr>
+          </w:p>
+        </w:tc>
+      </w:tr>
+      <w:tr>
+        <w:tc>
+          <w:tcPr/>
+          <w:p>
+            <w:pPr>
+              <w:pStyle w:val="Compact"/>
+              <w:jc w:val="left"/>
+            </w:pPr>
+            <w:r>
+              <w:t xml:space="preserve">ܛܝܒܘܬܐ</w:t>
+            </w:r>
+          </w:p>
+        </w:tc>
+        <w:tc>
+          <w:tcPr/>
+          <w:p>
+            <w:pPr>
+              <w:pStyle w:val="Compact"/>
+              <w:jc w:val="left"/>
+            </w:pPr>
+            <w:r>
+              <w:t xml:space="preserve">ṭaybūttā</w:t>
+            </w:r>
+          </w:p>
+        </w:tc>
+        <w:tc>
+          <w:tcPr/>
+          <w:p>
+            <w:pPr>
+              <w:pStyle w:val="Compact"/>
+              <w:jc w:val="left"/>
+            </w:pPr>
+            <w:r>
+              <w:t xml:space="preserve">f. noun</w:t>
+            </w:r>
+          </w:p>
+        </w:tc>
+        <w:tc>
+          <w:tcPr/>
+          <w:p>
+            <w:pPr>
+              <w:pStyle w:val="Compact"/>
+              <w:jc w:val="left"/>
+            </w:pPr>
+            <w:r>
+              <w:t xml:space="preserve">grace</w:t>
+            </w:r>
+          </w:p>
+        </w:tc>
+        <w:tc>
+          <w:tcPr/>
+          <w:p>
+            <w:pPr>
+              <w:pStyle w:val="Compact"/>
+            </w:pPr>
+          </w:p>
+        </w:tc>
+      </w:tr>
+      <w:tr>
+        <w:tc>
+          <w:tcPr/>
+          <w:p>
+            <w:pPr>
+              <w:pStyle w:val="Compact"/>
+              <w:jc w:val="left"/>
+            </w:pPr>
+            <w:r>
+              <w:t xml:space="preserve">ܬܘܪܐ</w:t>
+            </w:r>
+          </w:p>
+        </w:tc>
+        <w:tc>
+          <w:tcPr/>
+          <w:p>
+            <w:pPr>
+              <w:pStyle w:val="Compact"/>
+              <w:jc w:val="left"/>
+            </w:pPr>
+            <w:r>
+              <w:t xml:space="preserve">tawrā</w:t>
+            </w:r>
+          </w:p>
+        </w:tc>
+        <w:tc>
+          <w:tcPr/>
+          <w:p>
+            <w:pPr>
+              <w:pStyle w:val="Compact"/>
+              <w:jc w:val="left"/>
+            </w:pPr>
+            <w:r>
+              <w:t xml:space="preserve">m. noun</w:t>
+            </w:r>
+          </w:p>
+        </w:tc>
+        <w:tc>
+          <w:tcPr/>
+          <w:p>
+            <w:pPr>
+              <w:pStyle w:val="Compact"/>
+              <w:jc w:val="left"/>
+            </w:pPr>
+            <w:r>
+              <w:t xml:space="preserve">bull, ox</w:t>
+            </w:r>
+          </w:p>
+        </w:tc>
+        <w:tc>
+          <w:tcPr/>
+          <w:p>
+            <w:pPr>
+              <w:pStyle w:val="Compact"/>
+            </w:pPr>
+          </w:p>
+        </w:tc>
+      </w:tr>
+      <w:tr>
+        <w:tc>
+          <w:tcPr/>
+          <w:p>
+            <w:pPr>
+              <w:pStyle w:val="Compact"/>
+              <w:jc w:val="left"/>
+            </w:pPr>
+            <w:r>
+              <w:t xml:space="preserve">ܩܝܡܐ</w:t>
+            </w:r>
+          </w:p>
+        </w:tc>
+        <w:tc>
+          <w:tcPr/>
+          <w:p>
+            <w:pPr>
+              <w:pStyle w:val="Compact"/>
+              <w:jc w:val="left"/>
+            </w:pPr>
+            <w:r>
+              <w:t xml:space="preserve">qyāmā</w:t>
+            </w:r>
+          </w:p>
+        </w:tc>
+        <w:tc>
+          <w:tcPr/>
+          <w:p>
+            <w:pPr>
+              <w:pStyle w:val="Compact"/>
+              <w:jc w:val="left"/>
+            </w:pPr>
+            <w:r>
+              <w:t xml:space="preserve">m. noun</w:t>
+            </w:r>
+          </w:p>
+        </w:tc>
+        <w:tc>
+          <w:tcPr/>
+          <w:p>
+            <w:pPr>
+              <w:pStyle w:val="Compact"/>
+              <w:jc w:val="left"/>
+            </w:pPr>
+            <w:r>
+              <w:t xml:space="preserve">covenant</w:t>
+            </w:r>
+          </w:p>
+        </w:tc>
+        <w:tc>
+          <w:tcPr/>
+          <w:p>
+            <w:pPr>
+              <w:pStyle w:val="Compact"/>
+            </w:pPr>
+          </w:p>
+        </w:tc>
+      </w:tr>
+      <w:tr>
+        <w:tc>
+          <w:tcPr/>
+          <w:p>
+            <w:pPr>
+              <w:pStyle w:val="Compact"/>
+              <w:jc w:val="left"/>
+            </w:pPr>
+            <w:r>
+              <w:t xml:space="preserve">ܐܘܪܚܐ</w:t>
+            </w:r>
+          </w:p>
+        </w:tc>
+        <w:tc>
+          <w:tcPr/>
+          <w:p>
+            <w:pPr>
+              <w:pStyle w:val="Compact"/>
+              <w:jc w:val="left"/>
+            </w:pPr>
+            <w:r>
+              <w:t xml:space="preserve">ʾūrḥā</w:t>
+            </w:r>
+          </w:p>
+        </w:tc>
+        <w:tc>
+          <w:tcPr/>
+          <w:p>
+            <w:pPr>
+              <w:pStyle w:val="Compact"/>
+              <w:jc w:val="left"/>
+            </w:pPr>
+            <w:r>
+              <w:t xml:space="preserve">f. noun</w:t>
+            </w:r>
+          </w:p>
+        </w:tc>
+        <w:tc>
+          <w:tcPr/>
+          <w:p>
+            <w:pPr>
+              <w:pStyle w:val="Compact"/>
+              <w:jc w:val="left"/>
+            </w:pPr>
+            <w:r>
+              <w:t xml:space="preserve">way, road</w:t>
+            </w:r>
+          </w:p>
+        </w:tc>
+        <w:tc>
+          <w:tcPr/>
+          <w:p>
+            <w:pPr>
+              <w:pStyle w:val="Compact"/>
+            </w:pPr>
+          </w:p>
+        </w:tc>
+      </w:tr>
+      <w:tr>
+        <w:tc>
+          <w:tcPr/>
+          <w:p>
+            <w:pPr>
+              <w:pStyle w:val="Compact"/>
+              <w:jc w:val="left"/>
+            </w:pPr>
+            <w:r>
+              <w:t xml:space="preserve">ܗܝܟܠܐ</w:t>
+            </w:r>
+          </w:p>
+        </w:tc>
+        <w:tc>
+          <w:tcPr/>
+          <w:p>
+            <w:pPr>
+              <w:pStyle w:val="Compact"/>
+              <w:jc w:val="left"/>
+            </w:pPr>
+            <w:r>
+              <w:t xml:space="preserve">hayklā</w:t>
+            </w:r>
+          </w:p>
+        </w:tc>
+        <w:tc>
+          <w:tcPr/>
+          <w:p>
+            <w:pPr>
+              <w:pStyle w:val="Compact"/>
+              <w:jc w:val="left"/>
+            </w:pPr>
+            <w:r>
+              <w:t xml:space="preserve">m. noun</w:t>
+            </w:r>
+          </w:p>
+        </w:tc>
+        <w:tc>
+          <w:tcPr/>
+          <w:p>
+            <w:pPr>
+              <w:pStyle w:val="Compact"/>
+              <w:jc w:val="left"/>
+            </w:pPr>
+            <w:r>
+              <w:t xml:space="preserve">temple, palace</w:t>
+            </w:r>
+          </w:p>
+        </w:tc>
+        <w:tc>
+          <w:tcPr/>
+          <w:p>
+            <w:pPr>
+              <w:pStyle w:val="Compact"/>
+            </w:pPr>
+          </w:p>
+        </w:tc>
+      </w:tr>
+      <w:tr>
+        <w:tc>
+          <w:tcPr/>
+          <w:p>
+            <w:pPr>
+              <w:pStyle w:val="Compact"/>
+              <w:jc w:val="left"/>
+            </w:pPr>
+            <w:r>
+              <w:t xml:space="preserve">ܥܝܢܐ</w:t>
+            </w:r>
+          </w:p>
+        </w:tc>
+        <w:tc>
+          <w:tcPr/>
+          <w:p>
+            <w:pPr>
+              <w:pStyle w:val="Compact"/>
+              <w:jc w:val="left"/>
+            </w:pPr>
+            <w:r>
+              <w:t xml:space="preserve">ʿaynā</w:t>
+            </w:r>
+          </w:p>
+        </w:tc>
+        <w:tc>
+          <w:tcPr/>
+          <w:p>
+            <w:pPr>
+              <w:pStyle w:val="Compact"/>
+              <w:jc w:val="left"/>
+            </w:pPr>
+            <w:r>
+              <w:t xml:space="preserve">f. noun</w:t>
+            </w:r>
+          </w:p>
+        </w:tc>
+        <w:tc>
+          <w:tcPr/>
+          <w:p>
+            <w:pPr>
+              <w:pStyle w:val="Compact"/>
+              <w:jc w:val="left"/>
+            </w:pPr>
+            <w:r>
+              <w:t xml:space="preserve">eye</w:t>
+            </w:r>
+          </w:p>
+        </w:tc>
+        <w:tc>
+          <w:tcPr/>
+          <w:p>
+            <w:pPr>
+              <w:pStyle w:val="Compact"/>
+            </w:pPr>
+          </w:p>
+        </w:tc>
+      </w:tr>
+      <w:tr>
+        <w:tc>
+          <w:tcPr/>
+          <w:p>
+            <w:pPr>
+              <w:pStyle w:val="Compact"/>
+              <w:jc w:val="left"/>
+            </w:pPr>
+            <w:r>
+              <w:t xml:space="preserve">ܦܘܡܐ</w:t>
+            </w:r>
+          </w:p>
+        </w:tc>
+        <w:tc>
+          <w:tcPr/>
+          <w:p>
+            <w:pPr>
+              <w:pStyle w:val="Compact"/>
+              <w:jc w:val="left"/>
+            </w:pPr>
+            <w:r>
+              <w:t xml:space="preserve">pūmā</w:t>
+            </w:r>
+          </w:p>
+        </w:tc>
+        <w:tc>
+          <w:tcPr/>
+          <w:p>
+            <w:pPr>
+              <w:pStyle w:val="Compact"/>
+              <w:jc w:val="left"/>
+            </w:pPr>
+            <w:r>
+              <w:t xml:space="preserve">m. noun</w:t>
+            </w:r>
+          </w:p>
+        </w:tc>
+        <w:tc>
+          <w:tcPr/>
+          <w:p>
+            <w:pPr>
+              <w:pStyle w:val="Compact"/>
+              <w:jc w:val="left"/>
+            </w:pPr>
+            <w:r>
+              <w:t xml:space="preserve">mouth</w:t>
+            </w:r>
+          </w:p>
+        </w:tc>
+        <w:tc>
+          <w:tcPr/>
+          <w:p>
+            <w:pPr>
+              <w:pStyle w:val="Compact"/>
+            </w:pPr>
+          </w:p>
+        </w:tc>
+      </w:tr>
+      <w:tr>
+        <w:tc>
+          <w:tcPr/>
+          <w:p>
+            <w:pPr>
+              <w:pStyle w:val="Compact"/>
+              <w:jc w:val="left"/>
+            </w:pPr>
+            <w:r>
+              <w:t xml:space="preserve">ܕܝܢܐ</w:t>
+            </w:r>
+          </w:p>
+        </w:tc>
+        <w:tc>
+          <w:tcPr/>
+          <w:p>
+            <w:pPr>
+              <w:pStyle w:val="Compact"/>
+              <w:jc w:val="left"/>
+            </w:pPr>
+            <w:r>
+              <w:t xml:space="preserve">dīnā</w:t>
+            </w:r>
+          </w:p>
+        </w:tc>
+        <w:tc>
+          <w:tcPr/>
+          <w:p>
+            <w:pPr>
+              <w:pStyle w:val="Compact"/>
+              <w:jc w:val="left"/>
+            </w:pPr>
+            <w:r>
+              <w:t xml:space="preserve">m. noun</w:t>
+            </w:r>
+          </w:p>
+        </w:tc>
+        <w:tc>
+          <w:tcPr/>
+          <w:p>
+            <w:pPr>
+              <w:pStyle w:val="Compact"/>
+              <w:jc w:val="left"/>
+            </w:pPr>
+            <w:r>
+              <w:t xml:space="preserve">judgment</w:t>
+            </w:r>
+          </w:p>
+        </w:tc>
+        <w:tc>
+          <w:tcPr/>
+          <w:p>
+            <w:pPr>
+              <w:pStyle w:val="Compact"/>
+            </w:pPr>
           </w:p>
         </w:tc>
       </w:tr>
     </w:tbl>
-    <w:bookmarkEnd w:id="20"/>
-    <w:bookmarkEnd w:id="21"/>
-    <w:bookmarkEnd w:id="22"/>
-    <w:bookmarkEnd w:id="23"/>
-    <w:sectPr>
-      <w:footnotePr>
-        <w:numRestart w:val="eachSect"/>
-      </w:footnotePr>
-    </w:sectPr>
+    <w:bookmarkEnd w:id="30"/>
+    <w:bookmarkEnd w:id="31"/>
+    <w:bookmarkEnd w:id="32"/>
+    <w:sectPr/>
   </w:body>
 </w:document>
 </file>
@@ -6453,7 +7270,7 @@
       <w:lvlText w:val=" "/>
       <w:lvlJc w:val="left"/>
       <w:pPr>
-        <w:ind w:left="720" w:hanging="360"/>
+        <w:ind w:left="720" w:hanging="480"/>
       </w:pPr>
     </w:lvl>
     <w:lvl w:ilvl="1">
@@ -6461,7 +7278,7 @@
       <w:lvlText w:val=" "/>
       <w:lvlJc w:val="left"/>
       <w:pPr>
-        <w:ind w:left="1440" w:hanging="360"/>
+        <w:ind w:left="1440" w:hanging="480"/>
       </w:pPr>
     </w:lvl>
     <w:lvl w:ilvl="2">
@@ -6469,7 +7286,7 @@
       <w:lvlText w:val=" "/>
       <w:lvlJc w:val="left"/>
       <w:pPr>
-        <w:ind w:left="2160" w:hanging="360"/>
+        <w:ind w:left="2160" w:hanging="480"/>
       </w:pPr>
     </w:lvl>
     <w:lvl w:ilvl="3">
@@ -6477,7 +7294,7 @@
       <w:lvlText w:val=" "/>
       <w:lvlJc w:val="left"/>
       <w:pPr>
-        <w:ind w:left="2880" w:hanging="360"/>
+        <w:ind w:left="2880" w:hanging="480"/>
       </w:pPr>
     </w:lvl>
     <w:lvl w:ilvl="4">
@@ -6485,7 +7302,7 @@
       <w:lvlText w:val=" "/>
       <w:lvlJc w:val="left"/>
       <w:pPr>
-        <w:ind w:left="3600" w:hanging="360"/>
+        <w:ind w:left="3600" w:hanging="480"/>
       </w:pPr>
     </w:lvl>
     <w:lvl w:ilvl="5">
@@ -6493,7 +7310,7 @@
       <w:lvlText w:val=" "/>
       <w:lvlJc w:val="left"/>
       <w:pPr>
-        <w:ind w:left="4320" w:hanging="360"/>
+        <w:ind w:left="4320" w:hanging="480"/>
       </w:pPr>
     </w:lvl>
     <w:lvl w:ilvl="6">
@@ -6501,7 +7318,7 @@
       <w:lvlText w:val=" "/>
       <w:lvlJc w:val="left"/>
       <w:pPr>
-        <w:ind w:left="5040" w:hanging="360"/>
+        <w:ind w:left="5040" w:hanging="480"/>
       </w:pPr>
     </w:lvl>
     <w:lvl w:ilvl="7">
@@ -6509,7 +7326,7 @@
       <w:lvlText w:val=" "/>
       <w:lvlJc w:val="left"/>
       <w:pPr>
-        <w:ind w:left="5760" w:hanging="360"/>
+        <w:ind w:left="5760" w:hanging="480"/>
       </w:pPr>
     </w:lvl>
     <w:lvl w:ilvl="8">
@@ -6517,7 +7334,7 @@
       <w:lvlText w:val=" "/>
       <w:lvlJc w:val="left"/>
       <w:pPr>
-        <w:ind w:left="6480" w:hanging="360"/>
+        <w:ind w:left="6480" w:hanging="480"/>
       </w:pPr>
     </w:lvl>
   </w:abstractNum>
@@ -6530,7 +7347,7 @@
       <w:lvlText w:val="%1."/>
       <w:lvlJc w:val="left"/>
       <w:pPr>
-        <w:ind w:left="720" w:hanging="360"/>
+        <w:ind w:left="720" w:hanging="480"/>
       </w:pPr>
     </w:lvl>
     <w:lvl w:ilvl="1">
@@ -6539,7 +7356,7 @@
       <w:lvlText w:val="%2."/>
       <w:lvlJc w:val="left"/>
       <w:pPr>
-        <w:ind w:left="1440" w:hanging="360"/>
+        <w:ind w:left="1440" w:hanging="480"/>
       </w:pPr>
     </w:lvl>
     <w:lvl w:ilvl="2">
@@ -6548,7 +7365,7 @@
       <w:lvlText w:val="%3."/>
       <w:lvlJc w:val="left"/>
       <w:pPr>
-        <w:ind w:left="2160" w:hanging="360"/>
+        <w:ind w:left="2160" w:hanging="480"/>
       </w:pPr>
     </w:lvl>
     <w:lvl w:ilvl="3">
@@ -6557,7 +7374,7 @@
       <w:lvlText w:val="%4."/>
       <w:lvlJc w:val="left"/>
       <w:pPr>
-        <w:ind w:left="2880" w:hanging="360"/>
+        <w:ind w:left="2880" w:hanging="480"/>
       </w:pPr>
     </w:lvl>
     <w:lvl w:ilvl="4">
@@ -6566,7 +7383,7 @@
       <w:lvlText w:val="%5."/>
       <w:lvlJc w:val="left"/>
       <w:pPr>
-        <w:ind w:left="3600" w:hanging="360"/>
+        <w:ind w:left="3600" w:hanging="480"/>
       </w:pPr>
     </w:lvl>
     <w:lvl w:ilvl="5">
@@ -6575,7 +7392,7 @@
       <w:lvlText w:val="%6."/>
       <w:lvlJc w:val="left"/>
       <w:pPr>
-        <w:ind w:left="4320" w:hanging="360"/>
+        <w:ind w:left="4320" w:hanging="480"/>
       </w:pPr>
     </w:lvl>
     <w:lvl w:ilvl="6">
@@ -6584,7 +7401,7 @@
       <w:lvlText w:val="%7."/>
       <w:lvlJc w:val="left"/>
       <w:pPr>
-        <w:ind w:left="5040" w:hanging="360"/>
+        <w:ind w:left="5040" w:hanging="480"/>
       </w:pPr>
     </w:lvl>
     <w:lvl w:ilvl="7">
@@ -6593,7 +7410,7 @@
       <w:lvlText w:val="%8."/>
       <w:lvlJc w:val="left"/>
       <w:pPr>
-        <w:ind w:left="5760" w:hanging="360"/>
+        <w:ind w:left="5760" w:hanging="480"/>
       </w:pPr>
     </w:lvl>
     <w:lvl w:ilvl="8">
@@ -6602,7 +7419,7 @@
       <w:lvlText w:val="%9."/>
       <w:lvlJc w:val="left"/>
       <w:pPr>
-        <w:ind w:left="6480" w:hanging="360"/>
+        <w:ind w:left="6480" w:hanging="480"/>
       </w:pPr>
     </w:lvl>
   </w:abstractNum>
@@ -6611,102 +7428,75 @@
     <w:multiLevelType w:val="multilevel"/>
     <w:lvl w:ilvl="0">
       <w:numFmt w:val="bullet"/>
-      <w:lvlText w:val=""/>
+      <w:lvlText w:val="•"/>
       <w:lvlJc w:val="left"/>
       <w:pPr>
-        <w:ind w:left="720" w:hanging="360"/>
-      </w:pPr>
-      <w:rPr>
-        <w:rFonts w:ascii="Symbol" w:hAnsi="Symbol" w:cs="Symbol" w:hint="default"/>
-      </w:rPr>
+        <w:ind w:left="720" w:hanging="480"/>
+      </w:pPr>
     </w:lvl>
     <w:lvl w:ilvl="1">
       <w:numFmt w:val="bullet"/>
-      <w:lvlText w:val="o"/>
+      <w:lvlText w:val="–"/>
       <w:lvlJc w:val="left"/>
       <w:pPr>
-        <w:ind w:left="1440" w:hanging="360"/>
-      </w:pPr>
-      <w:rPr>
-        <w:rFonts w:ascii="Courier New" w:hAnsi="Courier New" w:cs="Courier New" w:hint="default"/>
-      </w:rPr>
+        <w:ind w:left="1440" w:hanging="480"/>
+      </w:pPr>
     </w:lvl>
     <w:lvl w:ilvl="2">
       <w:numFmt w:val="bullet"/>
-      <w:lvlText w:val=""/>
+      <w:lvlText w:val="•"/>
       <w:lvlJc w:val="left"/>
       <w:pPr>
-        <w:ind w:left="2160" w:hanging="360"/>
-      </w:pPr>
-      <w:rPr>
-        <w:rFonts w:ascii="Wingdings" w:hAnsi="Wingdings" w:cs="Wingdings" w:hint="default"/>
-      </w:rPr>
+        <w:ind w:left="2160" w:hanging="480"/>
+      </w:pPr>
     </w:lvl>
     <w:lvl w:ilvl="3">
       <w:numFmt w:val="bullet"/>
-      <w:lvlText w:val=""/>
+      <w:lvlText w:val="–"/>
       <w:lvlJc w:val="left"/>
       <w:pPr>
-        <w:ind w:left="2880" w:hanging="360"/>
-      </w:pPr>
-      <w:rPr>
-        <w:rFonts w:ascii="Symbol" w:hAnsi="Symbol" w:cs="Symbol" w:hint="default"/>
-      </w:rPr>
+        <w:ind w:left="2880" w:hanging="480"/>
+      </w:pPr>
     </w:lvl>
     <w:lvl w:ilvl="4">
       <w:numFmt w:val="bullet"/>
-      <w:lvlText w:val="o"/>
+      <w:lvlText w:val="•"/>
       <w:lvlJc w:val="left"/>
       <w:pPr>
-        <w:ind w:left="3600" w:hanging="360"/>
-      </w:pPr>
-      <w:rPr>
-        <w:rFonts w:ascii="Courier New" w:hAnsi="Courier New" w:cs="Courier New" w:hint="default"/>
-      </w:rPr>
+        <w:ind w:left="3600" w:hanging="480"/>
+      </w:pPr>
     </w:lvl>
     <w:lvl w:ilvl="5">
       <w:numFmt w:val="bullet"/>
-      <w:lvlText w:val=""/>
+      <w:lvlText w:val="–"/>
       <w:lvlJc w:val="left"/>
       <w:pPr>
-        <w:ind w:left="4320" w:hanging="360"/>
-      </w:pPr>
-      <w:rPr>
-        <w:rFonts w:ascii="Wingdings" w:hAnsi="Wingdings" w:cs="Wingdings" w:hint="default"/>
-      </w:rPr>
+        <w:ind w:left="4320" w:hanging="480"/>
+      </w:pPr>
     </w:lvl>
     <w:lvl w:ilvl="6">
       <w:numFmt w:val="bullet"/>
-      <w:lvlText w:val=""/>
+      <w:lvlText w:val="•"/>
       <w:lvlJc w:val="left"/>
       <w:pPr>
-        <w:ind w:left="5040" w:hanging="360"/>
-      </w:pPr>
-      <w:rPr>
-        <w:rFonts w:ascii="Symbol" w:hAnsi="Symbol" w:cs="Symbol" w:hint="default"/>
-      </w:rPr>
+        <w:ind w:left="5040" w:hanging="480"/>
+      </w:pPr>
     </w:lvl>
     <w:lvl w:ilvl="7">
       <w:numFmt w:val="bullet"/>
-      <w:lvlText w:val="o"/>
+      <w:lvlText w:val="–"/>
       <w:lvlJc w:val="left"/>
       <w:pPr>
-        <w:ind w:left="5760" w:hanging="360"/>
-      </w:pPr>
-      <w:rPr>
-        <w:rFonts w:ascii="Courier New" w:hAnsi="Courier New" w:cs="Courier New" w:hint="default"/>
-      </w:rPr>
+        <w:ind w:left="5760" w:hanging="480"/>
+      </w:pPr>
     </w:lvl>
     <w:lvl w:ilvl="8">
       <w:numFmt w:val="bullet"/>
-      <w:lvlText w:val=""/>
+      <w:lvlText w:val="•"/>
       <w:lvlJc w:val="left"/>
       <w:pPr>
-        <w:ind w:left="6480" w:hanging="360"/>
-      </w:pPr>
-      <w:rPr>
-        <w:rFonts w:ascii="Wingdings" w:hAnsi="Wingdings" w:cs="Wingdings" w:hint="default"/>
-      </w:rPr>
+        <w:ind w:left="6480" w:hanging="480"/>
+      </w:pPr>
     </w:lvl>
   </w:abstractNum>
   <w:num w:numId="1000">
@@ -6743,13 +7533,376 @@
     </w:lvlOverride>
   </w:num>
   <w:num w:numId="1002">
-    <w:abstractNumId w:val="991"/>
+    <w:abstractNumId w:val="99411"/>
+    <w:lvlOverride w:ilvl="0">
+      <w:startOverride w:val="1"/>
+    </w:lvlOverride>
+    <w:lvlOverride w:ilvl="1">
+      <w:startOverride w:val="1"/>
+    </w:lvlOverride>
+    <w:lvlOverride w:ilvl="2">
+      <w:startOverride w:val="1"/>
+    </w:lvlOverride>
+    <w:lvlOverride w:ilvl="3">
+      <w:startOverride w:val="1"/>
+    </w:lvlOverride>
+    <w:lvlOverride w:ilvl="4">
+      <w:startOverride w:val="1"/>
+    </w:lvlOverride>
+    <w:lvlOverride w:ilvl="5">
+      <w:startOverride w:val="1"/>
+    </w:lvlOverride>
+    <w:lvlOverride w:ilvl="6">
+      <w:startOverride w:val="1"/>
+    </w:lvlOverride>
+    <w:lvlOverride w:ilvl="7">
+      <w:startOverride w:val="1"/>
+    </w:lvlOverride>
+    <w:lvlOverride w:ilvl="8">
+      <w:startOverride w:val="1"/>
+    </w:lvlOverride>
   </w:num>
   <w:num w:numId="1003">
     <w:abstractNumId w:val="991"/>
   </w:num>
   <w:num w:numId="1004">
     <w:abstractNumId w:val="991"/>
+  </w:num>
+  <w:num w:numId="1005">
+    <w:abstractNumId w:val="991"/>
+  </w:num>
+  <w:num w:numId="1006">
+    <w:abstractNumId w:val="991"/>
+  </w:num>
+  <w:num w:numId="1007">
+    <w:abstractNumId w:val="99411"/>
+    <w:lvlOverride w:ilvl="0">
+      <w:startOverride w:val="1"/>
+    </w:lvlOverride>
+    <w:lvlOverride w:ilvl="1">
+      <w:startOverride w:val="1"/>
+    </w:lvlOverride>
+    <w:lvlOverride w:ilvl="2">
+      <w:startOverride w:val="1"/>
+    </w:lvlOverride>
+    <w:lvlOverride w:ilvl="3">
+      <w:startOverride w:val="1"/>
+    </w:lvlOverride>
+    <w:lvlOverride w:ilvl="4">
+      <w:startOverride w:val="1"/>
+    </w:lvlOverride>
+    <w:lvlOverride w:ilvl="5">
+      <w:startOverride w:val="1"/>
+    </w:lvlOverride>
+    <w:lvlOverride w:ilvl="6">
+      <w:startOverride w:val="1"/>
+    </w:lvlOverride>
+    <w:lvlOverride w:ilvl="7">
+      <w:startOverride w:val="1"/>
+    </w:lvlOverride>
+    <w:lvlOverride w:ilvl="8">
+      <w:startOverride w:val="1"/>
+    </w:lvlOverride>
+  </w:num>
+  <w:num w:numId="1008">
+    <w:abstractNumId w:val="99411"/>
+    <w:lvlOverride w:ilvl="0">
+      <w:startOverride w:val="1"/>
+    </w:lvlOverride>
+    <w:lvlOverride w:ilvl="1">
+      <w:startOverride w:val="1"/>
+    </w:lvlOverride>
+    <w:lvlOverride w:ilvl="2">
+      <w:startOverride w:val="1"/>
+    </w:lvlOverride>
+    <w:lvlOverride w:ilvl="3">
+      <w:startOverride w:val="1"/>
+    </w:lvlOverride>
+    <w:lvlOverride w:ilvl="4">
+      <w:startOverride w:val="1"/>
+    </w:lvlOverride>
+    <w:lvlOverride w:ilvl="5">
+      <w:startOverride w:val="1"/>
+    </w:lvlOverride>
+    <w:lvlOverride w:ilvl="6">
+      <w:startOverride w:val="1"/>
+    </w:lvlOverride>
+    <w:lvlOverride w:ilvl="7">
+      <w:startOverride w:val="1"/>
+    </w:lvlOverride>
+    <w:lvlOverride w:ilvl="8">
+      <w:startOverride w:val="1"/>
+    </w:lvlOverride>
+  </w:num>
+  <w:num w:numId="1009">
+    <w:abstractNumId w:val="99411"/>
+    <w:lvlOverride w:ilvl="0">
+      <w:startOverride w:val="1"/>
+    </w:lvlOverride>
+    <w:lvlOverride w:ilvl="1">
+      <w:startOverride w:val="1"/>
+    </w:lvlOverride>
+    <w:lvlOverride w:ilvl="2">
+      <w:startOverride w:val="1"/>
+    </w:lvlOverride>
+    <w:lvlOverride w:ilvl="3">
+      <w:startOverride w:val="1"/>
+    </w:lvlOverride>
+    <w:lvlOverride w:ilvl="4">
+      <w:startOverride w:val="1"/>
+    </w:lvlOverride>
+    <w:lvlOverride w:ilvl="5">
+      <w:startOverride w:val="1"/>
+    </w:lvlOverride>
+    <w:lvlOverride w:ilvl="6">
+      <w:startOverride w:val="1"/>
+    </w:lvlOverride>
+    <w:lvlOverride w:ilvl="7">
+      <w:startOverride w:val="1"/>
+    </w:lvlOverride>
+    <w:lvlOverride w:ilvl="8">
+      <w:startOverride w:val="1"/>
+    </w:lvlOverride>
+  </w:num>
+  <w:num w:numId="1010">
+    <w:abstractNumId w:val="99411"/>
+    <w:lvlOverride w:ilvl="0">
+      <w:startOverride w:val="1"/>
+    </w:lvlOverride>
+    <w:lvlOverride w:ilvl="1">
+      <w:startOverride w:val="1"/>
+    </w:lvlOverride>
+    <w:lvlOverride w:ilvl="2">
+      <w:startOverride w:val="1"/>
+    </w:lvlOverride>
+    <w:lvlOverride w:ilvl="3">
+      <w:startOverride w:val="1"/>
+    </w:lvlOverride>
+    <w:lvlOverride w:ilvl="4">
+      <w:startOverride w:val="1"/>
+    </w:lvlOverride>
+    <w:lvlOverride w:ilvl="5">
+      <w:startOverride w:val="1"/>
+    </w:lvlOverride>
+    <w:lvlOverride w:ilvl="6">
+      <w:startOverride w:val="1"/>
+    </w:lvlOverride>
+    <w:lvlOverride w:ilvl="7">
+      <w:startOverride w:val="1"/>
+    </w:lvlOverride>
+    <w:lvlOverride w:ilvl="8">
+      <w:startOverride w:val="1"/>
+    </w:lvlOverride>
+  </w:num>
+  <w:num w:numId="1011">
+    <w:abstractNumId w:val="99411"/>
+    <w:lvlOverride w:ilvl="0">
+      <w:startOverride w:val="1"/>
+    </w:lvlOverride>
+    <w:lvlOverride w:ilvl="1">
+      <w:startOverride w:val="1"/>
+    </w:lvlOverride>
+    <w:lvlOverride w:ilvl="2">
+      <w:startOverride w:val="1"/>
+    </w:lvlOverride>
+    <w:lvlOverride w:ilvl="3">
+      <w:startOverride w:val="1"/>
+    </w:lvlOverride>
+    <w:lvlOverride w:ilvl="4">
+      <w:startOverride w:val="1"/>
+    </w:lvlOverride>
+    <w:lvlOverride w:ilvl="5">
+      <w:startOverride w:val="1"/>
+    </w:lvlOverride>
+    <w:lvlOverride w:ilvl="6">
+      <w:startOverride w:val="1"/>
+    </w:lvlOverride>
+    <w:lvlOverride w:ilvl="7">
+      <w:startOverride w:val="1"/>
+    </w:lvlOverride>
+    <w:lvlOverride w:ilvl="8">
+      <w:startOverride w:val="1"/>
+    </w:lvlOverride>
+  </w:num>
+  <w:num w:numId="1012">
+    <w:abstractNumId w:val="99411"/>
+    <w:lvlOverride w:ilvl="0">
+      <w:startOverride w:val="1"/>
+    </w:lvlOverride>
+    <w:lvlOverride w:ilvl="1">
+      <w:startOverride w:val="1"/>
+    </w:lvlOverride>
+    <w:lvlOverride w:ilvl="2">
+      <w:startOverride w:val="1"/>
+    </w:lvlOverride>
+    <w:lvlOverride w:ilvl="3">
+      <w:startOverride w:val="1"/>
+    </w:lvlOverride>
+    <w:lvlOverride w:ilvl="4">
+      <w:startOverride w:val="1"/>
+    </w:lvlOverride>
+    <w:lvlOverride w:ilvl="5">
+      <w:startOverride w:val="1"/>
+    </w:lvlOverride>
+    <w:lvlOverride w:ilvl="6">
+      <w:startOverride w:val="1"/>
+    </w:lvlOverride>
+    <w:lvlOverride w:ilvl="7">
+      <w:startOverride w:val="1"/>
+    </w:lvlOverride>
+    <w:lvlOverride w:ilvl="8">
+      <w:startOverride w:val="1"/>
+    </w:lvlOverride>
+  </w:num>
+  <w:num w:numId="1013">
+    <w:abstractNumId w:val="99411"/>
+    <w:lvlOverride w:ilvl="0">
+      <w:startOverride w:val="1"/>
+    </w:lvlOverride>
+    <w:lvlOverride w:ilvl="1">
+      <w:startOverride w:val="1"/>
+    </w:lvlOverride>
+    <w:lvlOverride w:ilvl="2">
+      <w:startOverride w:val="1"/>
+    </w:lvlOverride>
+    <w:lvlOverride w:ilvl="3">
+      <w:startOverride w:val="1"/>
+    </w:lvlOverride>
+    <w:lvlOverride w:ilvl="4">
+      <w:startOverride w:val="1"/>
+    </w:lvlOverride>
+    <w:lvlOverride w:ilvl="5">
+      <w:startOverride w:val="1"/>
+    </w:lvlOverride>
+    <w:lvlOverride w:ilvl="6">
+      <w:startOverride w:val="1"/>
+    </w:lvlOverride>
+    <w:lvlOverride w:ilvl="7">
+      <w:startOverride w:val="1"/>
+    </w:lvlOverride>
+    <w:lvlOverride w:ilvl="8">
+      <w:startOverride w:val="1"/>
+    </w:lvlOverride>
+  </w:num>
+  <w:num w:numId="1014">
+    <w:abstractNumId w:val="99411"/>
+    <w:lvlOverride w:ilvl="0">
+      <w:startOverride w:val="1"/>
+    </w:lvlOverride>
+    <w:lvlOverride w:ilvl="1">
+      <w:startOverride w:val="1"/>
+    </w:lvlOverride>
+    <w:lvlOverride w:ilvl="2">
+      <w:startOverride w:val="1"/>
+    </w:lvlOverride>
+    <w:lvlOverride w:ilvl="3">
+      <w:startOverride w:val="1"/>
+    </w:lvlOverride>
+    <w:lvlOverride w:ilvl="4">
+      <w:startOverride w:val="1"/>
+    </w:lvlOverride>
+    <w:lvlOverride w:ilvl="5">
+      <w:startOverride w:val="1"/>
+    </w:lvlOverride>
+    <w:lvlOverride w:ilvl="6">
+      <w:startOverride w:val="1"/>
+    </w:lvlOverride>
+    <w:lvlOverride w:ilvl="7">
+      <w:startOverride w:val="1"/>
+    </w:lvlOverride>
+    <w:lvlOverride w:ilvl="8">
+      <w:startOverride w:val="1"/>
+    </w:lvlOverride>
+  </w:num>
+  <w:num w:numId="1015">
+    <w:abstractNumId w:val="99411"/>
+    <w:lvlOverride w:ilvl="0">
+      <w:startOverride w:val="1"/>
+    </w:lvlOverride>
+    <w:lvlOverride w:ilvl="1">
+      <w:startOverride w:val="1"/>
+    </w:lvlOverride>
+    <w:lvlOverride w:ilvl="2">
+      <w:startOverride w:val="1"/>
+    </w:lvlOverride>
+    <w:lvlOverride w:ilvl="3">
+      <w:startOverride w:val="1"/>
+    </w:lvlOverride>
+    <w:lvlOverride w:ilvl="4">
+      <w:startOverride w:val="1"/>
+    </w:lvlOverride>
+    <w:lvlOverride w:ilvl="5">
+      <w:startOverride w:val="1"/>
+    </w:lvlOverride>
+    <w:lvlOverride w:ilvl="6">
+      <w:startOverride w:val="1"/>
+    </w:lvlOverride>
+    <w:lvlOverride w:ilvl="7">
+      <w:startOverride w:val="1"/>
+    </w:lvlOverride>
+    <w:lvlOverride w:ilvl="8">
+      <w:startOverride w:val="1"/>
+    </w:lvlOverride>
+  </w:num>
+  <w:num w:numId="1016">
+    <w:abstractNumId w:val="99411"/>
+    <w:lvlOverride w:ilvl="0">
+      <w:startOverride w:val="1"/>
+    </w:lvlOverride>
+    <w:lvlOverride w:ilvl="1">
+      <w:startOverride w:val="1"/>
+    </w:lvlOverride>
+    <w:lvlOverride w:ilvl="2">
+      <w:startOverride w:val="1"/>
+    </w:lvlOverride>
+    <w:lvlOverride w:ilvl="3">
+      <w:startOverride w:val="1"/>
+    </w:lvlOverride>
+    <w:lvlOverride w:ilvl="4">
+      <w:startOverride w:val="1"/>
+    </w:lvlOverride>
+    <w:lvlOverride w:ilvl="5">
+      <w:startOverride w:val="1"/>
+    </w:lvlOverride>
+    <w:lvlOverride w:ilvl="6">
+      <w:startOverride w:val="1"/>
+    </w:lvlOverride>
+    <w:lvlOverride w:ilvl="7">
+      <w:startOverride w:val="1"/>
+    </w:lvlOverride>
+    <w:lvlOverride w:ilvl="8">
+      <w:startOverride w:val="1"/>
+    </w:lvlOverride>
+  </w:num>
+  <w:num w:numId="1017">
+    <w:abstractNumId w:val="99411"/>
+    <w:lvlOverride w:ilvl="0">
+      <w:startOverride w:val="1"/>
+    </w:lvlOverride>
+    <w:lvlOverride w:ilvl="1">
+      <w:startOverride w:val="1"/>
+    </w:lvlOverride>
+    <w:lvlOverride w:ilvl="2">
+      <w:startOverride w:val="1"/>
+    </w:lvlOverride>
+    <w:lvlOverride w:ilvl="3">
+      <w:startOverride w:val="1"/>
+    </w:lvlOverride>
+    <w:lvlOverride w:ilvl="4">
+      <w:startOverride w:val="1"/>
+    </w:lvlOverride>
+    <w:lvlOverride w:ilvl="5">
+      <w:startOverride w:val="1"/>
+    </w:lvlOverride>
+    <w:lvlOverride w:ilvl="6">
+      <w:startOverride w:val="1"/>
+    </w:lvlOverride>
+    <w:lvlOverride w:ilvl="7">
+      <w:startOverride w:val="1"/>
+    </w:lvlOverride>
+    <w:lvlOverride w:ilvl="8">
+      <w:startOverride w:val="1"/>
+    </w:lvlOverride>
   </w:num>
 </w:numbering>
 </file>
@@ -6759,10 +7912,10 @@
   <w:docDefaults>
     <w:rPrDefault>
       <w:rPr>
-        <w:rFonts w:asciiTheme="minorHAnsi" w:cstheme="minorBidi" w:eastAsiaTheme="minorEastAsia" w:hAnsiTheme="minorHAnsi"/>
+        <w:rFonts w:asciiTheme="minorHAnsi" w:cstheme="minorBidi" w:eastAsiaTheme="minorHAnsi" w:hAnsiTheme="minorHAnsi"/>
         <w:sz w:val="24"/>
         <w:szCs w:val="24"/>
-        <w:lang w:bidi="ar-SA" w:eastAsia="zh-CN" w:val="en-US"/>
+        <w:lang w:bidi="ar-SA" w:eastAsia="en-US" w:val="en-US"/>
       </w:rPr>
     </w:rPrDefault>
     <w:pPrDefault>
@@ -6803,94 +7956,57 @@
     <w:name w:val="Title"/>
     <w:basedOn w:val="Normal"/>
     <w:next w:val="BodyText"/>
-    <w:link w:val="TitleChar"/>
-    <w:uiPriority w:val="10"/>
     <w:qFormat/>
-    <w:rsid w:val="00A10FD9"/>
     <w:pPr>
-      <w:spacing w:after="80" w:line="240" w:lineRule="auto"/>
-      <w:contextualSpacing/>
+      <w:keepNext/>
+      <w:keepLines/>
+      <w:spacing w:after="240" w:before="480"/>
       <w:jc w:val="center"/>
     </w:pPr>
     <w:rPr>
       <w:rFonts w:asciiTheme="majorHAnsi" w:cstheme="majorBidi" w:eastAsiaTheme="majorEastAsia" w:hAnsiTheme="majorHAnsi"/>
-      <w:sz w:val="56"/>
-      <w:szCs w:val="56"/>
-    </w:rPr>
-  </w:style>
-  <w:style w:customStyle="1" w:styleId="TitleChar" w:type="character">
-    <w:name w:val="Title Char"/>
-    <w:basedOn w:val="DefaultParagraphFont"/>
-    <w:link w:val="Title"/>
-    <w:uiPriority w:val="10"/>
-    <w:rsid w:val="00A10FD9"/>
-    <w:rPr>
-      <w:rFonts w:asciiTheme="majorHAnsi" w:cstheme="majorBidi" w:eastAsiaTheme="majorEastAsia" w:hAnsiTheme="majorHAnsi"/>
-      <w:sz w:val="56"/>
-      <w:szCs w:val="56"/>
+      <w:b/>
+      <w:bCs/>
+      <w:color w:themeColor="accent1" w:themeShade="B5" w:val="345A8A"/>
+      <w:sz w:val="36"/>
+      <w:szCs w:val="36"/>
     </w:rPr>
   </w:style>
   <w:style w:styleId="Subtitle" w:type="paragraph">
     <w:name w:val="Subtitle"/>
     <w:basedOn w:val="Title"/>
     <w:next w:val="BodyText"/>
-    <w:link w:val="SubtitleChar"/>
-    <w:uiPriority w:val="11"/>
     <w:qFormat/>
-    <w:rsid w:val="00A10FD9"/>
     <w:pPr>
-      <w:numPr>
-        <w:ilvl w:val="1"/>
-      </w:numPr>
+      <w:keepNext/>
+      <w:keepLines/>
+      <w:spacing w:after="240" w:before="240"/>
+      <w:jc w:val="center"/>
     </w:pPr>
     <w:rPr>
-      <w:rFonts w:cstheme="majorBidi" w:eastAsiaTheme="majorEastAsia"/>
-      <w:spacing w:val="15"/>
-      <w:sz w:val="28"/>
-      <w:szCs w:val="28"/>
-    </w:rPr>
-  </w:style>
-  <w:style w:customStyle="1" w:styleId="SubtitleChar" w:type="character">
-    <w:name w:val="Subtitle Char"/>
-    <w:basedOn w:val="DefaultParagraphFont"/>
-    <w:link w:val="Subtitle"/>
-    <w:uiPriority w:val="11"/>
-    <w:rsid w:val="00A10FD9"/>
-    <w:rPr>
-      <w:rFonts w:cstheme="majorBidi" w:eastAsiaTheme="majorEastAsia"/>
-      <w:color w:themeColor="text1" w:themeTint="A6" w:val="595959"/>
-      <w:spacing w:val="15"/>
-      <w:sz w:val="28"/>
-      <w:szCs w:val="28"/>
+      <w:sz w:val="30"/>
+      <w:szCs w:val="30"/>
     </w:rPr>
   </w:style>
   <w:style w:customStyle="1" w:styleId="Author" w:type="paragraph">
     <w:name w:val="Author"/>
-    <w:basedOn w:val="Title"/>
     <w:next w:val="BodyText"/>
     <w:qFormat/>
     <w:pPr>
       <w:keepNext/>
       <w:keepLines/>
+      <w:jc w:val="center"/>
     </w:pPr>
-    <w:rPr>
-      <w:sz w:val="24"/>
-      <w:szCs w:val="24"/>
-    </w:rPr>
   </w:style>
   <w:style w:styleId="Date" w:type="paragraph">
     <w:name w:val="Date"/>
-    <w:basedOn w:val="Title"/>
     <w:next w:val="BodyText"/>
     <w:qFormat/>
     <w:pPr>
       <w:keepNext/>
       <w:keepLines/>
+      <w:jc w:val="center"/>
     </w:pPr>
-    <w:rPr>
-      <w:sz w:val="24"/>
-      <w:szCs w:val="24"/>
-    </w:rPr>
   </w:style>
   <w:style w:customStyle="1" w:styleId="AbstractTitle" w:type="paragraph">
     <w:name w:val="Abstract Title"/>
@@ -6905,6 +8021,7 @@
     </w:pPr>
     <w:rPr>
       <w:b/>
+      <w:color w:val="345A8A"/>
       <w:sz w:val="20"/>
       <w:szCs w:val="20"/>
     </w:rPr>
@@ -6933,321 +8050,191 @@
     <w:rPr/>
   </w:style>
   <w:style w:styleId="Heading1" w:type="paragraph">
-    <w:name w:val="heading 1"/>
+    <w:name w:val="Heading 1"/>
     <w:basedOn w:val="Normal"/>
     <w:next w:val="BodyText"/>
-    <w:link w:val="Heading1Char"/>
     <w:uiPriority w:val="9"/>
     <w:qFormat/>
-    <w:rsid w:val="00A10FD9"/>
     <w:pPr>
       <w:keepNext/>
       <w:keepLines/>
-      <w:spacing w:after="80" w:before="360"/>
+      <w:spacing w:after="0" w:before="480"/>
       <w:outlineLvl w:val="0"/>
     </w:pPr>
     <w:rPr>
       <w:rFonts w:asciiTheme="majorHAnsi" w:cstheme="majorBidi" w:eastAsiaTheme="majorEastAsia" w:hAnsiTheme="majorHAnsi"/>
-      <w:color w:themeColor="accent1" w:themeShade="BF" w:val="0F4761"/>
-      <w:sz w:val="40"/>
-      <w:szCs w:val="40"/>
+      <w:b/>
+      <w:bCs/>
+      <w:color w:themeColor="accent1" w:val="4F81BD"/>
+      <w:sz w:val="32"/>
+      <w:szCs w:val="32"/>
     </w:rPr>
   </w:style>
   <w:style w:styleId="Heading2" w:type="paragraph">
-    <w:name w:val="heading 2"/>
+    <w:name w:val="Heading 2"/>
     <w:basedOn w:val="Normal"/>
     <w:next w:val="BodyText"/>
-    <w:link w:val="Heading2Char"/>
     <w:uiPriority w:val="9"/>
-    <w:semiHidden/>
     <w:unhideWhenUsed/>
     <w:qFormat/>
-    <w:rsid w:val="00A10FD9"/>
     <w:pPr>
       <w:keepNext/>
       <w:keepLines/>
-      <w:spacing w:after="80" w:before="160"/>
+      <w:spacing w:after="0" w:before="200"/>
       <w:outlineLvl w:val="1"/>
     </w:pPr>
     <w:rPr>
       <w:rFonts w:asciiTheme="majorHAnsi" w:cstheme="majorBidi" w:eastAsiaTheme="majorEastAsia" w:hAnsiTheme="majorHAnsi"/>
-      <w:color w:themeColor="accent1" w:themeShade="BF" w:val="0F4761"/>
-      <w:sz w:val="32"/>
-      <w:szCs w:val="32"/>
-    </w:rPr>
-  </w:style>
-  <w:style w:styleId="Heading3" w:type="paragraph">
-    <w:name w:val="heading 3"/>
-    <w:basedOn w:val="Normal"/>
-    <w:next w:val="BodyText"/>
-    <w:link w:val="Heading3Char"/>
-    <w:uiPriority w:val="9"/>
-    <w:semiHidden/>
-    <w:unhideWhenUsed/>
-    <w:qFormat/>
-    <w:rsid w:val="00A10FD9"/>
-    <w:pPr>
-      <w:keepNext/>
-      <w:keepLines/>
-      <w:spacing w:after="80" w:before="160"/>
-      <w:outlineLvl w:val="2"/>
-    </w:pPr>
-    <w:rPr>
-      <w:rFonts w:cstheme="majorBidi" w:eastAsiaTheme="majorEastAsia"/>
-      <w:color w:themeColor="accent1" w:themeShade="BF" w:val="0F4761"/>
+      <w:b/>
+      <w:bCs/>
+      <w:color w:themeColor="accent1" w:val="4F81BD"/>
       <w:sz w:val="28"/>
       <w:szCs w:val="28"/>
     </w:rPr>
   </w:style>
-  <w:style w:styleId="Heading4" w:type="paragraph">
-    <w:name w:val="heading 4"/>
+  <w:style w:styleId="Heading3" w:type="paragraph">
+    <w:name w:val="Heading 3"/>
     <w:basedOn w:val="Normal"/>
     <w:next w:val="BodyText"/>
-    <w:link w:val="Heading4Char"/>
     <w:uiPriority w:val="9"/>
-    <w:semiHidden/>
     <w:unhideWhenUsed/>
     <w:qFormat/>
-    <w:rsid w:val="00A10FD9"/>
     <w:pPr>
       <w:keepNext/>
       <w:keepLines/>
-      <w:spacing w:after="40" w:before="80"/>
+      <w:spacing w:after="0" w:before="200"/>
+      <w:outlineLvl w:val="2"/>
+    </w:pPr>
+    <w:rPr>
+      <w:rFonts w:asciiTheme="majorHAnsi" w:cstheme="majorBidi" w:eastAsiaTheme="majorEastAsia" w:hAnsiTheme="majorHAnsi"/>
+      <w:b/>
+      <w:bCs/>
+      <w:color w:themeColor="accent1" w:val="4F81BD"/>
+      <w:sz w:val="24"/>
+      <w:szCs w:val="24"/>
+    </w:rPr>
+  </w:style>
+  <w:style w:styleId="Heading4" w:type="paragraph">
+    <w:name w:val="Heading 4"/>
+    <w:basedOn w:val="Normal"/>
+    <w:next w:val="BodyText"/>
+    <w:uiPriority w:val="9"/>
+    <w:unhideWhenUsed/>
+    <w:qFormat/>
+    <w:pPr>
+      <w:keepNext/>
+      <w:keepLines/>
+      <w:spacing w:after="0" w:before="200"/>
       <w:outlineLvl w:val="3"/>
     </w:pPr>
     <w:rPr>
-      <w:rFonts w:cstheme="majorBidi" w:eastAsiaTheme="majorEastAsia"/>
+      <w:rFonts w:asciiTheme="majorHAnsi" w:cstheme="majorBidi" w:eastAsiaTheme="majorEastAsia" w:hAnsiTheme="majorHAnsi"/>
+      <w:bCs/>
       <w:i/>
-      <w:iCs/>
-      <w:color w:themeColor="accent1" w:themeShade="BF" w:val="0F4761"/>
+      <w:color w:themeColor="accent1" w:val="4F81BD"/>
+      <w:sz w:val="24"/>
+      <w:szCs w:val="24"/>
     </w:rPr>
   </w:style>
   <w:style w:styleId="Heading5" w:type="paragraph">
-    <w:name w:val="heading 5"/>
+    <w:name w:val="Heading 5"/>
     <w:basedOn w:val="Normal"/>
     <w:next w:val="BodyText"/>
-    <w:link w:val="Heading5Char"/>
     <w:uiPriority w:val="9"/>
-    <w:semiHidden/>
     <w:unhideWhenUsed/>
     <w:qFormat/>
-    <w:rsid w:val="00A10FD9"/>
     <w:pPr>
       <w:keepNext/>
       <w:keepLines/>
-      <w:spacing w:after="40" w:before="80"/>
+      <w:spacing w:after="0" w:before="200"/>
       <w:outlineLvl w:val="4"/>
     </w:pPr>
     <w:rPr>
-      <w:rFonts w:cstheme="majorBidi" w:eastAsiaTheme="majorEastAsia"/>
-      <w:color w:themeColor="accent1" w:themeShade="BF" w:val="0F4761"/>
+      <w:rFonts w:asciiTheme="majorHAnsi" w:cstheme="majorBidi" w:eastAsiaTheme="majorEastAsia" w:hAnsiTheme="majorHAnsi"/>
+      <w:iCs/>
+      <w:color w:themeColor="accent1" w:val="4F81BD"/>
+      <w:sz w:val="24"/>
+      <w:szCs w:val="24"/>
     </w:rPr>
   </w:style>
   <w:style w:styleId="Heading6" w:type="paragraph">
-    <w:name w:val="heading 6"/>
+    <w:name w:val="Heading 6"/>
     <w:basedOn w:val="Normal"/>
     <w:next w:val="BodyText"/>
-    <w:link w:val="Heading6Char"/>
     <w:uiPriority w:val="9"/>
-    <w:semiHidden/>
     <w:unhideWhenUsed/>
     <w:qFormat/>
-    <w:rsid w:val="00A10FD9"/>
     <w:pPr>
       <w:keepNext/>
       <w:keepLines/>
-      <w:spacing w:after="0" w:before="40"/>
+      <w:spacing w:after="0" w:before="200"/>
       <w:outlineLvl w:val="5"/>
     </w:pPr>
     <w:rPr>
-      <w:rFonts w:cstheme="majorBidi" w:eastAsiaTheme="majorEastAsia"/>
-      <w:i/>
-      <w:iCs/>
-      <w:color w:themeColor="text1" w:themeTint="A6" w:val="595959"/>
+      <w:rFonts w:asciiTheme="majorHAnsi" w:cstheme="majorBidi" w:eastAsiaTheme="majorEastAsia" w:hAnsiTheme="majorHAnsi"/>
+      <w:color w:themeColor="accent1" w:val="4F81BD"/>
+      <w:sz w:val="24"/>
+      <w:szCs w:val="24"/>
     </w:rPr>
   </w:style>
   <w:style w:styleId="Heading7" w:type="paragraph">
-    <w:name w:val="heading 7"/>
+    <w:name w:val="Heading 7"/>
     <w:basedOn w:val="Normal"/>
     <w:next w:val="BodyText"/>
-    <w:link w:val="Heading7Char"/>
     <w:uiPriority w:val="9"/>
-    <w:semiHidden/>
     <w:unhideWhenUsed/>
     <w:qFormat/>
-    <w:rsid w:val="00A10FD9"/>
     <w:pPr>
       <w:keepNext/>
       <w:keepLines/>
-      <w:spacing w:after="0" w:before="40"/>
+      <w:spacing w:after="0" w:before="200"/>
       <w:outlineLvl w:val="6"/>
     </w:pPr>
     <w:rPr>
-      <w:rFonts w:cstheme="majorBidi" w:eastAsiaTheme="majorEastAsia"/>
-      <w:color w:themeColor="text1" w:themeTint="A6" w:val="595959"/>
+      <w:rFonts w:asciiTheme="majorHAnsi" w:cstheme="majorBidi" w:eastAsiaTheme="majorEastAsia" w:hAnsiTheme="majorHAnsi"/>
+      <w:color w:themeColor="accent1" w:val="4F81BD"/>
+      <w:sz w:val="24"/>
+      <w:szCs w:val="24"/>
     </w:rPr>
   </w:style>
   <w:style w:styleId="Heading8" w:type="paragraph">
-    <w:name w:val="heading 8"/>
+    <w:name w:val="Heading 8"/>
     <w:basedOn w:val="Normal"/>
     <w:next w:val="BodyText"/>
-    <w:link w:val="Heading8Char"/>
     <w:uiPriority w:val="9"/>
-    <w:semiHidden/>
     <w:unhideWhenUsed/>
     <w:qFormat/>
-    <w:rsid w:val="00A10FD9"/>
     <w:pPr>
       <w:keepNext/>
       <w:keepLines/>
-      <w:spacing w:after="0"/>
+      <w:spacing w:after="0" w:before="200"/>
       <w:outlineLvl w:val="7"/>
     </w:pPr>
     <w:rPr>
-      <w:rFonts w:cstheme="majorBidi" w:eastAsiaTheme="majorEastAsia"/>
-      <w:i/>
-      <w:iCs/>
-      <w:color w:themeColor="text1" w:themeTint="D8" w:val="272727"/>
+      <w:rFonts w:asciiTheme="majorHAnsi" w:cstheme="majorBidi" w:eastAsiaTheme="majorEastAsia" w:hAnsiTheme="majorHAnsi"/>
+      <w:color w:themeColor="accent1" w:val="4F81BD"/>
+      <w:sz w:val="24"/>
+      <w:szCs w:val="24"/>
     </w:rPr>
   </w:style>
   <w:style w:styleId="Heading9" w:type="paragraph">
-    <w:name w:val="heading 9"/>
+    <w:name w:val="Heading 9"/>
     <w:basedOn w:val="Normal"/>
     <w:next w:val="BodyText"/>
-    <w:link w:val="Heading9Char"/>
     <w:uiPriority w:val="9"/>
-    <w:semiHidden/>
     <w:unhideWhenUsed/>
     <w:qFormat/>
-    <w:rsid w:val="00A10FD9"/>
     <w:pPr>
       <w:keepNext/>
       <w:keepLines/>
-      <w:spacing w:after="0"/>
+      <w:spacing w:after="0" w:before="200"/>
       <w:outlineLvl w:val="8"/>
     </w:pPr>
     <w:rPr>
-      <w:rFonts w:cstheme="majorBidi" w:eastAsiaTheme="majorEastAsia"/>
-      <w:color w:themeColor="text1" w:themeTint="D8" w:val="272727"/>
-    </w:rPr>
-  </w:style>
-  <w:style w:customStyle="1" w:styleId="Heading1Char" w:type="character">
-    <w:name w:val="Heading 1 Char"/>
-    <w:basedOn w:val="DefaultParagraphFont"/>
-    <w:link w:val="Heading1"/>
-    <w:uiPriority w:val="9"/>
-    <w:rsid w:val="00A10FD9"/>
-    <w:rPr>
       <w:rFonts w:asciiTheme="majorHAnsi" w:cstheme="majorBidi" w:eastAsiaTheme="majorEastAsia" w:hAnsiTheme="majorHAnsi"/>
-      <w:color w:themeColor="accent1" w:themeShade="BF" w:val="0F4761"/>
-      <w:sz w:val="40"/>
-      <w:szCs w:val="40"/>
-    </w:rPr>
-  </w:style>
-  <w:style w:customStyle="1" w:styleId="Heading2Char" w:type="character">
-    <w:name w:val="Heading 2 Char"/>
-    <w:basedOn w:val="DefaultParagraphFont"/>
-    <w:link w:val="Heading2"/>
-    <w:uiPriority w:val="9"/>
-    <w:semiHidden/>
-    <w:rsid w:val="00A10FD9"/>
-    <w:rPr>
-      <w:rFonts w:asciiTheme="majorHAnsi" w:cstheme="majorBidi" w:eastAsiaTheme="majorEastAsia" w:hAnsiTheme="majorHAnsi"/>
-      <w:color w:themeColor="accent1" w:themeShade="BF" w:val="0F4761"/>
-      <w:sz w:val="32"/>
-      <w:szCs w:val="32"/>
-    </w:rPr>
-  </w:style>
-  <w:style w:customStyle="1" w:styleId="Heading3Char" w:type="character">
-    <w:name w:val="Heading 3 Char"/>
-    <w:basedOn w:val="DefaultParagraphFont"/>
-    <w:link w:val="Heading3"/>
-    <w:uiPriority w:val="9"/>
-    <w:semiHidden/>
-    <w:rsid w:val="00A10FD9"/>
-    <w:rPr>
-      <w:rFonts w:cstheme="majorBidi" w:eastAsiaTheme="majorEastAsia"/>
-      <w:color w:themeColor="accent1" w:themeShade="BF" w:val="0F4761"/>
-      <w:sz w:val="28"/>
-      <w:szCs w:val="28"/>
-    </w:rPr>
-  </w:style>
-  <w:style w:customStyle="1" w:styleId="Heading4Char" w:type="character">
-    <w:name w:val="Heading 4 Char"/>
-    <w:basedOn w:val="DefaultParagraphFont"/>
-    <w:link w:val="Heading4"/>
-    <w:uiPriority w:val="9"/>
-    <w:semiHidden/>
-    <w:rsid w:val="00A10FD9"/>
-    <w:rPr>
-      <w:rFonts w:cstheme="majorBidi" w:eastAsiaTheme="majorEastAsia"/>
-      <w:i/>
-      <w:iCs/>
-      <w:color w:themeColor="accent1" w:themeShade="BF" w:val="0F4761"/>
-    </w:rPr>
-  </w:style>
-  <w:style w:customStyle="1" w:styleId="Heading5Char" w:type="character">
-    <w:name w:val="Heading 5 Char"/>
-    <w:basedOn w:val="DefaultParagraphFont"/>
-    <w:link w:val="Heading5"/>
-    <w:uiPriority w:val="9"/>
-    <w:semiHidden/>
-    <w:rsid w:val="00A10FD9"/>
-    <w:rPr>
-      <w:rFonts w:cstheme="majorBidi" w:eastAsiaTheme="majorEastAsia"/>
-      <w:color w:themeColor="accent1" w:themeShade="BF" w:val="0F4761"/>
-    </w:rPr>
-  </w:style>
-  <w:style w:customStyle="1" w:styleId="Heading6Char" w:type="character">
-    <w:name w:val="Heading 6 Char"/>
-    <w:basedOn w:val="DefaultParagraphFont"/>
-    <w:link w:val="Heading6"/>
-    <w:uiPriority w:val="9"/>
-    <w:semiHidden/>
-    <w:rsid w:val="00A10FD9"/>
-    <w:rPr>
-      <w:rFonts w:cstheme="majorBidi" w:eastAsiaTheme="majorEastAsia"/>
-      <w:i/>
-      <w:iCs/>
-      <w:color w:themeColor="text1" w:themeTint="A6" w:val="595959"/>
-    </w:rPr>
-  </w:style>
-  <w:style w:customStyle="1" w:styleId="Heading7Char" w:type="character">
-    <w:name w:val="Heading 7 Char"/>
-    <w:basedOn w:val="DefaultParagraphFont"/>
-    <w:link w:val="Heading7"/>
-    <w:uiPriority w:val="9"/>
-    <w:semiHidden/>
-    <w:rsid w:val="00A10FD9"/>
-    <w:rPr>
-      <w:rFonts w:cstheme="majorBidi" w:eastAsiaTheme="majorEastAsia"/>
-      <w:color w:themeColor="text1" w:themeTint="A6" w:val="595959"/>
-    </w:rPr>
-  </w:style>
-  <w:style w:customStyle="1" w:styleId="Heading8Char" w:type="character">
-    <w:name w:val="Heading 8 Char"/>
-    <w:basedOn w:val="DefaultParagraphFont"/>
-    <w:link w:val="Heading8"/>
-    <w:uiPriority w:val="9"/>
-    <w:semiHidden/>
-    <w:rsid w:val="00A10FD9"/>
-    <w:rPr>
-      <w:rFonts w:cstheme="majorBidi" w:eastAsiaTheme="majorEastAsia"/>
-      <w:i/>
-      <w:iCs/>
-      <w:color w:themeColor="text1" w:themeTint="D8" w:val="272727"/>
-    </w:rPr>
-  </w:style>
-  <w:style w:customStyle="1" w:styleId="Heading9Char" w:type="character">
-    <w:name w:val="Heading 9 Char"/>
-    <w:basedOn w:val="DefaultParagraphFont"/>
-    <w:link w:val="Heading9"/>
-    <w:uiPriority w:val="9"/>
-    <w:semiHidden/>
-    <w:rsid w:val="00A10FD9"/>
-    <w:rPr>
-      <w:rFonts w:cstheme="majorBidi" w:eastAsiaTheme="majorEastAsia"/>
-      <w:color w:themeColor="text1" w:themeTint="D8" w:val="272727"/>
+      <w:color w:themeColor="accent1" w:val="4F81BD"/>
+      <w:sz w:val="24"/>
+      <w:szCs w:val="24"/>
     </w:rPr>
   </w:style>
   <w:style w:styleId="BlockText" w:type="paragraph">
@@ -7272,8 +8259,8 @@
   </w:style>
   <w:style w:styleId="FootnoteBlockText" w:type="paragraph">
     <w:name w:val="Footnote Block Text"/>
-    <w:basedOn w:val="FootnoteText"/>
-    <w:next w:val="FootnoteText"/>
+    <w:basedOn w:val="Footnote Text"/>
+    <w:next w:val="Footnote Text"/>
     <w:uiPriority w:val="9"/>
     <w:unhideWhenUsed/>
     <w:qFormat/>
@@ -7303,6 +8290,13 @@
       </w:tblCellMar>
     </w:tblPr>
     <w:tblStylePr w:type="firstRow">
+      <w:tblPr>
+        <w:jc w:val="left"/>
+        <w:tblInd w:type="dxa" w:w="0"/>
+      </w:tblPr>
+      <w:trPr>
+        <w:jc w:val="left"/>
+      </w:trPr>
       <w:tcPr>
         <w:tcBorders>
           <w:bottom w:val="single"/>
@@ -7658,44 +8652,44 @@
         <a:sysClr val="window" lastClr="FFFFFF"/>
       </a:lt1>
       <a:dk2>
-        <a:srgbClr val="0E2841"/>
+        <a:srgbClr val="1F497D"/>
       </a:dk2>
       <a:lt2>
-        <a:srgbClr val="E8E8E8"/>
+        <a:srgbClr val="EEECE1"/>
       </a:lt2>
       <a:accent1>
-        <a:srgbClr val="156082"/>
+        <a:srgbClr val="4F81BD"/>
       </a:accent1>
       <a:accent2>
-        <a:srgbClr val="E97132"/>
+        <a:srgbClr val="C0504D"/>
       </a:accent2>
       <a:accent3>
-        <a:srgbClr val="196B24"/>
+        <a:srgbClr val="9BBB59"/>
       </a:accent3>
       <a:accent4>
-        <a:srgbClr val="0F9ED5"/>
+        <a:srgbClr val="8064A2"/>
       </a:accent4>
       <a:accent5>
-        <a:srgbClr val="A02B93"/>
+        <a:srgbClr val="4BACC6"/>
       </a:accent5>
       <a:accent6>
-        <a:srgbClr val="4EA72E"/>
+        <a:srgbClr val="F79646"/>
       </a:accent6>
       <a:hlink>
-        <a:srgbClr val="467886"/>
+        <a:srgbClr val="0000FF"/>
       </a:hlink>
       <a:folHlink>
-        <a:srgbClr val="96607D"/>
+        <a:srgbClr val="800080"/>
       </a:folHlink>
     </a:clrScheme>
     <a:fontScheme name="Office">
       <a:majorFont>
-        <a:latin typeface="Aptos Display" panose="02110004020202020204"/>
+        <a:latin typeface="Calibri"/>
         <a:ea typeface=""/>
         <a:cs typeface=""/>
-        <a:font script="Jpan" typeface="游ゴシック Light"/>
+        <a:font script="Jpan" typeface="ＭＳ ゴシック"/>
         <a:font script="Hang" typeface="맑은 고딕"/>
-        <a:font script="Hans" typeface="等线 Light"/>
+        <a:font script="Hans" typeface="宋体"/>
         <a:font script="Hant" typeface="新細明體"/>
         <a:font script="Arab" typeface="Times New Roman"/>
         <a:font script="Hebr" typeface="Times New Roman"/>
@@ -7722,32 +8716,14 @@
         <a:font script="Mong" typeface="Mongolian Baiti"/>
         <a:font script="Viet" typeface="Times New Roman"/>
         <a:font script="Uigh" typeface="Microsoft Uighur"/>
-        <a:font script="Geor" typeface="Sylfaen"/>
-        <a:font script="Armn" typeface="Arial"/>
-        <a:font script="Bugi" typeface="Leelawadee UI"/>
-        <a:font script="Bopo" typeface="Microsoft JhengHei"/>
-        <a:font script="Java" typeface="Javanese Text"/>
-        <a:font script="Lisu" typeface="Segoe UI"/>
-        <a:font script="Mymr" typeface="Myanmar Text"/>
-        <a:font script="Nkoo" typeface="Ebrima"/>
-        <a:font script="Olck" typeface="Nirmala UI"/>
-        <a:font script="Osma" typeface="Ebrima"/>
-        <a:font script="Phag" typeface="Phagspa"/>
-        <a:font script="Syrn" typeface="Estrangelo Edessa"/>
-        <a:font script="Syrj" typeface="Estrangelo Edessa"/>
-        <a:font script="Syre" typeface="Estrangelo Edessa"/>
-        <a:font script="Sora" typeface="Nirmala UI"/>
-        <a:font script="Tale" typeface="Microsoft Tai Le"/>
-        <a:font script="Talu" typeface="Microsoft New Tai Lue"/>
-        <a:font script="Tfng" typeface="Ebrima"/>
       </a:majorFont>
       <a:minorFont>
-        <a:latin typeface="Aptos" panose="02110004020202020204"/>
+        <a:latin typeface="Cambria"/>
         <a:ea typeface=""/>
         <a:cs typeface=""/>
-        <a:font script="Jpan" typeface="游明朝"/>
+        <a:font script="Jpan" typeface="ＭＳ 明朝"/>
         <a:font script="Hang" typeface="맑은 고딕"/>
-        <a:font script="Hans" typeface="等线"/>
+        <a:font script="Hans" typeface="宋体"/>
         <a:font script="Hant" typeface="新細明體"/>
         <a:font script="Arab" typeface="Arial"/>
         <a:font script="Hebr" typeface="Arial"/>
@@ -7774,24 +8750,6 @@
         <a:font script="Mong" typeface="Mongolian Baiti"/>
         <a:font script="Viet" typeface="Arial"/>
         <a:font script="Uigh" typeface="Microsoft Uighur"/>
-        <a:font script="Geor" typeface="Sylfaen"/>
-        <a:font script="Armn" typeface="Arial"/>
-        <a:font script="Bugi" typeface="Leelawadee UI"/>
-        <a:font script="Bopo" typeface="Microsoft JhengHei"/>
-        <a:font script="Java" typeface="Javanese Text"/>
-        <a:font script="Lisu" typeface="Segoe UI"/>
-        <a:font script="Mymr" typeface="Myanmar Text"/>
-        <a:font script="Nkoo" typeface="Ebrima"/>
-        <a:font script="Olck" typeface="Nirmala UI"/>
-        <a:font script="Osma" typeface="Ebrima"/>
-        <a:font script="Phag" typeface="Phagspa"/>
-        <a:font script="Syrn" typeface="Estrangelo Edessa"/>
-        <a:font script="Syrj" typeface="Estrangelo Edessa"/>
-        <a:font script="Syre" typeface="Estrangelo Edessa"/>
-        <a:font script="Sora" typeface="Nirmala UI"/>
-        <a:font script="Tale" typeface="Microsoft Tai Le"/>
-        <a:font script="Talu" typeface="Microsoft New Tai Lue"/>
-        <a:font script="Tfng" typeface="Ebrima"/>
       </a:minorFont>
     </a:fontScheme>
     <a:fmtScheme name="Office">
@@ -7803,141 +8761,200 @@
           <a:gsLst>
             <a:gs pos="0">
               <a:schemeClr val="phClr">
-                <a:lumMod val="110000"/>
-                <a:satMod val="105000"/>
-                <a:tint val="67000"/>
+                <a:tint val="50000"/>
+                <a:satMod val="300000"/>
               </a:schemeClr>
             </a:gs>
-            <a:gs pos="50000">
+            <a:gs pos="35000">
               <a:schemeClr val="phClr">
-                <a:lumMod val="105000"/>
-                <a:satMod val="103000"/>
-                <a:tint val="73000"/>
+                <a:tint val="37000"/>
+                <a:satMod val="300000"/>
               </a:schemeClr>
             </a:gs>
             <a:gs pos="100000">
               <a:schemeClr val="phClr">
-                <a:lumMod val="105000"/>
-                <a:satMod val="109000"/>
-                <a:tint val="81000"/>
+                <a:tint val="15000"/>
+                <a:satMod val="350000"/>
               </a:schemeClr>
             </a:gs>
           </a:gsLst>
-          <a:lin ang="5400000" scaled="0"/>
+          <a:lin ang="16200000" scaled="1"/>
         </a:gradFill>
         <a:gradFill rotWithShape="1">
           <a:gsLst>
             <a:gs pos="0">
               <a:schemeClr val="phClr">
-                <a:satMod val="103000"/>
-                <a:lumMod val="102000"/>
-                <a:tint val="94000"/>
-              </a:schemeClr>
-            </a:gs>
-            <a:gs pos="50000">
-              <a:schemeClr val="phClr">
-                <a:satMod val="110000"/>
-                <a:lumMod val="100000"/>
+                <a:tint val="100000"/>
                 <a:shade val="100000"/>
+                <a:satMod val="130000"/>
               </a:schemeClr>
             </a:gs>
             <a:gs pos="100000">
               <a:schemeClr val="phClr">
-                <a:lumMod val="99000"/>
-                <a:satMod val="120000"/>
-                <a:shade val="78000"/>
+                <a:tint val="50000"/>
+                <a:shade val="100000"/>
+                <a:satMod val="350000"/>
               </a:schemeClr>
             </a:gs>
           </a:gsLst>
-          <a:lin ang="5400000" scaled="0"/>
+          <a:lin ang="16200000" scaled="0"/>
         </a:gradFill>
       </a:fillStyleLst>
       <a:lnStyleLst>
-        <a:ln w="6350" cap="flat" cmpd="sng" algn="ctr">
+        <a:ln w="9525" cap="flat" cmpd="sng" algn="ctr">
+          <a:solidFill>
+            <a:schemeClr val="phClr">
+              <a:shade val="95000"/>
+              <a:satMod val="105000"/>
+            </a:schemeClr>
+          </a:solidFill>
+          <a:prstDash val="solid"/>
+        </a:ln>
+        <a:ln w="25400" cap="flat" cmpd="sng" algn="ctr">
           <a:solidFill>
             <a:schemeClr val="phClr"/>
           </a:solidFill>
           <a:prstDash val="solid"/>
-          <a:miter lim="800000"/>
         </a:ln>
-        <a:ln w="12700" cap="flat" cmpd="sng" algn="ctr">
+        <a:ln w="38100" cap="flat" cmpd="sng" algn="ctr">
           <a:solidFill>
             <a:schemeClr val="phClr"/>
           </a:solidFill>
           <a:prstDash val="solid"/>
-          <a:miter lim="800000"/>
-        </a:ln>
-        <a:ln w="19050" cap="flat" cmpd="sng" algn="ctr">
-          <a:solidFill>
-            <a:schemeClr val="phClr"/>
-          </a:solidFill>
-          <a:prstDash val="solid"/>
-          <a:miter lim="800000"/>
         </a:ln>
       </a:lnStyleLst>
       <a:effectStyleLst>
         <a:effectStyle>
-          <a:effectLst/>
-        </a:effectStyle>
-        <a:effectStyle>
-          <a:effectLst/>
+          <a:effectLst>
+            <a:outerShdw blurRad="40000" dist="20000" dir="5400000" rotWithShape="0">
+              <a:srgbClr val="000000">
+                <a:alpha val="38000"/>
+              </a:srgbClr>
+            </a:outerShdw>
+          </a:effectLst>
         </a:effectStyle>
         <a:effectStyle>
           <a:effectLst>
-            <a:outerShdw blurRad="57150" dist="19050" dir="5400000" algn="ctr" rotWithShape="0">
+            <a:outerShdw blurRad="40000" dist="23000" dir="5400000" rotWithShape="0">
               <a:srgbClr val="000000">
-                <a:alpha val="63000"/>
+                <a:alpha val="35000"/>
               </a:srgbClr>
             </a:outerShdw>
           </a:effectLst>
+        </a:effectStyle>
+        <a:effectStyle>
+          <a:effectLst>
+            <a:outerShdw blurRad="40000" dist="23000" dir="5400000" rotWithShape="0">
+              <a:srgbClr val="000000">
+                <a:alpha val="35000"/>
+              </a:srgbClr>
+            </a:outerShdw>
+          </a:effectLst>
+          <a:scene3d>
+            <a:camera prst="orthographicFront">
+              <a:rot lat="0" lon="0" rev="0"/>
+            </a:camera>
+            <a:lightRig rig="threePt" dir="t">
+              <a:rot lat="0" lon="0" rev="1200000"/>
+            </a:lightRig>
+          </a:scene3d>
+          <a:sp3d>
+            <a:bevelT w="63500" h="25400"/>
+          </a:sp3d>
         </a:effectStyle>
       </a:effectStyleLst>
       <a:bgFillStyleLst>
         <a:solidFill>
           <a:schemeClr val="phClr"/>
         </a:solidFill>
-        <a:solidFill>
-          <a:schemeClr val="phClr">
-            <a:tint val="95000"/>
-            <a:satMod val="170000"/>
-          </a:schemeClr>
-        </a:solidFill>
         <a:gradFill rotWithShape="1">
           <a:gsLst>
             <a:gs pos="0">
               <a:schemeClr val="phClr">
-                <a:tint val="93000"/>
-                <a:satMod val="150000"/>
-                <a:shade val="98000"/>
-                <a:lumMod val="102000"/>
+                <a:tint val="40000"/>
+                <a:satMod val="350000"/>
               </a:schemeClr>
             </a:gs>
-            <a:gs pos="50000">
+            <a:gs pos="40000">
               <a:schemeClr val="phClr">
-                <a:tint val="98000"/>
-                <a:satMod val="130000"/>
-                <a:shade val="90000"/>
-                <a:lumMod val="103000"/>
+                <a:tint val="45000"/>
+                <a:shade val="99000"/>
+                <a:satMod val="350000"/>
               </a:schemeClr>
             </a:gs>
             <a:gs pos="100000">
               <a:schemeClr val="phClr">
-                <a:shade val="63000"/>
-                <a:satMod val="120000"/>
+                <a:shade val="20000"/>
+                <a:satMod val="255000"/>
               </a:schemeClr>
             </a:gs>
           </a:gsLst>
-          <a:lin ang="5400000" scaled="0"/>
+          <a:path path="circle">
+            <a:fillToRect l="50000" t="-80000" r="50000" b="180000"/>
+          </a:path>
+        </a:gradFill>
+        <a:gradFill rotWithShape="1">
+          <a:gsLst>
+            <a:gs pos="0">
+              <a:schemeClr val="phClr">
+                <a:tint val="80000"/>
+                <a:satMod val="300000"/>
+              </a:schemeClr>
+            </a:gs>
+            <a:gs pos="100000">
+              <a:schemeClr val="phClr">
+                <a:shade val="30000"/>
+                <a:satMod val="200000"/>
+              </a:schemeClr>
+            </a:gs>
+          </a:gsLst>
+          <a:path path="circle">
+            <a:fillToRect l="50000" t="50000" r="50000" b="50000"/>
+          </a:path>
         </a:gradFill>
       </a:bgFillStyleLst>
     </a:fmtScheme>
   </a:themeElements>
-  <a:objectDefaults/>
+  <a:objectDefaults>
+    <a:spDef>
+      <a:spPr/>
+      <a:bodyPr/>
+      <a:lstStyle/>
+      <a:style>
+        <a:lnRef idx="1">
+          <a:schemeClr val="accent1"/>
+        </a:lnRef>
+        <a:fillRef idx="3">
+          <a:schemeClr val="accent1"/>
+        </a:fillRef>
+        <a:effectRef idx="2">
+          <a:schemeClr val="accent1"/>
+        </a:effectRef>
+        <a:fontRef idx="minor">
+          <a:schemeClr val="lt1"/>
+        </a:fontRef>
+      </a:style>
+    </a:spDef>
+    <a:lnDef>
+      <a:spPr/>
+      <a:bodyPr/>
+      <a:lstStyle/>
+      <a:style>
+        <a:lnRef idx="2">
+          <a:schemeClr val="accent1"/>
+        </a:lnRef>
+        <a:fillRef idx="0">
+          <a:schemeClr val="accent1"/>
+        </a:fillRef>
+        <a:effectRef idx="1">
+          <a:schemeClr val="accent1"/>
+        </a:effectRef>
+        <a:fontRef idx="minor">
+          <a:schemeClr val="tx1"/>
+        </a:fontRef>
+      </a:style>
+    </a:lnDef>
+  </a:objectDefaults>
   <a:extraClrSchemeLst/>
-  <a:extLst>
-    <a:ext uri="{05A4C25C-085E-4340-85A3-A5531E510DB2}">
-      <thm15:themeFamily xmlns:thm15="http://schemas.microsoft.com/office/thememl/2012/main" name="Office Theme" id="{2E142A2C-CD16-42D6-873A-C26D2A0506FA}" vid="{1BDDFF52-6CD6-40A5-AB3C-68EB2F1E4D0A}"/>
-    </a:ext>
-  </a:extLst>
 </a:theme>
 </file>
--- a/Lesson_01_Core_Architecture.docx
+++ b/Lesson_01_Core_Architecture.docx
@@ -97,13 +97,7 @@
         <w:t xml:space="preserve"> </w:t>
       </w:r>
       <w:r>
-        <w:t xml:space="preserve">“</w:t>
-      </w:r>
-      <w:r>
-        <w:t xml:space="preserve">states</w:t>
-      </w:r>
-      <w:r>
-        <w:t xml:space="preserve">”</w:t>
+        <w:t xml:space="preserve">“states”</w:t>
       </w:r>
       <w:r>
         <w:t xml:space="preserve"> </w:t>
@@ -131,13 +125,7 @@
         <w:t xml:space="preserve">: The default form of a Syriac noun. It ends in an Alaph (ܐ) and historically signaled the definite article (</w:t>
       </w:r>
       <w:r>
-        <w:t xml:space="preserve">“</w:t>
-      </w:r>
-      <w:r>
-        <w:t xml:space="preserve">the</w:t>
-      </w:r>
-      <w:r>
-        <w:t xml:space="preserve">”</w:t>
+        <w:t xml:space="preserve">“the”</w:t>
       </w:r>
       <w:r>
         <w:t xml:space="preserve">), though in classical Syriac it is the standard dictionary form.</w:t>
@@ -206,13 +194,7 @@
         <w:t xml:space="preserve"> </w:t>
       </w:r>
       <w:r>
-        <w:t xml:space="preserve">“</w:t>
-      </w:r>
-      <w:r>
-        <w:t xml:space="preserve">verbless clause</w:t>
-      </w:r>
-      <w:r>
-        <w:t xml:space="preserve">”</w:t>
+        <w:t xml:space="preserve">“verbless clause”</w:t>
       </w:r>
       <w:r>
         <w:t xml:space="preserve"> </w:t>
@@ -236,13 +218,7 @@
         <w:t xml:space="preserve"> </w:t>
       </w:r>
       <w:r>
-        <w:t xml:space="preserve">‘</w:t>
-      </w:r>
-      <w:r>
-        <w:t xml:space="preserve">Alaph</w:t>
-      </w:r>
-      <w:r>
-        <w:t xml:space="preserve">’</w:t>
+        <w:t xml:space="preserve">‘Alaph’</w:t>
       </w:r>
       <w:r>
         <w:t xml:space="preserve"> </w:t>
@@ -266,13 +242,7 @@
         <w:t xml:space="preserve"> </w:t>
       </w:r>
       <w:r>
-        <w:t xml:space="preserve">“</w:t>
-      </w:r>
-      <w:r>
-        <w:t xml:space="preserve">king</w:t>
-      </w:r>
-      <w:r>
-        <w:t xml:space="preserve">”</w:t>
+        <w:t xml:space="preserve">“king”</w:t>
       </w:r>
       <w:r>
         <w:t xml:space="preserve"> </w:t>
@@ -335,13 +305,7 @@
         <w:t xml:space="preserve">One of the most striking differences between Indo-European languages (Greek, Latin, English) and Semitic ones (Hebrew, Arabic, Syriac) is syntax and the copula (</w:t>
       </w:r>
       <w:r>
-        <w:t xml:space="preserve">“</w:t>
-      </w:r>
-      <w:r>
-        <w:t xml:space="preserve">to be</w:t>
-      </w:r>
-      <w:r>
-        <w:t xml:space="preserve">”</w:t>
+        <w:t xml:space="preserve">“to be”</w:t>
       </w:r>
       <w:r>
         <w:t xml:space="preserve">).</w:t>
@@ -358,10 +322,7 @@
         <w:t xml:space="preserve"> </w:t>
       </w:r>
       <w:r>
-        <w:t xml:space="preserve">“</w:t>
-      </w:r>
-      <w:r>
-        <w:t xml:space="preserve">God</w:t>
+        <w:t xml:space="preserve">“God</w:t>
       </w:r>
       <w:r>
         <w:t xml:space="preserve"> </w:t>
@@ -377,10 +338,7 @@
         <w:t xml:space="preserve"> </w:t>
       </w:r>
       <w:r>
-        <w:t xml:space="preserve">good.</w:t>
-      </w:r>
-      <w:r>
-        <w:t xml:space="preserve">”</w:t>
+        <w:t xml:space="preserve">good.”</w:t>
       </w:r>
       <w:r>
         <w:t xml:space="preserve"> </w:t>
@@ -392,10 +350,7 @@
         <w:t xml:space="preserve"> </w:t>
       </w:r>
       <w:r>
-        <w:t xml:space="preserve">“</w:t>
-      </w:r>
-      <w:r>
-        <w:t xml:space="preserve">ὁ θεὸς ἀγαθός</w:t>
+        <w:t xml:space="preserve">“ὁ θεὸς ἀγαθός</w:t>
       </w:r>
       <w:r>
         <w:t xml:space="preserve"> </w:t>
@@ -408,10 +363,7 @@
         <w:t xml:space="preserve">ἐστιν</w:t>
       </w:r>
       <w:r>
-        <w:t xml:space="preserve">.</w:t>
-      </w:r>
-      <w:r>
-        <w:t xml:space="preserve">”</w:t>
+        <w:t xml:space="preserve">.”</w:t>
       </w:r>
       <w:r>
         <w:t xml:space="preserve"> </w:t>
@@ -429,13 +381,7 @@
         <w:t xml:space="preserve"> </w:t>
       </w:r>
       <w:r>
-        <w:t xml:space="preserve">“</w:t>
-      </w:r>
-      <w:r>
-        <w:t xml:space="preserve">is</w:t>
-      </w:r>
-      <w:r>
-        <w:t xml:space="preserve">”</w:t>
+        <w:t xml:space="preserve">“is”</w:t>
       </w:r>
       <w:r>
         <w:t xml:space="preserve"> </w:t>
@@ -485,13 +431,7 @@
         <w:t xml:space="preserve"> </w:t>
       </w:r>
       <w:r>
-        <w:t xml:space="preserve">“</w:t>
-      </w:r>
-      <w:r>
-        <w:t xml:space="preserve">the</w:t>
-      </w:r>
-      <w:r>
-        <w:t xml:space="preserve">”</w:t>
+        <w:t xml:space="preserve">“the”</w:t>
       </w:r>
       <w:r>
         <w:t xml:space="preserve">.</w:t>
@@ -532,13 +472,7 @@
         <w:t xml:space="preserve"> </w:t>
       </w:r>
       <w:r>
-        <w:t xml:space="preserve">“</w:t>
-      </w:r>
-      <w:r>
-        <w:t xml:space="preserve">the king</w:t>
-      </w:r>
-      <w:r>
-        <w:t xml:space="preserve">”</w:t>
+        <w:t xml:space="preserve">“the king”</w:t>
       </w:r>
       <w:r>
         <w:t xml:space="preserve">).</w:t>
@@ -579,13 +513,7 @@
         <w:t xml:space="preserve"> </w:t>
       </w:r>
       <w:r>
-        <w:t xml:space="preserve">“</w:t>
-      </w:r>
-      <w:r>
-        <w:t xml:space="preserve">the king</w:t>
-      </w:r>
-      <w:r>
-        <w:t xml:space="preserve">”</w:t>
+        <w:t xml:space="preserve">“the king”</w:t>
       </w:r>
       <w:r>
         <w:t xml:space="preserve">).</w:t>
@@ -626,13 +554,7 @@
         <w:t xml:space="preserve"> </w:t>
       </w:r>
       <w:r>
-        <w:t xml:space="preserve">“</w:t>
-      </w:r>
-      <w:r>
-        <w:t xml:space="preserve">the king</w:t>
-      </w:r>
-      <w:r>
-        <w:t xml:space="preserve">”</w:t>
+        <w:t xml:space="preserve">“the king”</w:t>
       </w:r>
       <w:r>
         <w:t xml:space="preserve">).</w:t>
@@ -695,13 +617,7 @@
         <w:t xml:space="preserve"> </w:t>
       </w:r>
       <w:r>
-        <w:t xml:space="preserve">“</w:t>
-      </w:r>
-      <w:r>
-        <w:t xml:space="preserve">a king</w:t>
-      </w:r>
-      <w:r>
-        <w:t xml:space="preserve">”</w:t>
+        <w:t xml:space="preserve">“a king”</w:t>
       </w:r>
       <w:r>
         <w:t xml:space="preserve"> </w:t>
@@ -713,13 +629,7 @@
         <w:t xml:space="preserve"> </w:t>
       </w:r>
       <w:r>
-        <w:t xml:space="preserve">“</w:t>
-      </w:r>
-      <w:r>
-        <w:t xml:space="preserve">the king</w:t>
-      </w:r>
-      <w:r>
-        <w:t xml:space="preserve">”</w:t>
+        <w:t xml:space="preserve">“the king”</w:t>
       </w:r>
       <w:r>
         <w:t xml:space="preserve"> </w:t>
@@ -768,13 +678,7 @@
         <w:t xml:space="preserve"> </w:t>
       </w:r>
       <w:r>
-        <w:t xml:space="preserve">“</w:t>
-      </w:r>
-      <w:r>
-        <w:t xml:space="preserve">you</w:t>
-      </w:r>
-      <w:r>
-        <w:t xml:space="preserve">”</w:t>
+        <w:t xml:space="preserve">“you”</w:t>
       </w:r>
       <w:r>
         <w:t xml:space="preserve"> </w:t>
@@ -786,13 +690,7 @@
         <w:t xml:space="preserve"> </w:t>
       </w:r>
       <w:r>
-        <w:t xml:space="preserve">“</w:t>
-      </w:r>
-      <w:r>
-        <w:t xml:space="preserve">they</w:t>
-      </w:r>
-      <w:r>
-        <w:t xml:space="preserve">”</w:t>
+        <w:t xml:space="preserve">“they”</w:t>
       </w:r>
       <w:r>
         <w:t xml:space="preserve">).</w:t>
@@ -913,13 +811,7 @@
         <w:t xml:space="preserve"> </w:t>
       </w:r>
       <w:r>
-        <w:t xml:space="preserve">“</w:t>
-      </w:r>
-      <w:r>
-        <w:t xml:space="preserve">of</w:t>
-      </w:r>
-      <w:r>
-        <w:t xml:space="preserve">”</w:t>
+        <w:t xml:space="preserve">“of”</w:t>
       </w:r>
       <w:r>
         <w:t xml:space="preserve">,</w:t>
@@ -928,13 +820,7 @@
         <w:t xml:space="preserve"> </w:t>
       </w:r>
       <w:r>
-        <w:t xml:space="preserve">“</w:t>
-      </w:r>
-      <w:r>
-        <w:t xml:space="preserve">which</w:t>
-      </w:r>
-      <w:r>
-        <w:t xml:space="preserve">”</w:t>
+        <w:t xml:space="preserve">“which”</w:t>
       </w:r>
       <w:r>
         <w:t xml:space="preserve">,</w:t>
@@ -943,13 +829,7 @@
         <w:t xml:space="preserve"> </w:t>
       </w:r>
       <w:r>
-        <w:t xml:space="preserve">“</w:t>
-      </w:r>
-      <w:r>
-        <w:t xml:space="preserve">who</w:t>
-      </w:r>
-      <w:r>
-        <w:t xml:space="preserve">”</w:t>
+        <w:t xml:space="preserve">“who”</w:t>
       </w:r>
       <w:r>
         <w:t xml:space="preserve">, or</w:t>
@@ -958,13 +838,7 @@
         <w:t xml:space="preserve"> </w:t>
       </w:r>
       <w:r>
-        <w:t xml:space="preserve">“</w:t>
-      </w:r>
-      <w:r>
-        <w:t xml:space="preserve">that</w:t>
-      </w:r>
-      <w:r>
-        <w:t xml:space="preserve">”</w:t>
+        <w:t xml:space="preserve">“that”</w:t>
       </w:r>
       <w:r>
         <w:t xml:space="preserve">. It defines relationships and possession.</w:t>
@@ -1097,13 +971,7 @@
         <w:t xml:space="preserve"> </w:t>
       </w:r>
       <w:r>
-        <w:t xml:space="preserve">“</w:t>
-      </w:r>
-      <w:r>
-        <w:t xml:space="preserve">to</w:t>
-      </w:r>
-      <w:r>
-        <w:t xml:space="preserve">”</w:t>
+        <w:t xml:space="preserve">“to”</w:t>
       </w:r>
       <w:r>
         <w:t xml:space="preserve"> </w:t>
@@ -1115,13 +983,7 @@
         <w:t xml:space="preserve"> </w:t>
       </w:r>
       <w:r>
-        <w:t xml:space="preserve">“</w:t>
-      </w:r>
-      <w:r>
-        <w:t xml:space="preserve">for</w:t>
-      </w:r>
-      <w:r>
-        <w:t xml:space="preserve">”</w:t>
+        <w:t xml:space="preserve">“for”</w:t>
       </w:r>
       <w:r>
         <w:t xml:space="preserve">, but it is also used heavily as a Direct Object marker (similar to the Hebrew</w:t>
@@ -1215,7 +1077,6 @@
       <w:tblPr>
         <w:tblStyle w:val="Table"/>
         <w:tblW w:type="pct" w:w="5000"/>
-        <w:jc w:val="left"/>
         <w:tblLayout w:type="fixed"/>
         <w:tblLook w:firstRow="1" w:lastRow="0" w:firstColumn="0" w:lastColumn="0" w:noHBand="0" w:noVBand="0" w:val="0020"/>
       </w:tblPr>
@@ -2108,21 +1969,21 @@
           <w:i/>
           <w:iCs/>
         </w:rPr>
-        <w:t xml:space="preserve">‘</w:t>
+        <w:t xml:space="preserve">‘n’</w:t>
       </w:r>
       <w:r>
         <w:rPr>
           <w:i/>
           <w:iCs/>
         </w:rPr>
-        <w:t xml:space="preserve">n</w:t>
+        <w:t xml:space="preserve"> </w:t>
       </w:r>
       <w:r>
         <w:rPr>
           <w:i/>
           <w:iCs/>
         </w:rPr>
-        <w:t xml:space="preserve">’</w:t>
+        <w:t xml:space="preserve">is historically written but often silent in pronunciation (assimilated:</w:t>
       </w:r>
       <w:r>
         <w:rPr>
@@ -2136,70 +1997,28 @@
           <w:i/>
           <w:iCs/>
         </w:rPr>
-        <w:t xml:space="preserve">is historically written but often silent in pronunciation (assimilated:</w:t>
+        <w:t xml:space="preserve">“at”</w:t>
       </w:r>
       <w:r>
         <w:rPr>
           <w:i/>
           <w:iCs/>
         </w:rPr>
-        <w:t xml:space="preserve"> </w:t>
+        <w:t xml:space="preserve">,</w:t>
       </w:r>
       <w:r>
         <w:rPr>
           <w:i/>
           <w:iCs/>
         </w:rPr>
-        <w:t xml:space="preserve">“</w:t>
+        <w:t xml:space="preserve"> </w:t>
       </w:r>
       <w:r>
         <w:rPr>
           <w:i/>
           <w:iCs/>
         </w:rPr>
-        <w:t xml:space="preserve">at</w:t>
-      </w:r>
-      <w:r>
-        <w:rPr>
-          <w:i/>
-          <w:iCs/>
-        </w:rPr>
-        <w:t xml:space="preserve">”</w:t>
-      </w:r>
-      <w:r>
-        <w:rPr>
-          <w:i/>
-          <w:iCs/>
-        </w:rPr>
-        <w:t xml:space="preserve">,</w:t>
-      </w:r>
-      <w:r>
-        <w:rPr>
-          <w:i/>
-          <w:iCs/>
-        </w:rPr>
-        <w:t xml:space="preserve"> </w:t>
-      </w:r>
-      <w:r>
-        <w:rPr>
-          <w:i/>
-          <w:iCs/>
-        </w:rPr>
-        <w:t xml:space="preserve">“</w:t>
-      </w:r>
-      <w:r>
-        <w:rPr>
-          <w:i/>
-          <w:iCs/>
-        </w:rPr>
-        <w:t xml:space="preserve">ati</w:t>
-      </w:r>
-      <w:r>
-        <w:rPr>
-          <w:i/>
-          <w:iCs/>
-        </w:rPr>
-        <w:t xml:space="preserve">”</w:t>
+        <w:t xml:space="preserve">“ati”</w:t>
       </w:r>
       <w:r>
         <w:rPr>
@@ -2251,7 +2070,6 @@
       <w:tblPr>
         <w:tblStyle w:val="Table"/>
         <w:tblW w:type="auto" w:w="0"/>
-        <w:jc w:val="left"/>
         <w:tblLook w:firstRow="1" w:lastRow="0" w:firstColumn="0" w:lastColumn="0" w:noHBand="0" w:noVBand="0" w:val="0020"/>
       </w:tblPr>
       <w:tblGrid>
@@ -2489,7 +2307,6 @@
       <w:tblPr>
         <w:tblStyle w:val="Table"/>
         <w:tblW w:type="pct" w:w="5000"/>
-        <w:jc w:val="left"/>
         <w:tblLayout w:type="fixed"/>
         <w:tblLook w:firstRow="1" w:lastRow="0" w:firstColumn="0" w:lastColumn="0" w:noHBand="0" w:noVBand="0" w:val="0020"/>
       </w:tblPr>
@@ -3408,13 +3225,7 @@
               <w:t xml:space="preserve"> </w:t>
             </w:r>
             <w:r>
-              <w:t xml:space="preserve">“</w:t>
-            </w:r>
-            <w:r>
-              <w:t xml:space="preserve">Rabbi</w:t>
-            </w:r>
-            <w:r>
-              <w:t xml:space="preserve">”</w:t>
+              <w:t xml:space="preserve">“Rabbi”</w:t>
             </w:r>
             <w:r>
               <w:t xml:space="preserve"> </w:t>
@@ -3681,21 +3492,21 @@
           <w:i/>
           <w:iCs/>
         </w:rPr>
-        <w:t xml:space="preserve">‘</w:t>
+        <w:t xml:space="preserve">‘malkūttā’</w:t>
       </w:r>
       <w:r>
         <w:rPr>
           <w:i/>
           <w:iCs/>
         </w:rPr>
-        <w:t xml:space="preserve">malkūttā</w:t>
+        <w:t xml:space="preserve"> </w:t>
       </w:r>
       <w:r>
         <w:rPr>
           <w:i/>
           <w:iCs/>
         </w:rPr>
-        <w:t xml:space="preserve">’</w:t>
+        <w:t xml:space="preserve">is feminine, so the pronoun</w:t>
       </w:r>
       <w:r>
         <w:rPr>
@@ -3709,35 +3520,7 @@
           <w:i/>
           <w:iCs/>
         </w:rPr>
-        <w:t xml:space="preserve">is feminine, so the pronoun</w:t>
-      </w:r>
-      <w:r>
-        <w:rPr>
-          <w:i/>
-          <w:iCs/>
-        </w:rPr>
-        <w:t xml:space="preserve"> </w:t>
-      </w:r>
-      <w:r>
-        <w:rPr>
-          <w:i/>
-          <w:iCs/>
-        </w:rPr>
-        <w:t xml:space="preserve">‘</w:t>
-      </w:r>
-      <w:r>
-        <w:rPr>
-          <w:i/>
-          <w:iCs/>
-        </w:rPr>
-        <w:t xml:space="preserve">hī</w:t>
-      </w:r>
-      <w:r>
-        <w:rPr>
-          <w:i/>
-          <w:iCs/>
-        </w:rPr>
-        <w:t xml:space="preserve">’</w:t>
+        <w:t xml:space="preserve">‘hī’</w:t>
       </w:r>
       <w:r>
         <w:rPr>
@@ -4200,13 +3983,7 @@
         <w:t xml:space="preserve"> </w:t>
       </w:r>
       <w:r>
-        <w:t xml:space="preserve">“</w:t>
-      </w:r>
-      <w:r>
-        <w:t xml:space="preserve">is</w:t>
-      </w:r>
-      <w:r>
-        <w:t xml:space="preserve">”</w:t>
+        <w:t xml:space="preserve">“is”</w:t>
       </w:r>
       <w:r>
         <w:t xml:space="preserve">).</w:t>
@@ -4276,13 +4053,7 @@
         <w:t xml:space="preserve"> </w:t>
       </w:r>
       <w:r>
-        <w:t xml:space="preserve">“</w:t>
-      </w:r>
-      <w:r>
-        <w:t xml:space="preserve">is</w:t>
-      </w:r>
-      <w:r>
-        <w:t xml:space="preserve">”</w:t>
+        <w:t xml:space="preserve">“is”</w:t>
       </w:r>
       <w:r>
         <w:t xml:space="preserve"> </w:t>
@@ -4294,13 +4065,7 @@
         <w:t xml:space="preserve"> </w:t>
       </w:r>
       <w:r>
-        <w:t xml:space="preserve">“</w:t>
-      </w:r>
-      <w:r>
-        <w:t xml:space="preserve">I king</w:t>
-      </w:r>
-      <w:r>
-        <w:t xml:space="preserve">”</w:t>
+        <w:t xml:space="preserve">“I king”</w:t>
       </w:r>
       <w:r>
         <w:t xml:space="preserve">).</w:t>
@@ -4353,13 +4118,7 @@
         <w:t xml:space="preserve"> </w:t>
       </w:r>
       <w:r>
-        <w:t xml:space="preserve">“</w:t>
-      </w:r>
-      <w:r>
-        <w:t xml:space="preserve">light</w:t>
-      </w:r>
-      <w:r>
-        <w:t xml:space="preserve">”</w:t>
+        <w:t xml:space="preserve">“light”</w:t>
       </w:r>
       <w:r>
         <w:t xml:space="preserve">?</w:t>
@@ -4445,13 +4204,7 @@
         <w:t xml:space="preserve"> </w:t>
       </w:r>
       <w:r>
-        <w:t xml:space="preserve">“</w:t>
-      </w:r>
-      <w:r>
-        <w:t xml:space="preserve">to be</w:t>
-      </w:r>
-      <w:r>
-        <w:t xml:space="preserve">”</w:t>
+        <w:t xml:space="preserve">“to be”</w:t>
       </w:r>
       <w:r>
         <w:t xml:space="preserve">), where subject and predicate are placed adjacently (e.g.,</w:t>
@@ -4460,13 +4213,7 @@
         <w:t xml:space="preserve"> </w:t>
       </w:r>
       <w:r>
-        <w:t xml:space="preserve">“</w:t>
-      </w:r>
-      <w:r>
-        <w:t xml:space="preserve">The man [is] good</w:t>
-      </w:r>
-      <w:r>
-        <w:t xml:space="preserve">”</w:t>
+        <w:t xml:space="preserve">“The man [is] good”</w:t>
       </w:r>
       <w:r>
         <w:t xml:space="preserve">).</w:t>
@@ -4909,7 +4656,6 @@
       <w:tblPr>
         <w:tblStyle w:val="Table"/>
         <w:tblW w:type="auto" w:w="0"/>
-        <w:jc w:val="left"/>
         <w:tblLook w:firstRow="1" w:lastRow="0" w:firstColumn="0" w:lastColumn="0" w:noHBand="0" w:noVBand="0" w:val="0020"/>
       </w:tblPr>
       <w:tblGrid>
@@ -5134,7 +4880,6 @@
       <w:tblPr>
         <w:tblStyle w:val="Table"/>
         <w:tblW w:type="auto" w:w="0"/>
-        <w:jc w:val="left"/>
         <w:tblLook w:firstRow="1" w:lastRow="0" w:firstColumn="0" w:lastColumn="0" w:noHBand="0" w:noVBand="0" w:val="0020"/>
       </w:tblPr>
       <w:tblGrid>
@@ -5396,7 +5141,6 @@
       <w:tblPr>
         <w:tblStyle w:val="Table"/>
         <w:tblW w:type="pct" w:w="5000"/>
-        <w:jc w:val="left"/>
         <w:tblLayout w:type="fixed"/>
         <w:tblLook w:firstRow="1" w:lastRow="0" w:firstColumn="0" w:lastColumn="0" w:noHBand="0" w:noVBand="0" w:val="0020"/>
       </w:tblPr>
@@ -7232,7 +6976,11 @@
     <w:bookmarkEnd w:id="30"/>
     <w:bookmarkEnd w:id="31"/>
     <w:bookmarkEnd w:id="32"/>
-    <w:sectPr/>
+    <w:sectPr>
+      <w:footnotePr>
+        <w:numRestart w:val="eachSect"/>
+      </w:footnotePr>
+    </w:sectPr>
   </w:body>
 </w:document>
 </file>
@@ -7270,7 +7018,7 @@
       <w:lvlText w:val=" "/>
       <w:lvlJc w:val="left"/>
       <w:pPr>
-        <w:ind w:left="720" w:hanging="480"/>
+        <w:ind w:left="720" w:hanging="360"/>
       </w:pPr>
     </w:lvl>
     <w:lvl w:ilvl="1">
@@ -7278,7 +7026,7 @@
       <w:lvlText w:val=" "/>
       <w:lvlJc w:val="left"/>
       <w:pPr>
-        <w:ind w:left="1440" w:hanging="480"/>
+        <w:ind w:left="1440" w:hanging="360"/>
       </w:pPr>
     </w:lvl>
     <w:lvl w:ilvl="2">
@@ -7286,7 +7034,7 @@
       <w:lvlText w:val=" "/>
       <w:lvlJc w:val="left"/>
       <w:pPr>
-        <w:ind w:left="2160" w:hanging="480"/>
+        <w:ind w:left="2160" w:hanging="360"/>
       </w:pPr>
     </w:lvl>
     <w:lvl w:ilvl="3">
@@ -7294,7 +7042,7 @@
       <w:lvlText w:val=" "/>
       <w:lvlJc w:val="left"/>
       <w:pPr>
-        <w:ind w:left="2880" w:hanging="480"/>
+        <w:ind w:left="2880" w:hanging="360"/>
       </w:pPr>
     </w:lvl>
     <w:lvl w:ilvl="4">
@@ -7302,7 +7050,7 @@
       <w:lvlText w:val=" "/>
       <w:lvlJc w:val="left"/>
       <w:pPr>
-        <w:ind w:left="3600" w:hanging="480"/>
+        <w:ind w:left="3600" w:hanging="360"/>
       </w:pPr>
     </w:lvl>
     <w:lvl w:ilvl="5">
@@ -7310,7 +7058,7 @@
       <w:lvlText w:val=" "/>
       <w:lvlJc w:val="left"/>
       <w:pPr>
-        <w:ind w:left="4320" w:hanging="480"/>
+        <w:ind w:left="4320" w:hanging="360"/>
       </w:pPr>
     </w:lvl>
     <w:lvl w:ilvl="6">
@@ -7318,7 +7066,7 @@
       <w:lvlText w:val=" "/>
       <w:lvlJc w:val="left"/>
       <w:pPr>
-        <w:ind w:left="5040" w:hanging="480"/>
+        <w:ind w:left="5040" w:hanging="360"/>
       </w:pPr>
     </w:lvl>
     <w:lvl w:ilvl="7">
@@ -7326,7 +7074,7 @@
       <w:lvlText w:val=" "/>
       <w:lvlJc w:val="left"/>
       <w:pPr>
-        <w:ind w:left="5760" w:hanging="480"/>
+        <w:ind w:left="5760" w:hanging="360"/>
       </w:pPr>
     </w:lvl>
     <w:lvl w:ilvl="8">
@@ -7334,7 +7082,7 @@
       <w:lvlText w:val=" "/>
       <w:lvlJc w:val="left"/>
       <w:pPr>
-        <w:ind w:left="6480" w:hanging="480"/>
+        <w:ind w:left="6480" w:hanging="360"/>
       </w:pPr>
     </w:lvl>
   </w:abstractNum>
@@ -7347,7 +7095,7 @@
       <w:lvlText w:val="%1."/>
       <w:lvlJc w:val="left"/>
       <w:pPr>
-        <w:ind w:left="720" w:hanging="480"/>
+        <w:ind w:left="720" w:hanging="360"/>
       </w:pPr>
     </w:lvl>
     <w:lvl w:ilvl="1">
@@ -7356,7 +7104,7 @@
       <w:lvlText w:val="%2."/>
       <w:lvlJc w:val="left"/>
       <w:pPr>
-        <w:ind w:left="1440" w:hanging="480"/>
+        <w:ind w:left="1440" w:hanging="360"/>
       </w:pPr>
     </w:lvl>
     <w:lvl w:ilvl="2">
@@ -7365,7 +7113,7 @@
       <w:lvlText w:val="%3."/>
       <w:lvlJc w:val="left"/>
       <w:pPr>
-        <w:ind w:left="2160" w:hanging="480"/>
+        <w:ind w:left="2160" w:hanging="360"/>
       </w:pPr>
     </w:lvl>
     <w:lvl w:ilvl="3">
@@ -7374,7 +7122,7 @@
       <w:lvlText w:val="%4."/>
       <w:lvlJc w:val="left"/>
       <w:pPr>
-        <w:ind w:left="2880" w:hanging="480"/>
+        <w:ind w:left="2880" w:hanging="360"/>
       </w:pPr>
     </w:lvl>
     <w:lvl w:ilvl="4">
@@ -7383,7 +7131,7 @@
       <w:lvlText w:val="%5."/>
       <w:lvlJc w:val="left"/>
       <w:pPr>
-        <w:ind w:left="3600" w:hanging="480"/>
+        <w:ind w:left="3600" w:hanging="360"/>
       </w:pPr>
     </w:lvl>
     <w:lvl w:ilvl="5">
@@ -7392,7 +7140,7 @@
       <w:lvlText w:val="%6."/>
       <w:lvlJc w:val="left"/>
       <w:pPr>
-        <w:ind w:left="4320" w:hanging="480"/>
+        <w:ind w:left="4320" w:hanging="360"/>
       </w:pPr>
     </w:lvl>
     <w:lvl w:ilvl="6">
@@ -7401,7 +7149,7 @@
       <w:lvlText w:val="%7."/>
       <w:lvlJc w:val="left"/>
       <w:pPr>
-        <w:ind w:left="5040" w:hanging="480"/>
+        <w:ind w:left="5040" w:hanging="360"/>
       </w:pPr>
     </w:lvl>
     <w:lvl w:ilvl="7">
@@ -7410,7 +7158,7 @@
       <w:lvlText w:val="%8."/>
       <w:lvlJc w:val="left"/>
       <w:pPr>
-        <w:ind w:left="5760" w:hanging="480"/>
+        <w:ind w:left="5760" w:hanging="360"/>
       </w:pPr>
     </w:lvl>
     <w:lvl w:ilvl="8">
@@ -7419,7 +7167,7 @@
       <w:lvlText w:val="%9."/>
       <w:lvlJc w:val="left"/>
       <w:pPr>
-        <w:ind w:left="6480" w:hanging="480"/>
+        <w:ind w:left="6480" w:hanging="360"/>
       </w:pPr>
     </w:lvl>
   </w:abstractNum>
@@ -7428,75 +7176,102 @@
     <w:multiLevelType w:val="multilevel"/>
     <w:lvl w:ilvl="0">
       <w:numFmt w:val="bullet"/>
-      <w:lvlText w:val="•"/>
+      <w:lvlText w:val=""/>
       <w:lvlJc w:val="left"/>
       <w:pPr>
-        <w:ind w:left="720" w:hanging="480"/>
-      </w:pPr>
+        <w:ind w:left="720" w:hanging="360"/>
+      </w:pPr>
+      <w:rPr>
+        <w:rFonts w:ascii="Symbol" w:hAnsi="Symbol" w:cs="Symbol" w:hint="default"/>
+      </w:rPr>
     </w:lvl>
     <w:lvl w:ilvl="1">
       <w:numFmt w:val="bullet"/>
-      <w:lvlText w:val="–"/>
+      <w:lvlText w:val="o"/>
       <w:lvlJc w:val="left"/>
       <w:pPr>
-        <w:ind w:left="1440" w:hanging="480"/>
-      </w:pPr>
+        <w:ind w:left="1440" w:hanging="360"/>
+      </w:pPr>
+      <w:rPr>
+        <w:rFonts w:ascii="Courier New" w:hAnsi="Courier New" w:cs="Courier New" w:hint="default"/>
+      </w:rPr>
     </w:lvl>
     <w:lvl w:ilvl="2">
       <w:numFmt w:val="bullet"/>
-      <w:lvlText w:val="•"/>
+      <w:lvlText w:val=""/>
       <w:lvlJc w:val="left"/>
       <w:pPr>
-        <w:ind w:left="2160" w:hanging="480"/>
-      </w:pPr>
+        <w:ind w:left="2160" w:hanging="360"/>
+      </w:pPr>
+      <w:rPr>
+        <w:rFonts w:ascii="Wingdings" w:hAnsi="Wingdings" w:cs="Wingdings" w:hint="default"/>
+      </w:rPr>
     </w:lvl>
     <w:lvl w:ilvl="3">
       <w:numFmt w:val="bullet"/>
-      <w:lvlText w:val="–"/>
+      <w:lvlText w:val=""/>
       <w:lvlJc w:val="left"/>
       <w:pPr>
-        <w:ind w:left="2880" w:hanging="480"/>
-      </w:pPr>
+        <w:ind w:left="2880" w:hanging="360"/>
+      </w:pPr>
+      <w:rPr>
+        <w:rFonts w:ascii="Symbol" w:hAnsi="Symbol" w:cs="Symbol" w:hint="default"/>
+      </w:rPr>
     </w:lvl>
     <w:lvl w:ilvl="4">
       <w:numFmt w:val="bullet"/>
-      <w:lvlText w:val="•"/>
+      <w:lvlText w:val="o"/>
       <w:lvlJc w:val="left"/>
       <w:pPr>
-        <w:ind w:left="3600" w:hanging="480"/>
-      </w:pPr>
+        <w:ind w:left="3600" w:hanging="360"/>
+      </w:pPr>
+      <w:rPr>
+        <w:rFonts w:ascii="Courier New" w:hAnsi="Courier New" w:cs="Courier New" w:hint="default"/>
+      </w:rPr>
     </w:lvl>
     <w:lvl w:ilvl="5">
       <w:numFmt w:val="bullet"/>
-      <w:lvlText w:val="–"/>
+      <w:lvlText w:val=""/>
       <w:lvlJc w:val="left"/>
       <w:pPr>
-        <w:ind w:left="4320" w:hanging="480"/>
-      </w:pPr>
+        <w:ind w:left="4320" w:hanging="360"/>
+      </w:pPr>
+      <w:rPr>
+        <w:rFonts w:ascii="Wingdings" w:hAnsi="Wingdings" w:cs="Wingdings" w:hint="default"/>
+      </w:rPr>
     </w:lvl>
     <w:lvl w:ilvl="6">
       <w:numFmt w:val="bullet"/>
-      <w:lvlText w:val="•"/>
+      <w:lvlText w:val=""/>
       <w:lvlJc w:val="left"/>
       <w:pPr>
-        <w:ind w:left="5040" w:hanging="480"/>
-      </w:pPr>
+        <w:ind w:left="5040" w:hanging="360"/>
+      </w:pPr>
+      <w:rPr>
+        <w:rFonts w:ascii="Symbol" w:hAnsi="Symbol" w:cs="Symbol" w:hint="default"/>
+      </w:rPr>
     </w:lvl>
     <w:lvl w:ilvl="7">
       <w:numFmt w:val="bullet"/>
-      <w:lvlText w:val="–"/>
+      <w:lvlText w:val="o"/>
       <w:lvlJc w:val="left"/>
       <w:pPr>
-        <w:ind w:left="5760" w:hanging="480"/>
-      </w:pPr>
+        <w:ind w:left="5760" w:hanging="360"/>
+      </w:pPr>
+      <w:rPr>
+        <w:rFonts w:ascii="Courier New" w:hAnsi="Courier New" w:cs="Courier New" w:hint="default"/>
+      </w:rPr>
     </w:lvl>
     <w:lvl w:ilvl="8">
       <w:numFmt w:val="bullet"/>
-      <w:lvlText w:val="•"/>
+      <w:lvlText w:val=""/>
       <w:lvlJc w:val="left"/>
       <w:pPr>
-        <w:ind w:left="6480" w:hanging="480"/>
-      </w:pPr>
+        <w:ind w:left="6480" w:hanging="360"/>
+      </w:pPr>
+      <w:rPr>
+        <w:rFonts w:ascii="Wingdings" w:hAnsi="Wingdings" w:cs="Wingdings" w:hint="default"/>
+      </w:rPr>
     </w:lvl>
   </w:abstractNum>
   <w:num w:numId="1000">
@@ -7956,57 +7731,94 @@
     <w:name w:val="Title"/>
     <w:basedOn w:val="Normal"/>
     <w:next w:val="BodyText"/>
+    <w:link w:val="TitleChar"/>
+    <w:uiPriority w:val="10"/>
     <w:qFormat/>
+    <w:rsid w:val="00A10FD9"/>
     <w:pPr>
-      <w:keepNext/>
-      <w:keepLines/>
-      <w:spacing w:after="240" w:before="480"/>
+      <w:spacing w:after="80" w:line="240" w:lineRule="auto"/>
+      <w:contextualSpacing/>
       <w:jc w:val="center"/>
     </w:pPr>
     <w:rPr>
       <w:rFonts w:asciiTheme="majorHAnsi" w:cstheme="majorBidi" w:eastAsiaTheme="majorEastAsia" w:hAnsiTheme="majorHAnsi"/>
-      <w:b/>
-      <w:bCs/>
-      <w:color w:themeColor="accent1" w:themeShade="B5" w:val="345A8A"/>
-      <w:sz w:val="36"/>
-      <w:szCs w:val="36"/>
+      <w:sz w:val="56"/>
+      <w:szCs w:val="56"/>
+    </w:rPr>
+  </w:style>
+  <w:style w:customStyle="1" w:styleId="TitleChar" w:type="character">
+    <w:name w:val="Title Char"/>
+    <w:basedOn w:val="DefaultParagraphFont"/>
+    <w:link w:val="Title"/>
+    <w:uiPriority w:val="10"/>
+    <w:rsid w:val="00A10FD9"/>
+    <w:rPr>
+      <w:rFonts w:asciiTheme="majorHAnsi" w:cstheme="majorBidi" w:eastAsiaTheme="majorEastAsia" w:hAnsiTheme="majorHAnsi"/>
+      <w:sz w:val="56"/>
+      <w:szCs w:val="56"/>
     </w:rPr>
   </w:style>
   <w:style w:styleId="Subtitle" w:type="paragraph">
     <w:name w:val="Subtitle"/>
     <w:basedOn w:val="Title"/>
     <w:next w:val="BodyText"/>
+    <w:link w:val="SubtitleChar"/>
+    <w:uiPriority w:val="11"/>
     <w:qFormat/>
+    <w:rsid w:val="00A10FD9"/>
     <w:pPr>
-      <w:keepNext/>
-      <w:keepLines/>
-      <w:spacing w:after="240" w:before="240"/>
-      <w:jc w:val="center"/>
+      <w:numPr>
+        <w:ilvl w:val="1"/>
+      </w:numPr>
     </w:pPr>
     <w:rPr>
-      <w:sz w:val="30"/>
-      <w:szCs w:val="30"/>
+      <w:rFonts w:cstheme="majorBidi" w:eastAsiaTheme="majorEastAsia"/>
+      <w:spacing w:val="15"/>
+      <w:sz w:val="28"/>
+      <w:szCs w:val="28"/>
+    </w:rPr>
+  </w:style>
+  <w:style w:customStyle="1" w:styleId="SubtitleChar" w:type="character">
+    <w:name w:val="Subtitle Char"/>
+    <w:basedOn w:val="DefaultParagraphFont"/>
+    <w:link w:val="Subtitle"/>
+    <w:uiPriority w:val="11"/>
+    <w:rsid w:val="00A10FD9"/>
+    <w:rPr>
+      <w:rFonts w:cstheme="majorBidi" w:eastAsiaTheme="majorEastAsia"/>
+      <w:color w:themeColor="text1" w:themeTint="A6" w:val="595959"/>
+      <w:spacing w:val="15"/>
+      <w:sz w:val="28"/>
+      <w:szCs w:val="28"/>
     </w:rPr>
   </w:style>
   <w:style w:customStyle="1" w:styleId="Author" w:type="paragraph">
     <w:name w:val="Author"/>
+    <w:basedOn w:val="Title"/>
     <w:next w:val="BodyText"/>
     <w:qFormat/>
     <w:pPr>
       <w:keepNext/>
       <w:keepLines/>
-      <w:jc w:val="center"/>
     </w:pPr>
+    <w:rPr>
+      <w:sz w:val="24"/>
+      <w:szCs w:val="24"/>
+    </w:rPr>
   </w:style>
   <w:style w:styleId="Date" w:type="paragraph">
     <w:name w:val="Date"/>
+    <w:basedOn w:val="Title"/>
     <w:next w:val="BodyText"/>
     <w:qFormat/>
     <w:pPr>
       <w:keepNext/>
       <w:keepLines/>
-      <w:jc w:val="center"/>
     </w:pPr>
+    <w:rPr>
+      <w:sz w:val="24"/>
+      <w:szCs w:val="24"/>
+    </w:rPr>
   </w:style>
   <w:style w:customStyle="1" w:styleId="AbstractTitle" w:type="paragraph">
     <w:name w:val="Abstract Title"/>
@@ -8021,7 +7833,6 @@
     </w:pPr>
     <w:rPr>
       <w:b/>
-      <w:color w:val="345A8A"/>
       <w:sz w:val="20"/>
       <w:szCs w:val="20"/>
     </w:rPr>
@@ -8050,191 +7861,321 @@
     <w:rPr/>
   </w:style>
   <w:style w:styleId="Heading1" w:type="paragraph">
-    <w:name w:val="Heading 1"/>
+    <w:name w:val="heading 1"/>
     <w:basedOn w:val="Normal"/>
     <w:next w:val="BodyText"/>
+    <w:link w:val="Heading1Char"/>
     <w:uiPriority w:val="9"/>
     <w:qFormat/>
+    <w:rsid w:val="00A10FD9"/>
     <w:pPr>
       <w:keepNext/>
       <w:keepLines/>
-      <w:spacing w:after="0" w:before="480"/>
+      <w:spacing w:after="80" w:before="360"/>
       <w:outlineLvl w:val="0"/>
     </w:pPr>
     <w:rPr>
       <w:rFonts w:asciiTheme="majorHAnsi" w:cstheme="majorBidi" w:eastAsiaTheme="majorEastAsia" w:hAnsiTheme="majorHAnsi"/>
-      <w:b/>
-      <w:bCs/>
-      <w:color w:themeColor="accent1" w:val="4F81BD"/>
+      <w:color w:themeColor="accent1" w:themeShade="BF" w:val="0F4761"/>
+      <w:sz w:val="40"/>
+      <w:szCs w:val="40"/>
+    </w:rPr>
+  </w:style>
+  <w:style w:styleId="Heading2" w:type="paragraph">
+    <w:name w:val="heading 2"/>
+    <w:basedOn w:val="Normal"/>
+    <w:next w:val="BodyText"/>
+    <w:link w:val="Heading2Char"/>
+    <w:uiPriority w:val="9"/>
+    <w:semiHidden/>
+    <w:unhideWhenUsed/>
+    <w:qFormat/>
+    <w:rsid w:val="00A10FD9"/>
+    <w:pPr>
+      <w:keepNext/>
+      <w:keepLines/>
+      <w:spacing w:after="80" w:before="160"/>
+      <w:outlineLvl w:val="1"/>
+    </w:pPr>
+    <w:rPr>
+      <w:rFonts w:asciiTheme="majorHAnsi" w:cstheme="majorBidi" w:eastAsiaTheme="majorEastAsia" w:hAnsiTheme="majorHAnsi"/>
+      <w:color w:themeColor="accent1" w:themeShade="BF" w:val="0F4761"/>
       <w:sz w:val="32"/>
       <w:szCs w:val="32"/>
     </w:rPr>
   </w:style>
-  <w:style w:styleId="Heading2" w:type="paragraph">
-    <w:name w:val="Heading 2"/>
+  <w:style w:styleId="Heading3" w:type="paragraph">
+    <w:name w:val="heading 3"/>
     <w:basedOn w:val="Normal"/>
     <w:next w:val="BodyText"/>
+    <w:link w:val="Heading3Char"/>
     <w:uiPriority w:val="9"/>
+    <w:semiHidden/>
     <w:unhideWhenUsed/>
     <w:qFormat/>
+    <w:rsid w:val="00A10FD9"/>
     <w:pPr>
       <w:keepNext/>
       <w:keepLines/>
-      <w:spacing w:after="0" w:before="200"/>
-      <w:outlineLvl w:val="1"/>
+      <w:spacing w:after="80" w:before="160"/>
+      <w:outlineLvl w:val="2"/>
     </w:pPr>
     <w:rPr>
-      <w:rFonts w:asciiTheme="majorHAnsi" w:cstheme="majorBidi" w:eastAsiaTheme="majorEastAsia" w:hAnsiTheme="majorHAnsi"/>
-      <w:b/>
-      <w:bCs/>
-      <w:color w:themeColor="accent1" w:val="4F81BD"/>
+      <w:rFonts w:cstheme="majorBidi" w:eastAsiaTheme="majorEastAsia"/>
+      <w:color w:themeColor="accent1" w:themeShade="BF" w:val="0F4761"/>
       <w:sz w:val="28"/>
       <w:szCs w:val="28"/>
     </w:rPr>
   </w:style>
-  <w:style w:styleId="Heading3" w:type="paragraph">
-    <w:name w:val="Heading 3"/>
+  <w:style w:styleId="Heading4" w:type="paragraph">
+    <w:name w:val="heading 4"/>
     <w:basedOn w:val="Normal"/>
     <w:next w:val="BodyText"/>
+    <w:link w:val="Heading4Char"/>
     <w:uiPriority w:val="9"/>
+    <w:semiHidden/>
     <w:unhideWhenUsed/>
     <w:qFormat/>
+    <w:rsid w:val="00A10FD9"/>
     <w:pPr>
       <w:keepNext/>
       <w:keepLines/>
-      <w:spacing w:after="0" w:before="200"/>
-      <w:outlineLvl w:val="2"/>
+      <w:spacing w:after="40" w:before="80"/>
+      <w:outlineLvl w:val="3"/>
     </w:pPr>
     <w:rPr>
-      <w:rFonts w:asciiTheme="majorHAnsi" w:cstheme="majorBidi" w:eastAsiaTheme="majorEastAsia" w:hAnsiTheme="majorHAnsi"/>
-      <w:b/>
-      <w:bCs/>
-      <w:color w:themeColor="accent1" w:val="4F81BD"/>
-      <w:sz w:val="24"/>
-      <w:szCs w:val="24"/>
+      <w:rFonts w:cstheme="majorBidi" w:eastAsiaTheme="majorEastAsia"/>
+      <w:i/>
+      <w:iCs/>
+      <w:color w:themeColor="accent1" w:themeShade="BF" w:val="0F4761"/>
     </w:rPr>
   </w:style>
-  <w:style w:styleId="Heading4" w:type="paragraph">
-    <w:name w:val="Heading 4"/>
+  <w:style w:styleId="Heading5" w:type="paragraph">
+    <w:name w:val="heading 5"/>
     <w:basedOn w:val="Normal"/>
     <w:next w:val="BodyText"/>
+    <w:link w:val="Heading5Char"/>
     <w:uiPriority w:val="9"/>
+    <w:semiHidden/>
     <w:unhideWhenUsed/>
     <w:qFormat/>
+    <w:rsid w:val="00A10FD9"/>
     <w:pPr>
       <w:keepNext/>
       <w:keepLines/>
-      <w:spacing w:after="0" w:before="200"/>
-      <w:outlineLvl w:val="3"/>
+      <w:spacing w:after="40" w:before="80"/>
+      <w:outlineLvl w:val="4"/>
     </w:pPr>
     <w:rPr>
-      <w:rFonts w:asciiTheme="majorHAnsi" w:cstheme="majorBidi" w:eastAsiaTheme="majorEastAsia" w:hAnsiTheme="majorHAnsi"/>
-      <w:bCs/>
-      <w:i/>
-      <w:color w:themeColor="accent1" w:val="4F81BD"/>
-      <w:sz w:val="24"/>
-      <w:szCs w:val="24"/>
+      <w:rFonts w:cstheme="majorBidi" w:eastAsiaTheme="majorEastAsia"/>
+      <w:color w:themeColor="accent1" w:themeShade="BF" w:val="0F4761"/>
     </w:rPr>
   </w:style>
-  <w:style w:styleId="Heading5" w:type="paragraph">
-    <w:name w:val="Heading 5"/>
+  <w:style w:styleId="Heading6" w:type="paragraph">
+    <w:name w:val="heading 6"/>
     <w:basedOn w:val="Normal"/>
     <w:next w:val="BodyText"/>
+    <w:link w:val="Heading6Char"/>
     <w:uiPriority w:val="9"/>
+    <w:semiHidden/>
     <w:unhideWhenUsed/>
     <w:qFormat/>
+    <w:rsid w:val="00A10FD9"/>
     <w:pPr>
       <w:keepNext/>
       <w:keepLines/>
-      <w:spacing w:after="0" w:before="200"/>
-      <w:outlineLvl w:val="4"/>
+      <w:spacing w:after="0" w:before="40"/>
+      <w:outlineLvl w:val="5"/>
     </w:pPr>
     <w:rPr>
-      <w:rFonts w:asciiTheme="majorHAnsi" w:cstheme="majorBidi" w:eastAsiaTheme="majorEastAsia" w:hAnsiTheme="majorHAnsi"/>
+      <w:rFonts w:cstheme="majorBidi" w:eastAsiaTheme="majorEastAsia"/>
+      <w:i/>
       <w:iCs/>
-      <w:color w:themeColor="accent1" w:val="4F81BD"/>
-      <w:sz w:val="24"/>
-      <w:szCs w:val="24"/>
+      <w:color w:themeColor="text1" w:themeTint="A6" w:val="595959"/>
     </w:rPr>
   </w:style>
-  <w:style w:styleId="Heading6" w:type="paragraph">
-    <w:name w:val="Heading 6"/>
+  <w:style w:styleId="Heading7" w:type="paragraph">
+    <w:name w:val="heading 7"/>
     <w:basedOn w:val="Normal"/>
     <w:next w:val="BodyText"/>
+    <w:link w:val="Heading7Char"/>
     <w:uiPriority w:val="9"/>
+    <w:semiHidden/>
     <w:unhideWhenUsed/>
     <w:qFormat/>
+    <w:rsid w:val="00A10FD9"/>
     <w:pPr>
       <w:keepNext/>
       <w:keepLines/>
-      <w:spacing w:after="0" w:before="200"/>
-      <w:outlineLvl w:val="5"/>
+      <w:spacing w:after="0" w:before="40"/>
+      <w:outlineLvl w:val="6"/>
     </w:pPr>
     <w:rPr>
-      <w:rFonts w:asciiTheme="majorHAnsi" w:cstheme="majorBidi" w:eastAsiaTheme="majorEastAsia" w:hAnsiTheme="majorHAnsi"/>
-      <w:color w:themeColor="accent1" w:val="4F81BD"/>
-      <w:sz w:val="24"/>
-      <w:szCs w:val="24"/>
+      <w:rFonts w:cstheme="majorBidi" w:eastAsiaTheme="majorEastAsia"/>
+      <w:color w:themeColor="text1" w:themeTint="A6" w:val="595959"/>
     </w:rPr>
   </w:style>
-  <w:style w:styleId="Heading7" w:type="paragraph">
-    <w:name w:val="Heading 7"/>
+  <w:style w:styleId="Heading8" w:type="paragraph">
+    <w:name w:val="heading 8"/>
     <w:basedOn w:val="Normal"/>
     <w:next w:val="BodyText"/>
+    <w:link w:val="Heading8Char"/>
     <w:uiPriority w:val="9"/>
+    <w:semiHidden/>
     <w:unhideWhenUsed/>
     <w:qFormat/>
+    <w:rsid w:val="00A10FD9"/>
     <w:pPr>
       <w:keepNext/>
       <w:keepLines/>
-      <w:spacing w:after="0" w:before="200"/>
-      <w:outlineLvl w:val="6"/>
+      <w:spacing w:after="0"/>
+      <w:outlineLvl w:val="7"/>
     </w:pPr>
     <w:rPr>
-      <w:rFonts w:asciiTheme="majorHAnsi" w:cstheme="majorBidi" w:eastAsiaTheme="majorEastAsia" w:hAnsiTheme="majorHAnsi"/>
-      <w:color w:themeColor="accent1" w:val="4F81BD"/>
-      <w:sz w:val="24"/>
-      <w:szCs w:val="24"/>
+      <w:rFonts w:cstheme="majorBidi" w:eastAsiaTheme="majorEastAsia"/>
+      <w:i/>
+      <w:iCs/>
+      <w:color w:themeColor="text1" w:themeTint="D8" w:val="272727"/>
     </w:rPr>
   </w:style>
-  <w:style w:styleId="Heading8" w:type="paragraph">
-    <w:name w:val="Heading 8"/>
+  <w:style w:styleId="Heading9" w:type="paragraph">
+    <w:name w:val="heading 9"/>
     <w:basedOn w:val="Normal"/>
     <w:next w:val="BodyText"/>
+    <w:link w:val="Heading9Char"/>
     <w:uiPriority w:val="9"/>
+    <w:semiHidden/>
     <w:unhideWhenUsed/>
     <w:qFormat/>
+    <w:rsid w:val="00A10FD9"/>
     <w:pPr>
       <w:keepNext/>
       <w:keepLines/>
-      <w:spacing w:after="0" w:before="200"/>
-      <w:outlineLvl w:val="7"/>
-    </w:pPr>
-    <w:rPr>
-      <w:rFonts w:asciiTheme="majorHAnsi" w:cstheme="majorBidi" w:eastAsiaTheme="majorEastAsia" w:hAnsiTheme="majorHAnsi"/>
-      <w:color w:themeColor="accent1" w:val="4F81BD"/>
-      <w:sz w:val="24"/>
-      <w:szCs w:val="24"/>
-    </w:rPr>
-  </w:style>
-  <w:style w:styleId="Heading9" w:type="paragraph">
-    <w:name w:val="Heading 9"/>
-    <w:basedOn w:val="Normal"/>
-    <w:next w:val="BodyText"/>
-    <w:uiPriority w:val="9"/>
-    <w:unhideWhenUsed/>
-    <w:qFormat/>
-    <w:pPr>
-      <w:keepNext/>
-      <w:keepLines/>
-      <w:spacing w:after="0" w:before="200"/>
+      <w:spacing w:after="0"/>
       <w:outlineLvl w:val="8"/>
     </w:pPr>
     <w:rPr>
+      <w:rFonts w:cstheme="majorBidi" w:eastAsiaTheme="majorEastAsia"/>
+      <w:color w:themeColor="text1" w:themeTint="D8" w:val="272727"/>
+    </w:rPr>
+  </w:style>
+  <w:style w:customStyle="1" w:styleId="Heading1Char" w:type="character">
+    <w:name w:val="Heading 1 Char"/>
+    <w:basedOn w:val="DefaultParagraphFont"/>
+    <w:link w:val="Heading1"/>
+    <w:uiPriority w:val="9"/>
+    <w:rsid w:val="00A10FD9"/>
+    <w:rPr>
       <w:rFonts w:asciiTheme="majorHAnsi" w:cstheme="majorBidi" w:eastAsiaTheme="majorEastAsia" w:hAnsiTheme="majorHAnsi"/>
-      <w:color w:themeColor="accent1" w:val="4F81BD"/>
-      <w:sz w:val="24"/>
-      <w:szCs w:val="24"/>
+      <w:color w:themeColor="accent1" w:themeShade="BF" w:val="0F4761"/>
+      <w:sz w:val="40"/>
+      <w:szCs w:val="40"/>
+    </w:rPr>
+  </w:style>
+  <w:style w:customStyle="1" w:styleId="Heading2Char" w:type="character">
+    <w:name w:val="Heading 2 Char"/>
+    <w:basedOn w:val="DefaultParagraphFont"/>
+    <w:link w:val="Heading2"/>
+    <w:uiPriority w:val="9"/>
+    <w:semiHidden/>
+    <w:rsid w:val="00A10FD9"/>
+    <w:rPr>
+      <w:rFonts w:asciiTheme="majorHAnsi" w:cstheme="majorBidi" w:eastAsiaTheme="majorEastAsia" w:hAnsiTheme="majorHAnsi"/>
+      <w:color w:themeColor="accent1" w:themeShade="BF" w:val="0F4761"/>
+      <w:sz w:val="32"/>
+      <w:szCs w:val="32"/>
+    </w:rPr>
+  </w:style>
+  <w:style w:customStyle="1" w:styleId="Heading3Char" w:type="character">
+    <w:name w:val="Heading 3 Char"/>
+    <w:basedOn w:val="DefaultParagraphFont"/>
+    <w:link w:val="Heading3"/>
+    <w:uiPriority w:val="9"/>
+    <w:semiHidden/>
+    <w:rsid w:val="00A10FD9"/>
+    <w:rPr>
+      <w:rFonts w:cstheme="majorBidi" w:eastAsiaTheme="majorEastAsia"/>
+      <w:color w:themeColor="accent1" w:themeShade="BF" w:val="0F4761"/>
+      <w:sz w:val="28"/>
+      <w:szCs w:val="28"/>
+    </w:rPr>
+  </w:style>
+  <w:style w:customStyle="1" w:styleId="Heading4Char" w:type="character">
+    <w:name w:val="Heading 4 Char"/>
+    <w:basedOn w:val="DefaultParagraphFont"/>
+    <w:link w:val="Heading4"/>
+    <w:uiPriority w:val="9"/>
+    <w:semiHidden/>
+    <w:rsid w:val="00A10FD9"/>
+    <w:rPr>
+      <w:rFonts w:cstheme="majorBidi" w:eastAsiaTheme="majorEastAsia"/>
+      <w:i/>
+      <w:iCs/>
+      <w:color w:themeColor="accent1" w:themeShade="BF" w:val="0F4761"/>
+    </w:rPr>
+  </w:style>
+  <w:style w:customStyle="1" w:styleId="Heading5Char" w:type="character">
+    <w:name w:val="Heading 5 Char"/>
+    <w:basedOn w:val="DefaultParagraphFont"/>
+    <w:link w:val="Heading5"/>
+    <w:uiPriority w:val="9"/>
+    <w:semiHidden/>
+    <w:rsid w:val="00A10FD9"/>
+    <w:rPr>
+      <w:rFonts w:cstheme="majorBidi" w:eastAsiaTheme="majorEastAsia"/>
+      <w:color w:themeColor="accent1" w:themeShade="BF" w:val="0F4761"/>
+    </w:rPr>
+  </w:style>
+  <w:style w:customStyle="1" w:styleId="Heading6Char" w:type="character">
+    <w:name w:val="Heading 6 Char"/>
+    <w:basedOn w:val="DefaultParagraphFont"/>
+    <w:link w:val="Heading6"/>
+    <w:uiPriority w:val="9"/>
+    <w:semiHidden/>
+    <w:rsid w:val="00A10FD9"/>
+    <w:rPr>
+      <w:rFonts w:cstheme="majorBidi" w:eastAsiaTheme="majorEastAsia"/>
+      <w:i/>
+      <w:iCs/>
+      <w:color w:themeColor="text1" w:themeTint="A6" w:val="595959"/>
+    </w:rPr>
+  </w:style>
+  <w:style w:customStyle="1" w:styleId="Heading7Char" w:type="character">
+    <w:name w:val="Heading 7 Char"/>
+    <w:basedOn w:val="DefaultParagraphFont"/>
+    <w:link w:val="Heading7"/>
+    <w:uiPriority w:val="9"/>
+    <w:semiHidden/>
+    <w:rsid w:val="00A10FD9"/>
+    <w:rPr>
+      <w:rFonts w:cstheme="majorBidi" w:eastAsiaTheme="majorEastAsia"/>
+      <w:color w:themeColor="text1" w:themeTint="A6" w:val="595959"/>
+    </w:rPr>
+  </w:style>
+  <w:style w:customStyle="1" w:styleId="Heading8Char" w:type="character">
+    <w:name w:val="Heading 8 Char"/>
+    <w:basedOn w:val="DefaultParagraphFont"/>
+    <w:link w:val="Heading8"/>
+    <w:uiPriority w:val="9"/>
+    <w:semiHidden/>
+    <w:rsid w:val="00A10FD9"/>
+    <w:rPr>
+      <w:rFonts w:cstheme="majorBidi" w:eastAsiaTheme="majorEastAsia"/>
+      <w:i/>
+      <w:iCs/>
+      <w:color w:themeColor="text1" w:themeTint="D8" w:val="272727"/>
+    </w:rPr>
+  </w:style>
+  <w:style w:customStyle="1" w:styleId="Heading9Char" w:type="character">
+    <w:name w:val="Heading 9 Char"/>
+    <w:basedOn w:val="DefaultParagraphFont"/>
+    <w:link w:val="Heading9"/>
+    <w:uiPriority w:val="9"/>
+    <w:semiHidden/>
+    <w:rsid w:val="00A10FD9"/>
+    <w:rPr>
+      <w:rFonts w:cstheme="majorBidi" w:eastAsiaTheme="majorEastAsia"/>
+      <w:color w:themeColor="text1" w:themeTint="D8" w:val="272727"/>
     </w:rPr>
   </w:style>
   <w:style w:styleId="BlockText" w:type="paragraph">
@@ -8259,8 +8200,8 @@
   </w:style>
   <w:style w:styleId="FootnoteBlockText" w:type="paragraph">
     <w:name w:val="Footnote Block Text"/>
-    <w:basedOn w:val="Footnote Text"/>
-    <w:next w:val="Footnote Text"/>
+    <w:basedOn w:val="FootnoteText"/>
+    <w:next w:val="FootnoteText"/>
     <w:uiPriority w:val="9"/>
     <w:unhideWhenUsed/>
     <w:qFormat/>
@@ -8652,44 +8593,44 @@
         <a:sysClr val="window" lastClr="FFFFFF"/>
       </a:lt1>
       <a:dk2>
-        <a:srgbClr val="1F497D"/>
+        <a:srgbClr val="0E2841"/>
       </a:dk2>
       <a:lt2>
-        <a:srgbClr val="EEECE1"/>
+        <a:srgbClr val="E8E8E8"/>
       </a:lt2>
       <a:accent1>
-        <a:srgbClr val="4F81BD"/>
+        <a:srgbClr val="156082"/>
       </a:accent1>
       <a:accent2>
-        <a:srgbClr val="C0504D"/>
+        <a:srgbClr val="E97132"/>
       </a:accent2>
       <a:accent3>
-        <a:srgbClr val="9BBB59"/>
+        <a:srgbClr val="196B24"/>
       </a:accent3>
       <a:accent4>
-        <a:srgbClr val="8064A2"/>
+        <a:srgbClr val="0F9ED5"/>
       </a:accent4>
       <a:accent5>
-        <a:srgbClr val="4BACC6"/>
+        <a:srgbClr val="A02B93"/>
       </a:accent5>
       <a:accent6>
-        <a:srgbClr val="F79646"/>
+        <a:srgbClr val="4EA72E"/>
       </a:accent6>
       <a:hlink>
-        <a:srgbClr val="0000FF"/>
+        <a:srgbClr val="467886"/>
       </a:hlink>
       <a:folHlink>
-        <a:srgbClr val="800080"/>
+        <a:srgbClr val="96607D"/>
       </a:folHlink>
     </a:clrScheme>
     <a:fontScheme name="Office">
       <a:majorFont>
-        <a:latin typeface="Calibri"/>
+        <a:latin typeface="Aptos Display" panose="02110004020202020204"/>
         <a:ea typeface=""/>
         <a:cs typeface=""/>
-        <a:font script="Jpan" typeface="ＭＳ ゴシック"/>
+        <a:font script="Jpan" typeface="游ゴシック Light"/>
         <a:font script="Hang" typeface="맑은 고딕"/>
-        <a:font script="Hans" typeface="宋体"/>
+        <a:font script="Hans" typeface="等线 Light"/>
         <a:font script="Hant" typeface="新細明體"/>
         <a:font script="Arab" typeface="Times New Roman"/>
         <a:font script="Hebr" typeface="Times New Roman"/>
@@ -8716,14 +8657,32 @@
         <a:font script="Mong" typeface="Mongolian Baiti"/>
         <a:font script="Viet" typeface="Times New Roman"/>
         <a:font script="Uigh" typeface="Microsoft Uighur"/>
+        <a:font script="Geor" typeface="Sylfaen"/>
+        <a:font script="Armn" typeface="Arial"/>
+        <a:font script="Bugi" typeface="Leelawadee UI"/>
+        <a:font script="Bopo" typeface="Microsoft JhengHei"/>
+        <a:font script="Java" typeface="Javanese Text"/>
+        <a:font script="Lisu" typeface="Segoe UI"/>
+        <a:font script="Mymr" typeface="Myanmar Text"/>
+        <a:font script="Nkoo" typeface="Ebrima"/>
+        <a:font script="Olck" typeface="Nirmala UI"/>
+        <a:font script="Osma" typeface="Ebrima"/>
+        <a:font script="Phag" typeface="Phagspa"/>
+        <a:font script="Syrn" typeface="Estrangelo Edessa"/>
+        <a:font script="Syrj" typeface="Estrangelo Edessa"/>
+        <a:font script="Syre" typeface="Estrangelo Edessa"/>
+        <a:font script="Sora" typeface="Nirmala UI"/>
+        <a:font script="Tale" typeface="Microsoft Tai Le"/>
+        <a:font script="Talu" typeface="Microsoft New Tai Lue"/>
+        <a:font script="Tfng" typeface="Ebrima"/>
       </a:majorFont>
       <a:minorFont>
-        <a:latin typeface="Cambria"/>
+        <a:latin typeface="Aptos" panose="02110004020202020204"/>
         <a:ea typeface=""/>
         <a:cs typeface=""/>
-        <a:font script="Jpan" typeface="ＭＳ 明朝"/>
+        <a:font script="Jpan" typeface="游明朝"/>
         <a:font script="Hang" typeface="맑은 고딕"/>
-        <a:font script="Hans" typeface="宋体"/>
+        <a:font script="Hans" typeface="等线"/>
         <a:font script="Hant" typeface="新細明體"/>
         <a:font script="Arab" typeface="Arial"/>
         <a:font script="Hebr" typeface="Arial"/>
@@ -8750,6 +8709,24 @@
         <a:font script="Mong" typeface="Mongolian Baiti"/>
         <a:font script="Viet" typeface="Arial"/>
         <a:font script="Uigh" typeface="Microsoft Uighur"/>
+        <a:font script="Geor" typeface="Sylfaen"/>
+        <a:font script="Armn" typeface="Arial"/>
+        <a:font script="Bugi" typeface="Leelawadee UI"/>
+        <a:font script="Bopo" typeface="Microsoft JhengHei"/>
+        <a:font script="Java" typeface="Javanese Text"/>
+        <a:font script="Lisu" typeface="Segoe UI"/>
+        <a:font script="Mymr" typeface="Myanmar Text"/>
+        <a:font script="Nkoo" typeface="Ebrima"/>
+        <a:font script="Olck" typeface="Nirmala UI"/>
+        <a:font script="Osma" typeface="Ebrima"/>
+        <a:font script="Phag" typeface="Phagspa"/>
+        <a:font script="Syrn" typeface="Estrangelo Edessa"/>
+        <a:font script="Syrj" typeface="Estrangelo Edessa"/>
+        <a:font script="Syre" typeface="Estrangelo Edessa"/>
+        <a:font script="Sora" typeface="Nirmala UI"/>
+        <a:font script="Tale" typeface="Microsoft Tai Le"/>
+        <a:font script="Talu" typeface="Microsoft New Tai Lue"/>
+        <a:font script="Tfng" typeface="Ebrima"/>
       </a:minorFont>
     </a:fontScheme>
     <a:fmtScheme name="Office">
@@ -8761,200 +8738,141 @@
           <a:gsLst>
             <a:gs pos="0">
               <a:schemeClr val="phClr">
-                <a:tint val="50000"/>
-                <a:satMod val="300000"/>
+                <a:lumMod val="110000"/>
+                <a:satMod val="105000"/>
+                <a:tint val="67000"/>
               </a:schemeClr>
             </a:gs>
-            <a:gs pos="35000">
+            <a:gs pos="50000">
               <a:schemeClr val="phClr">
-                <a:tint val="37000"/>
-                <a:satMod val="300000"/>
+                <a:lumMod val="105000"/>
+                <a:satMod val="103000"/>
+                <a:tint val="73000"/>
               </a:schemeClr>
             </a:gs>
             <a:gs pos="100000">
               <a:schemeClr val="phClr">
-                <a:tint val="15000"/>
-                <a:satMod val="350000"/>
+                <a:lumMod val="105000"/>
+                <a:satMod val="109000"/>
+                <a:tint val="81000"/>
               </a:schemeClr>
             </a:gs>
           </a:gsLst>
-          <a:lin ang="16200000" scaled="1"/>
+          <a:lin ang="5400000" scaled="0"/>
         </a:gradFill>
         <a:gradFill rotWithShape="1">
           <a:gsLst>
             <a:gs pos="0">
               <a:schemeClr val="phClr">
-                <a:tint val="100000"/>
+                <a:satMod val="103000"/>
+                <a:lumMod val="102000"/>
+                <a:tint val="94000"/>
+              </a:schemeClr>
+            </a:gs>
+            <a:gs pos="50000">
+              <a:schemeClr val="phClr">
+                <a:satMod val="110000"/>
+                <a:lumMod val="100000"/>
                 <a:shade val="100000"/>
-                <a:satMod val="130000"/>
               </a:schemeClr>
             </a:gs>
             <a:gs pos="100000">
               <a:schemeClr val="phClr">
-                <a:tint val="50000"/>
-                <a:shade val="100000"/>
-                <a:satMod val="350000"/>
+                <a:lumMod val="99000"/>
+                <a:satMod val="120000"/>
+                <a:shade val="78000"/>
               </a:schemeClr>
             </a:gs>
           </a:gsLst>
-          <a:lin ang="16200000" scaled="0"/>
+          <a:lin ang="5400000" scaled="0"/>
         </a:gradFill>
       </a:fillStyleLst>
       <a:lnStyleLst>
-        <a:ln w="9525" cap="flat" cmpd="sng" algn="ctr">
-          <a:solidFill>
-            <a:schemeClr val="phClr">
-              <a:shade val="95000"/>
-              <a:satMod val="105000"/>
-            </a:schemeClr>
-          </a:solidFill>
-          <a:prstDash val="solid"/>
-        </a:ln>
-        <a:ln w="25400" cap="flat" cmpd="sng" algn="ctr">
+        <a:ln w="6350" cap="flat" cmpd="sng" algn="ctr">
           <a:solidFill>
             <a:schemeClr val="phClr"/>
           </a:solidFill>
           <a:prstDash val="solid"/>
+          <a:miter lim="800000"/>
         </a:ln>
-        <a:ln w="38100" cap="flat" cmpd="sng" algn="ctr">
+        <a:ln w="12700" cap="flat" cmpd="sng" algn="ctr">
           <a:solidFill>
             <a:schemeClr val="phClr"/>
           </a:solidFill>
           <a:prstDash val="solid"/>
+          <a:miter lim="800000"/>
+        </a:ln>
+        <a:ln w="19050" cap="flat" cmpd="sng" algn="ctr">
+          <a:solidFill>
+            <a:schemeClr val="phClr"/>
+          </a:solidFill>
+          <a:prstDash val="solid"/>
+          <a:miter lim="800000"/>
         </a:ln>
       </a:lnStyleLst>
       <a:effectStyleLst>
         <a:effectStyle>
+          <a:effectLst/>
+        </a:effectStyle>
+        <a:effectStyle>
+          <a:effectLst/>
+        </a:effectStyle>
+        <a:effectStyle>
           <a:effectLst>
-            <a:outerShdw blurRad="40000" dist="20000" dir="5400000" rotWithShape="0">
+            <a:outerShdw blurRad="57150" dist="19050" dir="5400000" algn="ctr" rotWithShape="0">
               <a:srgbClr val="000000">
-                <a:alpha val="38000"/>
+                <a:alpha val="63000"/>
               </a:srgbClr>
             </a:outerShdw>
           </a:effectLst>
-        </a:effectStyle>
-        <a:effectStyle>
-          <a:effectLst>
-            <a:outerShdw blurRad="40000" dist="23000" dir="5400000" rotWithShape="0">
-              <a:srgbClr val="000000">
-                <a:alpha val="35000"/>
-              </a:srgbClr>
-            </a:outerShdw>
-          </a:effectLst>
-        </a:effectStyle>
-        <a:effectStyle>
-          <a:effectLst>
-            <a:outerShdw blurRad="40000" dist="23000" dir="5400000" rotWithShape="0">
-              <a:srgbClr val="000000">
-                <a:alpha val="35000"/>
-              </a:srgbClr>
-            </a:outerShdw>
-          </a:effectLst>
-          <a:scene3d>
-            <a:camera prst="orthographicFront">
-              <a:rot lat="0" lon="0" rev="0"/>
-            </a:camera>
-            <a:lightRig rig="threePt" dir="t">
-              <a:rot lat="0" lon="0" rev="1200000"/>
-            </a:lightRig>
-          </a:scene3d>
-          <a:sp3d>
-            <a:bevelT w="63500" h="25400"/>
-          </a:sp3d>
         </a:effectStyle>
       </a:effectStyleLst>
       <a:bgFillStyleLst>
         <a:solidFill>
           <a:schemeClr val="phClr"/>
         </a:solidFill>
+        <a:solidFill>
+          <a:schemeClr val="phClr">
+            <a:tint val="95000"/>
+            <a:satMod val="170000"/>
+          </a:schemeClr>
+        </a:solidFill>
         <a:gradFill rotWithShape="1">
           <a:gsLst>
             <a:gs pos="0">
               <a:schemeClr val="phClr">
-                <a:tint val="40000"/>
-                <a:satMod val="350000"/>
+                <a:tint val="93000"/>
+                <a:satMod val="150000"/>
+                <a:shade val="98000"/>
+                <a:lumMod val="102000"/>
               </a:schemeClr>
             </a:gs>
-            <a:gs pos="40000">
+            <a:gs pos="50000">
               <a:schemeClr val="phClr">
-                <a:tint val="45000"/>
-                <a:shade val="99000"/>
-                <a:satMod val="350000"/>
+                <a:tint val="98000"/>
+                <a:satMod val="130000"/>
+                <a:shade val="90000"/>
+                <a:lumMod val="103000"/>
               </a:schemeClr>
             </a:gs>
             <a:gs pos="100000">
               <a:schemeClr val="phClr">
-                <a:shade val="20000"/>
-                <a:satMod val="255000"/>
+                <a:shade val="63000"/>
+                <a:satMod val="120000"/>
               </a:schemeClr>
             </a:gs>
           </a:gsLst>
-          <a:path path="circle">
-            <a:fillToRect l="50000" t="-80000" r="50000" b="180000"/>
-          </a:path>
-        </a:gradFill>
-        <a:gradFill rotWithShape="1">
-          <a:gsLst>
-            <a:gs pos="0">
-              <a:schemeClr val="phClr">
-                <a:tint val="80000"/>
-                <a:satMod val="300000"/>
-              </a:schemeClr>
-            </a:gs>
-            <a:gs pos="100000">
-              <a:schemeClr val="phClr">
-                <a:shade val="30000"/>
-                <a:satMod val="200000"/>
-              </a:schemeClr>
-            </a:gs>
-          </a:gsLst>
-          <a:path path="circle">
-            <a:fillToRect l="50000" t="50000" r="50000" b="50000"/>
-          </a:path>
+          <a:lin ang="5400000" scaled="0"/>
         </a:gradFill>
       </a:bgFillStyleLst>
     </a:fmtScheme>
   </a:themeElements>
-  <a:objectDefaults>
-    <a:spDef>
-      <a:spPr/>
-      <a:bodyPr/>
-      <a:lstStyle/>
-      <a:style>
-        <a:lnRef idx="1">
-          <a:schemeClr val="accent1"/>
-        </a:lnRef>
-        <a:fillRef idx="3">
-          <a:schemeClr val="accent1"/>
-        </a:fillRef>
-        <a:effectRef idx="2">
-          <a:schemeClr val="accent1"/>
-        </a:effectRef>
-        <a:fontRef idx="minor">
-          <a:schemeClr val="lt1"/>
-        </a:fontRef>
-      </a:style>
-    </a:spDef>
-    <a:lnDef>
-      <a:spPr/>
-      <a:bodyPr/>
-      <a:lstStyle/>
-      <a:style>
-        <a:lnRef idx="2">
-          <a:schemeClr val="accent1"/>
-        </a:lnRef>
-        <a:fillRef idx="0">
-          <a:schemeClr val="accent1"/>
-        </a:fillRef>
-        <a:effectRef idx="1">
-          <a:schemeClr val="accent1"/>
-        </a:effectRef>
-        <a:fontRef idx="minor">
-          <a:schemeClr val="tx1"/>
-        </a:fontRef>
-      </a:style>
-    </a:lnDef>
-  </a:objectDefaults>
+  <a:objectDefaults/>
   <a:extraClrSchemeLst/>
+  <a:extLst>
+    <a:ext uri="{05A4C25C-085E-4340-85A3-A5531E510DB2}">
+      <thm15:themeFamily xmlns:thm15="http://schemas.microsoft.com/office/thememl/2012/main" name="Office Theme" id="{2E142A2C-CD16-42D6-873A-C26D2A0506FA}" vid="{1BDDFF52-6CD6-40A5-AB3C-68EB2F1E4D0A}"/>
+    </a:ext>
+  </a:extLst>
 </a:theme>
 </file>